--- a/entregas-0712312/rastreados/9 APC 0712312-91 ACA Marcos DP inexigibilidade do débito de água obrigação pessoal ausência de prova.docx
+++ b/entregas-0712312/rastreados/9 APC 0712312-91 ACA Marcos DP inexigibilidade do débito de água obrigação pessoal ausência de prova.docx
@@ -1018,7 +1018,7 @@
           <w:sz w:val="28"/>
           <w:szCs w:val="28"/>
         </w:rPr>
-        <w:pPrChange w:id="1307" w:author="Assessor GDSXSR" w:date="2026-10-29T00:08:30Z">
+        <w:pPrChange w:id="1434" w:author="Assessor GDSXSR" w:date="2026-10-29T19:59:18Z">
           <w:pPr>
             <w:spacing w:after="0" w:line="360" w:lineRule="auto"/>
             <w:jc w:val="center"/>
@@ -1196,7 +1196,7 @@
         </w:rPr>
         <w:t xml:space="preserve">. </w:t>
       </w:r>
-      <w:del w:id="1005" w:author="Assessor GDSXSR" w:date="2026-10-29T00:08:30Z">
+      <w:del w:id="1005" w:author="Assessor GDSXSR" w:date="2026-10-29T19:59:18Z">
         <w:r>
           <w:rPr>
             <w:rFonts w:ascii="Arial" w:hAnsi="Arial" w:cs="Arial"/>
@@ -1266,7 +1266,7 @@
         <w:spacing w:after="0" w:line="360" w:lineRule="auto"/>
         <w:jc w:val="both"/>
         <w:rPr>
-          <w:ins w:id="1036" w:author="Assessor GDSXSR" w:date="2026-10-29T00:08:30Z"/>
+          <w:ins w:id="1036" w:author="Assessor GDSXSR" w:date="2026-10-29T19:59:18Z"/>
         </w:rPr>
       </w:pPr>
       <w:commentRangeStart w:id="7"/>
@@ -1278,7 +1278,7 @@
         </w:rPr>
         <w:t xml:space="preserve">1. </w:t>
       </w:r>
-      <w:del w:id="1006" w:author="Assessor GDSXSR" w:date="2026-10-29T00:08:30Z">
+      <w:del w:id="1006" w:author="Assessor GDSXSR" w:date="2026-10-29T19:59:18Z">
         <w:r>
           <w:rPr>
             <w:rFonts w:ascii="Arial" w:hAnsi="Arial" w:eastAsia="Arial" w:cs="Arial"/>
@@ -1288,7 +1288,7 @@
           <w:delText xml:space="preserve">Apelação</w:delText>
         </w:r>
       </w:del>
-      <w:ins w:id="1007" w:author="Assessor GDSXSR" w:date="2026-10-29T00:08:30Z">
+      <w:ins w:id="1007" w:author="Assessor GDSXSR" w:date="2026-10-29T19:59:18Z">
         <w:r>
           <w:rPr>
             <w:rFonts w:ascii="Arial" w:hAnsi="Arial" w:eastAsia="Arial" w:cs="Arial"/>
@@ -1307,7 +1307,7 @@
         </w:rPr>
         <w:t xml:space="preserve"> </w:t>
       </w:r>
-      <w:del w:id="1008" w:author="Assessor GDSXSR" w:date="2026-10-29T00:08:30Z">
+      <w:del w:id="1008" w:author="Assessor GDSXSR" w:date="2026-10-29T19:59:18Z">
         <w:r>
           <w:rPr>
             <w:rFonts w:ascii="Arial" w:hAnsi="Arial" w:eastAsia="Arial" w:cs="Arial"/>
@@ -1317,7 +1317,7 @@
           <w:delText xml:space="preserve">interposta</w:delText>
         </w:r>
       </w:del>
-      <w:ins w:id="1009" w:author="Assessor GDSXSR" w:date="2026-10-29T00:08:30Z">
+      <w:ins w:id="1009" w:author="Assessor GDSXSR" w:date="2026-10-29T19:59:18Z">
         <w:r>
           <w:rPr>
             <w:rFonts w:ascii="Arial" w:hAnsi="Arial" w:eastAsia="Arial" w:cs="Arial"/>
@@ -1344,7 +1344,7 @@
         </w:rPr>
         <w:t xml:space="preserve">pela </w:t>
       </w:r>
-      <w:del w:id="1010" w:author="Assessor GDSXSR" w:date="2026-10-29T00:08:30Z">
+      <w:del w:id="1010" w:author="Assessor GDSXSR" w:date="2026-10-29T19:59:18Z">
         <w:r>
           <w:rPr>
             <w:rFonts w:ascii="Arial" w:hAnsi="Arial" w:eastAsia="Arial" w:cs="Arial"/>
@@ -1354,7 +1354,7 @@
           <w:delText xml:space="preserve">autora</w:delText>
         </w:r>
       </w:del>
-      <w:ins w:id="1011" w:author="Assessor GDSXSR" w:date="2026-10-29T00:08:30Z">
+      <w:ins w:id="1011" w:author="Assessor GDSXSR" w:date="2026-10-29T19:59:18Z">
         <w:r>
           <w:rPr>
             <w:rFonts w:ascii="Arial" w:hAnsi="Arial" w:eastAsia="Arial" w:cs="Arial"/>
@@ -1381,7 +1381,7 @@
         </w:rPr>
         <w:t xml:space="preserve">contra </w:t>
       </w:r>
-      <w:del w:id="1012" w:author="Assessor GDSXSR" w:date="2026-10-29T00:08:30Z">
+      <w:del w:id="1012" w:author="Assessor GDSXSR" w:date="2026-10-29T19:59:18Z">
         <w:r>
           <w:rPr>
             <w:rFonts w:ascii="Arial" w:hAnsi="Arial" w:eastAsia="Arial" w:cs="Arial"/>
@@ -1391,7 +1391,7 @@
           <w:delText xml:space="preserve">sentença</w:delText>
         </w:r>
       </w:del>
-      <w:ins w:id="1013" w:author="Assessor GDSXSR" w:date="2026-10-29T00:08:30Z">
+      <w:ins w:id="1013" w:author="Assessor GDSXSR" w:date="2026-10-29T19:59:18Z">
         <w:r>
           <w:rPr>
             <w:rFonts w:ascii="Arial" w:hAnsi="Arial" w:eastAsia="Arial" w:cs="Arial"/>
@@ -1410,7 +1410,7 @@
         </w:rPr>
         <w:t xml:space="preserve"> que</w:t>
       </w:r>
-      <w:ins w:id="1014" w:author="Assessor GDSXSR" w:date="2026-10-29T00:08:30Z">
+      <w:ins w:id="1014" w:author="Assessor GDSXSR" w:date="2026-10-29T19:59:18Z">
         <w:r>
           <w:rPr>
             <w:rFonts w:ascii="Arial" w:hAnsi="Arial" w:eastAsia="Arial" w:cs="Arial"/>
@@ -1427,10 +1427,10 @@
         <w:spacing w:after="0" w:line="360" w:lineRule="auto"/>
         <w:jc w:val="both"/>
         <w:rPr>
-          <w:ins w:id="1037" w:author="Assessor GDSXSR" w:date="2026-10-29T00:08:30Z"/>
-        </w:rPr>
-      </w:pPr>
-      <w:ins w:id="1015" w:author="Assessor GDSXSR" w:date="2026-10-29T00:08:30Z">
+          <w:ins w:id="1037" w:author="Assessor GDSXSR" w:date="2026-10-29T19:59:18Z"/>
+        </w:rPr>
+      </w:pPr>
+      <w:ins w:id="1015" w:author="Assessor GDSXSR" w:date="2026-10-29T19:59:18Z">
         <w:r>
           <w:rPr>
             <w:rFonts w:ascii="Arial" w:hAnsi="Arial" w:eastAsia="Arial" w:cs="Arial"/>
@@ -1449,7 +1449,7 @@
         </w:rPr>
         <w:t xml:space="preserve"> julgou parcialmente procedentes os pedidos para declarar a inexigibilidade de parte dos débitos cobrados</w:t>
       </w:r>
-      <w:del w:id="1016" w:author="Assessor GDSXSR" w:date="2026-10-29T00:08:30Z">
+      <w:del w:id="1016" w:author="Assessor GDSXSR" w:date="2026-10-29T19:59:18Z">
         <w:r>
           <w:rPr>
             <w:rFonts w:ascii="Arial" w:hAnsi="Arial" w:eastAsia="Arial" w:cs="Arial"/>
@@ -1467,7 +1467,7 @@
         </w:rPr>
         <w:t xml:space="preserve">, manter a exigibilidade da fatura</w:t>
       </w:r>
-      <w:del w:id="1017" w:author="Assessor GDSXSR" w:date="2026-10-29T00:08:30Z">
+      <w:del w:id="1017" w:author="Assessor GDSXSR" w:date="2026-10-29T19:59:18Z">
         <w:r>
           <w:rPr>
             <w:rFonts w:ascii="Arial" w:hAnsi="Arial" w:eastAsia="Arial" w:cs="Arial"/>
@@ -1496,7 +1496,7 @@
           <w:szCs w:val="28"/>
         </w:rPr>
       </w:pPr>
-      <w:ins w:id="1018" w:author="Assessor GDSXSR" w:date="2026-10-29T00:08:30Z">
+      <w:ins w:id="1018" w:author="Assessor GDSXSR" w:date="2026-10-29T19:59:18Z">
         <w:r>
           <w:rPr>
             <w:rFonts w:ascii="Arial" w:hAnsi="Arial" w:eastAsia="Arial" w:cs="Arial"/>
@@ -1515,7 +1515,7 @@
         </w:rPr>
         <w:t xml:space="preserve"> A autora </w:t>
       </w:r>
-      <w:del w:id="1019" w:author="Assessor GDSXSR" w:date="2026-10-29T00:08:30Z">
+      <w:del w:id="1019" w:author="Assessor GDSXSR" w:date="2026-10-29T19:59:18Z">
         <w:r>
           <w:rPr>
             <w:rFonts w:ascii="Arial" w:hAnsi="Arial" w:eastAsia="Arial" w:cs="Arial"/>
@@ -1525,7 +1525,7 @@
           <w:delText xml:space="preserve">pretende</w:delText>
         </w:r>
       </w:del>
-      <w:ins w:id="1020" w:author="Assessor GDSXSR" w:date="2026-10-29T00:08:30Z">
+      <w:ins w:id="1020" w:author="Assessor GDSXSR" w:date="2026-10-29T19:59:18Z">
         <w:r>
           <w:rPr>
             <w:rFonts w:ascii="Arial" w:hAnsi="Arial" w:eastAsia="Arial" w:cs="Arial"/>
@@ -1552,7 +1552,7 @@
         </w:rPr>
         <w:t xml:space="preserve">que </w:t>
       </w:r>
-      <w:del w:id="1021" w:author="Assessor GDSXSR" w:date="2026-10-29T00:08:30Z">
+      <w:del w:id="1021" w:author="Assessor GDSXSR" w:date="2026-10-29T19:59:18Z">
         <w:r>
           <w:rPr>
             <w:rFonts w:ascii="Arial" w:hAnsi="Arial" w:eastAsia="Arial" w:cs="Arial"/>
@@ -1578,7 +1578,7 @@
         </w:rPr>
         <w:t xml:space="preserve">a</w:t>
       </w:r>
-      <w:del w:id="1022" w:author="Assessor GDSXSR" w:date="2026-10-29T00:08:30Z">
+      <w:del w:id="1022" w:author="Assessor GDSXSR" w:date="2026-10-29T19:59:18Z">
         <w:r>
           <w:rPr>
             <w:rFonts w:ascii="Arial" w:hAnsi="Arial" w:eastAsia="Arial" w:cs="Arial"/>
@@ -1644,7 +1644,7 @@
         </w:rPr>
         <w:t xml:space="preserve"> dezembro de 2020 </w:t>
       </w:r>
-      <w:del w:id="1023" w:author="Assessor GDSXSR" w:date="2026-10-29T00:08:30Z">
+      <w:del w:id="1023" w:author="Assessor GDSXSR" w:date="2026-10-29T19:59:18Z">
         <w:r>
           <w:rPr>
             <w:rFonts w:ascii="Arial" w:hAnsi="Arial" w:eastAsia="Arial" w:cs="Arial"/>
@@ -1654,7 +1654,7 @@
           <w:delText xml:space="preserve">e</w:delText>
         </w:r>
       </w:del>
-      <w:ins w:id="1024" w:author="Assessor GDSXSR" w:date="2026-10-29T00:08:30Z">
+      <w:ins w:id="1024" w:author="Assessor GDSXSR" w:date="2026-10-29T19:59:18Z">
         <w:r>
           <w:rPr>
             <w:rFonts w:ascii="Arial" w:hAnsi="Arial" w:eastAsia="Arial" w:cs="Arial"/>
@@ -1673,7 +1673,7 @@
         </w:rPr>
         <w:t xml:space="preserve"> a </w:t>
       </w:r>
-      <w:del w:id="1025" w:author="Assessor GDSXSR" w:date="2026-10-29T00:08:30Z">
+      <w:del w:id="1025" w:author="Assessor GDSXSR" w:date="2026-10-29T19:59:18Z">
         <w:r>
           <w:rPr>
             <w:rFonts w:ascii="Arial" w:hAnsi="Arial" w:eastAsia="Arial" w:cs="Arial"/>
@@ -1683,7 +1683,7 @@
           <w:delText xml:space="preserve">inversão</w:delText>
         </w:r>
       </w:del>
-      <w:ins w:id="1026" w:author="Assessor GDSXSR" w:date="2026-10-29T00:08:30Z">
+      <w:ins w:id="1026" w:author="Assessor GDSXSR" w:date="2026-10-29T19:59:18Z">
         <w:r>
           <w:rPr>
             <w:rFonts w:ascii="Arial" w:hAnsi="Arial" w:eastAsia="Arial" w:cs="Arial"/>
@@ -1702,7 +1702,7 @@
         </w:rPr>
         <w:t xml:space="preserve"> </w:t>
       </w:r>
-      <w:del w:id="1027" w:author="Assessor GDSXSR" w:date="2026-10-29T00:08:30Z">
+      <w:del w:id="1027" w:author="Assessor GDSXSR" w:date="2026-10-29T19:59:18Z">
         <w:r>
           <w:rPr>
             <w:rFonts w:ascii="Arial" w:hAnsi="Arial" w:eastAsia="Arial" w:cs="Arial"/>
@@ -1712,7 +1712,7 @@
           <w:delText xml:space="preserve">dos</w:delText>
         </w:r>
       </w:del>
-      <w:ins w:id="1028" w:author="Assessor GDSXSR" w:date="2026-10-29T00:08:30Z">
+      <w:ins w:id="1028" w:author="Assessor GDSXSR" w:date="2026-10-29T19:59:18Z">
         <w:r>
           <w:rPr>
             <w:rFonts w:ascii="Arial" w:hAnsi="Arial" w:eastAsia="Arial" w:cs="Arial"/>
@@ -1731,7 +1731,7 @@
         </w:rPr>
         <w:t xml:space="preserve"> ônus sucumbenciais</w:t>
       </w:r>
-      <w:del w:id="1029" w:author="Assessor GDSXSR" w:date="2026-10-29T00:08:30Z">
+      <w:del w:id="1029" w:author="Assessor GDSXSR" w:date="2026-10-29T19:59:18Z">
         <w:r>
           <w:rPr>
             <w:rFonts w:ascii="Arial" w:hAnsi="Arial" w:eastAsia="Arial" w:cs="Arial"/>
@@ -1749,7 +1749,7 @@
         </w:rPr>
         <w:t xml:space="preserve"> </w:t>
       </w:r>
-      <w:del w:id="1030" w:author="Assessor GDSXSR" w:date="2026-10-29T00:08:30Z">
+      <w:del w:id="1030" w:author="Assessor GDSXSR" w:date="2026-10-29T19:59:18Z">
         <w:r>
           <w:rPr>
             <w:rFonts w:ascii="Arial" w:hAnsi="Arial" w:eastAsia="Arial" w:cs="Arial"/>
@@ -1759,7 +1759,7 @@
           <w:delText xml:space="preserve">atribuindo-os</w:delText>
         </w:r>
       </w:del>
-      <w:ins w:id="1031" w:author="Assessor GDSXSR" w:date="2026-10-29T00:08:30Z">
+      <w:ins w:id="1031" w:author="Assessor GDSXSR" w:date="2026-10-29T19:59:18Z">
         <w:r>
           <w:rPr>
             <w:rFonts w:ascii="Arial" w:hAnsi="Arial" w:eastAsia="Arial" w:cs="Arial"/>
@@ -1786,7 +1786,7 @@
         </w:rPr>
         <w:t xml:space="preserve">apenas </w:t>
       </w:r>
-      <w:del w:id="1032" w:author="Assessor GDSXSR" w:date="2026-10-29T00:08:30Z">
+      <w:del w:id="1032" w:author="Assessor GDSXSR" w:date="2026-10-29T19:59:18Z">
         <w:r>
           <w:rPr>
             <w:rFonts w:ascii="Arial" w:hAnsi="Arial" w:eastAsia="Arial" w:cs="Arial"/>
@@ -1796,7 +1796,7 @@
           <w:delText xml:space="preserve">ao</w:delText>
         </w:r>
       </w:del>
-      <w:ins w:id="1033" w:author="Assessor GDSXSR" w:date="2026-10-29T00:08:30Z">
+      <w:ins w:id="1033" w:author="Assessor GDSXSR" w:date="2026-10-29T19:59:18Z">
         <w:r>
           <w:rPr>
             <w:rFonts w:ascii="Arial" w:hAnsi="Arial" w:eastAsia="Arial" w:cs="Arial"/>
@@ -1815,7 +1815,7 @@
         </w:rPr>
         <w:t xml:space="preserve"> </w:t>
       </w:r>
-      <w:del w:id="1034" w:author="Assessor GDSXSR" w:date="2026-10-29T00:08:30Z">
+      <w:del w:id="1034" w:author="Assessor GDSXSR" w:date="2026-10-29T19:59:18Z">
         <w:r>
           <w:rPr>
             <w:rFonts w:ascii="Arial" w:hAnsi="Arial" w:eastAsia="Arial" w:cs="Arial"/>
@@ -1825,7 +1825,7 @@
           <w:delText xml:space="preserve">réu</w:delText>
         </w:r>
       </w:del>
-      <w:ins w:id="1035" w:author="Assessor GDSXSR" w:date="2026-10-29T00:08:30Z">
+      <w:ins w:id="1035" w:author="Assessor GDSXSR" w:date="2026-10-29T19:59:18Z">
         <w:r>
           <w:rPr>
             <w:rFonts w:ascii="Arial" w:hAnsi="Arial" w:eastAsia="Arial" w:cs="Arial"/>
@@ -1887,7 +1887,7 @@
           <w:szCs w:val="28"/>
         </w:rPr>
       </w:pPr>
-      <w:del w:id="1038" w:author="Assessor GDSXSR" w:date="2026-10-29T00:08:30Z">
+      <w:del w:id="1038" w:author="Assessor GDSXSR" w:date="2026-10-29T19:59:18Z">
         <w:r>
           <w:rPr>
             <w:rFonts w:ascii="Arial" w:hAnsi="Arial" w:eastAsia="Arial" w:cs="Arial"/>
@@ -1897,7 +1897,7 @@
           <w:delText xml:space="preserve">2</w:delText>
         </w:r>
       </w:del>
-      <w:ins w:id="1039" w:author="Assessor GDSXSR" w:date="2026-10-29T00:08:30Z">
+      <w:ins w:id="1039" w:author="Assessor GDSXSR" w:date="2026-10-29T19:59:18Z">
         <w:r>
           <w:rPr>
             <w:rFonts w:ascii="Arial" w:hAnsi="Arial" w:eastAsia="Arial" w:cs="Arial"/>
@@ -1924,7 +1924,7 @@
         </w:rPr>
         <w:t xml:space="preserve"> </w:t>
       </w:r>
-      <w:del w:id="1040" w:author="Assessor GDSXSR" w:date="2026-10-29T00:08:30Z">
+      <w:del w:id="1040" w:author="Assessor GDSXSR" w:date="2026-10-29T19:59:18Z">
         <w:r>
           <w:rPr>
             <w:rFonts w:ascii="Arial" w:hAnsi="Arial" w:eastAsia="Arial" w:cs="Arial"/>
@@ -1934,7 +1934,7 @@
           <w:delText xml:space="preserve">Há</w:delText>
         </w:r>
       </w:del>
-      <w:ins w:id="1041" w:author="Assessor GDSXSR" w:date="2026-10-29T00:08:30Z">
+      <w:ins w:id="1041" w:author="Assessor GDSXSR" w:date="2026-10-29T19:59:18Z">
         <w:r>
           <w:rPr>
             <w:rFonts w:ascii="Arial" w:hAnsi="Arial" w:eastAsia="Arial" w:cs="Arial"/>
@@ -1953,7 +1953,7 @@
         </w:rPr>
         <w:t xml:space="preserve"> </w:t>
       </w:r>
-      <w:del w:id="1042" w:author="Assessor GDSXSR" w:date="2026-10-29T00:08:30Z">
+      <w:del w:id="1042" w:author="Assessor GDSXSR" w:date="2026-10-29T19:59:18Z">
         <w:r>
           <w:rPr>
             <w:rFonts w:ascii="Arial" w:hAnsi="Arial" w:eastAsia="Arial" w:cs="Arial"/>
@@ -1963,7 +1963,7 @@
           <w:delText xml:space="preserve">duas questões</w:delText>
         </w:r>
       </w:del>
-      <w:ins w:id="1043" w:author="Assessor GDSXSR" w:date="2026-10-29T00:08:30Z">
+      <w:ins w:id="1043" w:author="Assessor GDSXSR" w:date="2026-10-29T19:59:18Z">
         <w:r>
           <w:rPr>
             <w:rFonts w:ascii="Arial" w:hAnsi="Arial" w:eastAsia="Arial" w:cs="Arial"/>
@@ -1982,7 +1982,7 @@
         </w:rPr>
         <w:t xml:space="preserve"> em discussão</w:t>
       </w:r>
-      <w:del w:id="1044" w:author="Assessor GDSXSR" w:date="2026-10-29T00:08:30Z">
+      <w:del w:id="1044" w:author="Assessor GDSXSR" w:date="2026-10-29T19:59:18Z">
         <w:r>
           <w:rPr>
             <w:rFonts w:ascii="Arial" w:hAnsi="Arial" w:eastAsia="Arial" w:cs="Arial"/>
@@ -2000,7 +2000,7 @@
         </w:rPr>
         <w:t xml:space="preserve"> </w:t>
       </w:r>
-      <w:del w:id="1045" w:author="Assessor GDSXSR" w:date="2026-10-29T00:08:30Z">
+      <w:del w:id="1045" w:author="Assessor GDSXSR" w:date="2026-10-29T19:59:18Z">
         <w:r>
           <w:rPr>
             <w:rFonts w:ascii="Arial" w:hAnsi="Arial" w:eastAsia="Arial" w:cs="Arial"/>
@@ -2010,7 +2010,7 @@
           <w:delText xml:space="preserve">(i)</w:delText>
         </w:r>
       </w:del>
-      <w:ins w:id="1046" w:author="Assessor GDSXSR" w:date="2026-10-29T00:08:30Z">
+      <w:ins w:id="1046" w:author="Assessor GDSXSR" w:date="2026-10-29T19:59:18Z">
         <w:r>
           <w:rPr>
             <w:rFonts w:ascii="Arial" w:hAnsi="Arial" w:eastAsia="Arial" w:cs="Arial"/>
@@ -2045,7 +2045,7 @@
         </w:rPr>
         <w:t xml:space="preserve">se a autora pode ser responsabilizada pelo débito referente </w:t>
       </w:r>
-      <w:del w:id="1047" w:author="Assessor GDSXSR" w:date="2026-10-29T00:08:30Z">
+      <w:del w:id="1047" w:author="Assessor GDSXSR" w:date="2026-10-29T19:59:18Z">
         <w:r>
           <w:rPr>
             <w:rFonts w:ascii="Arial" w:hAnsi="Arial" w:eastAsia="Arial" w:cs="Arial"/>
@@ -2055,7 +2055,7 @@
           <w:delText xml:space="preserve">ao mês de</w:delText>
         </w:r>
       </w:del>
-      <w:ins w:id="1048" w:author="Assessor GDSXSR" w:date="2026-10-29T00:08:30Z">
+      <w:ins w:id="1048" w:author="Assessor GDSXSR" w:date="2026-10-29T19:59:18Z">
         <w:r>
           <w:rPr>
             <w:rFonts w:ascii="Arial" w:hAnsi="Arial" w:eastAsia="Arial" w:cs="Arial"/>
@@ -2074,7 +2074,7 @@
         </w:rPr>
         <w:t xml:space="preserve"> dezembro de 2020, à luz da natureza pessoal da obrigação decorrente do fornecimento de água e das provas produzidas nos autos</w:t>
       </w:r>
-      <w:del w:id="1049" w:author="Assessor GDSXSR" w:date="2026-10-29T00:08:30Z">
+      <w:del w:id="1049" w:author="Assessor GDSXSR" w:date="2026-10-29T19:59:18Z">
         <w:r>
           <w:rPr>
             <w:rFonts w:ascii="Arial" w:hAnsi="Arial" w:eastAsia="Arial" w:cs="Arial"/>
@@ -2158,7 +2158,7 @@
           <w:szCs w:val="28"/>
         </w:rPr>
       </w:pPr>
-      <w:del w:id="1050" w:author="Assessor GDSXSR" w:date="2026-10-29T00:08:30Z">
+      <w:del w:id="1050" w:author="Assessor GDSXSR" w:date="2026-10-29T19:59:18Z">
         <w:r>
           <w:rPr>
             <w:rFonts w:ascii="Arial" w:hAnsi="Arial" w:eastAsia="Arial" w:cs="Arial"/>
@@ -2168,7 +2168,7 @@
           <w:delText xml:space="preserve">3</w:delText>
         </w:r>
       </w:del>
-      <w:ins w:id="1051" w:author="Assessor GDSXSR" w:date="2026-10-29T00:08:30Z">
+      <w:ins w:id="1051" w:author="Assessor GDSXSR" w:date="2026-10-29T19:59:18Z">
         <w:r>
           <w:rPr>
             <w:rFonts w:ascii="Arial" w:hAnsi="Arial" w:eastAsia="Arial" w:cs="Arial"/>
@@ -2210,7 +2210,7 @@
         <w:jc w:val="both"/>
       </w:pPr>
       <w:commentRangeStart w:id="8"/>
-      <w:del w:id="1052" w:author="Assessor GDSXSR" w:date="2026-10-29T00:08:30Z">
+      <w:del w:id="1052" w:author="Assessor GDSXSR" w:date="2026-10-29T19:59:18Z">
         <w:r>
           <w:rPr>
             <w:rFonts w:ascii="Arial" w:hAnsi="Arial" w:eastAsia="Arial" w:cs="Arial"/>
@@ -2220,7 +2220,7 @@
           <w:delText xml:space="preserve">4</w:delText>
         </w:r>
       </w:del>
-      <w:ins w:id="1053" w:author="Assessor GDSXSR" w:date="2026-10-29T00:08:30Z">
+      <w:ins w:id="1053" w:author="Assessor GDSXSR" w:date="2026-10-29T19:59:18Z">
         <w:r>
           <w:rPr>
             <w:rFonts w:ascii="Arial" w:hAnsi="Arial" w:eastAsia="Arial" w:cs="Arial"/>
@@ -2247,7 +2247,7 @@
         </w:rPr>
         <w:t xml:space="preserve">A imputação da cobrança exige demonstração de que o destinatário efetivamente usufruiu do serviço, </w:t>
       </w:r>
-      <w:del w:id="1054" w:author="Assessor GDSXSR" w:date="2026-10-29T00:08:30Z">
+      <w:del w:id="1054" w:author="Assessor GDSXSR" w:date="2026-10-29T19:59:18Z">
         <w:r>
           <w:rPr>
             <w:rFonts w:ascii="Arial" w:hAnsi="Arial" w:eastAsia="Arial" w:cs="Arial"/>
@@ -2257,7 +2257,7 @@
           <w:delText xml:space="preserve">incumbindo</w:delText>
         </w:r>
       </w:del>
-      <w:ins w:id="1055" w:author="Assessor GDSXSR" w:date="2026-10-29T00:08:30Z">
+      <w:ins w:id="1055" w:author="Assessor GDSXSR" w:date="2026-10-29T19:59:18Z">
         <w:r>
           <w:rPr>
             <w:rFonts w:ascii="Arial" w:hAnsi="Arial" w:eastAsia="Arial" w:cs="Arial"/>
@@ -2276,7 +2276,7 @@
         </w:rPr>
         <w:t xml:space="preserve"> </w:t>
       </w:r>
-      <w:del w:id="1056" w:author="Assessor GDSXSR" w:date="2026-10-29T00:08:30Z">
+      <w:del w:id="1056" w:author="Assessor GDSXSR" w:date="2026-10-29T19:59:18Z">
         <w:r>
           <w:rPr>
             <w:rFonts w:ascii="Arial" w:hAnsi="Arial" w:eastAsia="Arial" w:cs="Arial"/>
@@ -2286,7 +2286,7 @@
           <w:delText xml:space="preserve">à</w:delText>
         </w:r>
       </w:del>
-      <w:ins w:id="1057" w:author="Assessor GDSXSR" w:date="2026-10-29T00:08:30Z">
+      <w:ins w:id="1057" w:author="Assessor GDSXSR" w:date="2026-10-29T19:59:18Z">
         <w:r>
           <w:rPr>
             <w:rFonts w:ascii="Arial" w:hAnsi="Arial" w:eastAsia="Arial" w:cs="Arial"/>
@@ -2305,7 +2305,7 @@
         </w:rPr>
         <w:t xml:space="preserve"> concessionária</w:t>
       </w:r>
-      <w:ins w:id="1058" w:author="Assessor GDSXSR" w:date="2026-10-29T00:08:30Z">
+      <w:ins w:id="1058" w:author="Assessor GDSXSR" w:date="2026-10-29T19:59:18Z">
         <w:r>
           <w:rPr>
             <w:rFonts w:ascii="Arial" w:hAnsi="Arial" w:eastAsia="Arial" w:cs="Arial"/>
@@ -2324,7 +2324,7 @@
         </w:rPr>
         <w:t xml:space="preserve"> comprovar os fatos </w:t>
       </w:r>
-      <w:del w:id="1059" w:author="Assessor GDSXSR" w:date="2026-10-29T00:08:30Z">
+      <w:del w:id="1059" w:author="Assessor GDSXSR" w:date="2026-10-29T19:59:18Z">
         <w:r>
           <w:rPr>
             <w:rFonts w:ascii="Arial" w:hAnsi="Arial" w:eastAsia="Arial" w:cs="Arial"/>
@@ -2334,7 +2334,7 @@
           <w:delText xml:space="preserve">constitutivos</w:delText>
         </w:r>
       </w:del>
-      <w:ins w:id="1060" w:author="Assessor GDSXSR" w:date="2026-10-29T00:08:30Z">
+      <w:ins w:id="1060" w:author="Assessor GDSXSR" w:date="2026-10-29T19:59:18Z">
         <w:r>
           <w:rPr>
             <w:rFonts w:ascii="Arial" w:hAnsi="Arial" w:eastAsia="Arial" w:cs="Arial"/>
@@ -2353,7 +2353,7 @@
         </w:rPr>
         <w:t xml:space="preserve"> </w:t>
       </w:r>
-      <w:del w:id="1061" w:author="Assessor GDSXSR" w:date="2026-10-29T00:08:30Z">
+      <w:del w:id="1061" w:author="Assessor GDSXSR" w:date="2026-10-29T19:59:18Z">
         <w:r>
           <w:rPr>
             <w:rFonts w:ascii="Arial" w:hAnsi="Arial" w:eastAsia="Arial" w:cs="Arial"/>
@@ -2363,7 +2363,7 @@
           <w:delText xml:space="preserve">de</w:delText>
         </w:r>
       </w:del>
-      <w:ins w:id="1062" w:author="Assessor GDSXSR" w:date="2026-10-29T00:08:30Z">
+      <w:ins w:id="1062" w:author="Assessor GDSXSR" w:date="2026-10-29T19:59:18Z">
         <w:r>
           <w:rPr>
             <w:rFonts w:ascii="Arial" w:hAnsi="Arial" w:eastAsia="Arial" w:cs="Arial"/>
@@ -2382,7 +2382,7 @@
         </w:rPr>
         <w:t xml:space="preserve"> </w:t>
       </w:r>
-      <w:del w:id="1063" w:author="Assessor GDSXSR" w:date="2026-10-29T00:08:30Z">
+      <w:del w:id="1063" w:author="Assessor GDSXSR" w:date="2026-10-29T19:59:18Z">
         <w:r>
           <w:rPr>
             <w:rFonts w:ascii="Arial" w:hAnsi="Arial" w:eastAsia="Arial" w:cs="Arial"/>
@@ -2392,7 +2392,7 @@
           <w:delText xml:space="preserve">seu</w:delText>
         </w:r>
       </w:del>
-      <w:ins w:id="1064" w:author="Assessor GDSXSR" w:date="2026-10-29T00:08:30Z">
+      <w:ins w:id="1064" w:author="Assessor GDSXSR" w:date="2026-10-29T19:59:18Z">
         <w:r>
           <w:rPr>
             <w:rFonts w:ascii="Arial" w:hAnsi="Arial" w:eastAsia="Arial" w:cs="Arial"/>
@@ -2411,7 +2411,7 @@
         </w:rPr>
         <w:t xml:space="preserve"> </w:t>
       </w:r>
-      <w:del w:id="1065" w:author="Assessor GDSXSR" w:date="2026-10-29T00:08:30Z">
+      <w:del w:id="1065" w:author="Assessor GDSXSR" w:date="2026-10-29T19:59:18Z">
         <w:r>
           <w:rPr>
             <w:rFonts w:ascii="Arial" w:hAnsi="Arial" w:eastAsia="Arial" w:cs="Arial"/>
@@ -2421,7 +2421,7 @@
           <w:delText xml:space="preserve">direito,</w:delText>
         </w:r>
       </w:del>
-      <w:ins w:id="1066" w:author="Assessor GDSXSR" w:date="2026-10-29T00:08:30Z">
+      <w:ins w:id="1066" w:author="Assessor GDSXSR" w:date="2026-10-29T19:59:18Z">
         <w:r>
           <w:rPr>
             <w:rFonts w:ascii="Arial" w:hAnsi="Arial" w:eastAsia="Arial" w:cs="Arial"/>
@@ -2440,7 +2440,7 @@
         </w:rPr>
         <w:t xml:space="preserve"> </w:t>
       </w:r>
-      <w:del w:id="1067" w:author="Assessor GDSXSR" w:date="2026-10-29T00:08:30Z">
+      <w:del w:id="1067" w:author="Assessor GDSXSR" w:date="2026-10-29T19:59:18Z">
         <w:r>
           <w:rPr>
             <w:rFonts w:ascii="Arial" w:hAnsi="Arial" w:eastAsia="Arial" w:cs="Arial"/>
@@ -2450,7 +2450,7 @@
           <w:delText xml:space="preserve">nos termos do art.</w:delText>
         </w:r>
       </w:del>
-      <w:ins w:id="1068" w:author="Assessor GDSXSR" w:date="2026-10-29T00:08:30Z">
+      <w:ins w:id="1068" w:author="Assessor GDSXSR" w:date="2026-10-29T19:59:18Z">
         <w:r>
           <w:rPr>
             <w:rFonts w:ascii="Arial" w:hAnsi="Arial" w:eastAsia="Arial" w:cs="Arial"/>
@@ -2469,7 +2469,7 @@
         </w:rPr>
         <w:t xml:space="preserve"> 373</w:t>
       </w:r>
-      <w:del w:id="1069" w:author="Assessor GDSXSR" w:date="2026-10-29T00:08:30Z">
+      <w:del w:id="1069" w:author="Assessor GDSXSR" w:date="2026-10-29T19:59:18Z">
         <w:r>
           <w:rPr>
             <w:rFonts w:ascii="Arial" w:hAnsi="Arial" w:eastAsia="Arial" w:cs="Arial"/>
@@ -2487,7 +2487,7 @@
         </w:rPr>
         <w:t xml:space="preserve"> II</w:t>
       </w:r>
-      <w:del w:id="1070" w:author="Assessor GDSXSR" w:date="2026-10-29T00:08:30Z">
+      <w:del w:id="1070" w:author="Assessor GDSXSR" w:date="2026-10-29T19:59:18Z">
         <w:r>
           <w:rPr>
             <w:rFonts w:ascii="Arial" w:hAnsi="Arial" w:eastAsia="Arial" w:cs="Arial"/>
@@ -2497,7 +2497,7 @@
           <w:delText xml:space="preserve">, do CPC</w:delText>
         </w:r>
       </w:del>
-      <w:ins w:id="1071" w:author="Assessor GDSXSR" w:date="2026-10-29T00:08:30Z">
+      <w:ins w:id="1071" w:author="Assessor GDSXSR" w:date="2026-10-29T19:59:18Z">
         <w:r>
           <w:rPr>
             <w:rFonts w:ascii="Arial" w:hAnsi="Arial" w:eastAsia="Arial" w:cs="Arial"/>
@@ -2529,13 +2529,13 @@
         <w:spacing w:after="0" w:line="360" w:lineRule="auto"/>
         <w:jc w:val="both"/>
         <w:rPr>
-          <w:del w:id="1086" w:author="Assessor GDSXSR" w:date="2026-10-29T00:08:30Z"/>
-          <w:rFonts w:ascii="Arial" w:hAnsi="Arial" w:eastAsia="Arial" w:cs="Arial"/>
-          <w:sz w:val="28"/>
-          <w:szCs w:val="28"/>
-        </w:rPr>
-      </w:pPr>
-      <w:del w:id="1072" w:author="Assessor GDSXSR" w:date="2026-10-29T00:08:30Z">
+          <w:del w:id="1086" w:author="Assessor GDSXSR" w:date="2026-10-29T19:59:18Z"/>
+          <w:rFonts w:ascii="Arial" w:hAnsi="Arial" w:eastAsia="Arial" w:cs="Arial"/>
+          <w:sz w:val="28"/>
+          <w:szCs w:val="28"/>
+        </w:rPr>
+      </w:pPr>
+      <w:del w:id="1072" w:author="Assessor GDSXSR" w:date="2026-10-29T19:59:18Z">
         <w:r>
           <w:rPr>
             <w:rFonts w:ascii="Arial" w:hAnsi="Arial" w:eastAsia="Arial" w:cs="Arial"/>
@@ -2545,7 +2545,7 @@
           <w:delText>5. Reconhecida a inexigibilidade da integralidade dos débitos impugnados, impõe-se o afastamento da sucumbência recíproca e a redistribuição dos ônus sucumbenciais</w:delText>
         </w:r>
       </w:del>
-      <w:del w:id="1073" w:author="Assessor GDSXSR" w:date="2026-10-29T00:08:30Z">
+      <w:del w:id="1073" w:author="Assessor GDSXSR" w:date="2026-10-29T19:59:18Z">
         <w:r>
           <w:rPr>
             <w:rFonts w:ascii="Arial" w:hAnsi="Arial" w:eastAsia="Arial" w:cs="Arial"/>
@@ -2555,7 +2555,7 @@
           <w:delText xml:space="preserve">, </w:delText>
         </w:r>
       </w:del>
-      <w:del w:id="1074" w:author="Assessor GDSXSR" w:date="2026-10-29T00:08:30Z">
+      <w:del w:id="1074" w:author="Assessor GDSXSR" w:date="2026-10-29T19:59:18Z">
         <w:r>
           <w:rPr>
             <w:rFonts w:ascii="Arial" w:hAnsi="Arial" w:eastAsia="Arial" w:cs="Arial"/>
@@ -2565,7 +2565,7 @@
           <w:delText>atribuindo</w:delText>
         </w:r>
       </w:del>
-      <w:del w:id="1075" w:author="Assessor GDSXSR" w:date="2026-10-29T00:08:30Z">
+      <w:del w:id="1075" w:author="Assessor GDSXSR" w:date="2026-10-29T19:59:18Z">
         <w:r>
           <w:rPr>
             <w:rFonts w:ascii="Arial" w:hAnsi="Arial" w:eastAsia="Arial" w:cs="Arial"/>
@@ -2575,7 +2575,7 @@
           <w:delText>-os</w:delText>
         </w:r>
       </w:del>
-      <w:del w:id="1076" w:author="Assessor GDSXSR" w:date="2026-10-29T00:08:30Z">
+      <w:del w:id="1076" w:author="Assessor GDSXSR" w:date="2026-10-29T19:59:18Z">
         <w:r>
           <w:rPr>
             <w:rFonts w:ascii="Arial" w:hAnsi="Arial" w:eastAsia="Arial" w:cs="Arial"/>
@@ -2585,7 +2585,7 @@
           <w:delText xml:space="preserve"> </w:delText>
         </w:r>
       </w:del>
-      <w:del w:id="1077" w:author="Assessor GDSXSR" w:date="2026-10-29T00:08:30Z">
+      <w:del w:id="1077" w:author="Assessor GDSXSR" w:date="2026-10-29T19:59:18Z">
         <w:r>
           <w:rPr>
             <w:rFonts w:ascii="Arial" w:hAnsi="Arial" w:eastAsia="Arial" w:cs="Arial"/>
@@ -2595,7 +2595,7 @@
           <w:delText>exclusivamente</w:delText>
         </w:r>
       </w:del>
-      <w:del w:id="1078" w:author="Assessor GDSXSR" w:date="2026-10-29T00:08:30Z">
+      <w:del w:id="1078" w:author="Assessor GDSXSR" w:date="2026-10-29T19:59:18Z">
         <w:r>
           <w:rPr>
             <w:rFonts w:ascii="Arial" w:hAnsi="Arial" w:eastAsia="Arial" w:cs="Arial"/>
@@ -2605,7 +2605,7 @@
           <w:delText xml:space="preserve"> </w:delText>
         </w:r>
       </w:del>
-      <w:del w:id="1079" w:author="Assessor GDSXSR" w:date="2026-10-29T00:08:30Z">
+      <w:del w:id="1079" w:author="Assessor GDSXSR" w:date="2026-10-29T19:59:18Z">
         <w:r>
           <w:rPr>
             <w:rFonts w:ascii="Arial" w:hAnsi="Arial" w:eastAsia="Arial" w:cs="Arial"/>
@@ -2615,7 +2615,7 @@
           <w:delText>à</w:delText>
         </w:r>
       </w:del>
-      <w:del w:id="1080" w:author="Assessor GDSXSR" w:date="2026-10-29T00:08:30Z">
+      <w:del w:id="1080" w:author="Assessor GDSXSR" w:date="2026-10-29T19:59:18Z">
         <w:r>
           <w:rPr>
             <w:rFonts w:ascii="Arial" w:hAnsi="Arial" w:eastAsia="Arial" w:cs="Arial"/>
@@ -2625,7 +2625,7 @@
           <w:delText xml:space="preserve"> </w:delText>
         </w:r>
       </w:del>
-      <w:del w:id="1081" w:author="Assessor GDSXSR" w:date="2026-10-29T00:08:30Z">
+      <w:del w:id="1081" w:author="Assessor GDSXSR" w:date="2026-10-29T19:59:18Z">
         <w:r>
           <w:rPr>
             <w:rFonts w:ascii="Arial" w:hAnsi="Arial" w:eastAsia="Arial" w:cs="Arial"/>
@@ -2635,7 +2635,7 @@
           <w:delText>ré</w:delText>
         </w:r>
       </w:del>
-      <w:del w:id="1082" w:author="Assessor GDSXSR" w:date="2026-10-29T00:08:30Z">
+      <w:del w:id="1082" w:author="Assessor GDSXSR" w:date="2026-10-29T19:59:18Z">
         <w:r>
           <w:rPr>
             <w:rFonts w:ascii="Arial" w:hAnsi="Arial" w:eastAsia="Arial" w:cs="Arial"/>
@@ -2645,7 +2645,7 @@
           <w:delText xml:space="preserve"> (CPC 85 </w:delText>
         </w:r>
       </w:del>
-      <w:del w:id="1083" w:author="Assessor GDSXSR" w:date="2026-10-29T00:08:30Z">
+      <w:del w:id="1083" w:author="Assessor GDSXSR" w:date="2026-10-29T19:59:18Z">
         <w:r>
           <w:rPr>
             <w:rFonts w:ascii="Arial" w:hAnsi="Arial" w:eastAsia="Arial" w:cs="Arial"/>
@@ -2657,7 +2657,7 @@
           <w:delText>caput</w:delText>
         </w:r>
       </w:del>
-      <w:del w:id="1084" w:author="Assessor GDSXSR" w:date="2026-10-29T00:08:30Z">
+      <w:del w:id="1084" w:author="Assessor GDSXSR" w:date="2026-10-29T19:59:18Z">
         <w:r>
           <w:rPr>
             <w:rFonts w:ascii="Arial" w:hAnsi="Arial" w:eastAsia="Arial" w:cs="Arial"/>
@@ -2667,7 +2667,7 @@
           <w:delText>)</w:delText>
         </w:r>
       </w:del>
-      <w:del w:id="1085" w:author="Assessor GDSXSR" w:date="2026-10-29T00:08:30Z">
+      <w:del w:id="1085" w:author="Assessor GDSXSR" w:date="2026-10-29T19:59:18Z">
         <w:r>
           <w:rPr>
             <w:rFonts w:ascii="Arial" w:hAnsi="Arial" w:eastAsia="Arial" w:cs="Arial"/>
@@ -2709,7 +2709,7 @@
         <w:jc w:val="both"/>
       </w:pPr>
       <w:commentRangeStart w:id="9"/>
-      <w:del w:id="1087" w:author="Assessor GDSXSR" w:date="2026-10-29T00:08:30Z">
+      <w:del w:id="1087" w:author="Assessor GDSXSR" w:date="2026-10-29T19:59:18Z">
         <w:r>
           <w:rPr>
             <w:rFonts w:ascii="Arial" w:hAnsi="Arial" w:cs="Arial"/>
@@ -2719,7 +2719,7 @@
           <w:delText xml:space="preserve">6</w:delText>
         </w:r>
       </w:del>
-      <w:ins w:id="1088" w:author="Assessor GDSXSR" w:date="2026-10-29T00:08:30Z">
+      <w:ins w:id="1088" w:author="Assessor GDSXSR" w:date="2026-10-29T19:59:18Z">
         <w:r>
           <w:rPr>
             <w:rFonts w:ascii="Arial" w:hAnsi="Arial" w:cs="Arial"/>
@@ -2846,7 +2846,7 @@
         </w:rPr>
         <w:t xml:space="preserve">CPC</w:t>
       </w:r>
-      <w:del w:id="1089" w:author="Assessor GDSXSR" w:date="2026-10-29T00:08:30Z">
+      <w:del w:id="1089" w:author="Assessor GDSXSR" w:date="2026-10-29T19:59:18Z">
         <w:r>
           <w:rPr>
             <w:rFonts w:ascii="Arial" w:hAnsi="Arial" w:eastAsia="Arial" w:cs="Arial"/>
@@ -2866,7 +2866,7 @@
         </w:rPr>
         <w:t xml:space="preserve"> 85</w:t>
       </w:r>
-      <w:ins w:id="1090" w:author="Assessor GDSXSR" w:date="2026-10-29T00:08:30Z">
+      <w:ins w:id="1090" w:author="Assessor GDSXSR" w:date="2026-10-29T19:59:18Z">
         <w:r>
           <w:rPr>
             <w:rFonts w:ascii="Arial" w:hAnsi="Arial" w:eastAsia="Arial" w:cs="Arial"/>
@@ -2886,7 +2886,7 @@
         </w:rPr>
         <w:t xml:space="preserve"> </w:t>
       </w:r>
-      <w:del w:id="1091" w:author="Assessor GDSXSR" w:date="2026-10-29T00:08:30Z">
+      <w:del w:id="1091" w:author="Assessor GDSXSR" w:date="2026-10-29T19:59:18Z">
         <w:r>
           <w:rPr>
             <w:rFonts w:ascii="Arial" w:hAnsi="Arial" w:eastAsia="Arial" w:cs="Arial"/>
@@ -2897,7 +2897,7 @@
           <w:delText xml:space="preserve">e</w:delText>
         </w:r>
       </w:del>
-      <w:ins w:id="1092" w:author="Assessor GDSXSR" w:date="2026-10-29T00:08:30Z">
+      <w:ins w:id="1092" w:author="Assessor GDSXSR" w:date="2026-10-29T19:59:18Z">
         <w:r>
           <w:rPr>
             <w:rFonts w:ascii="Arial" w:hAnsi="Arial" w:eastAsia="Arial" w:cs="Arial"/>
@@ -2917,7 +2917,7 @@
         </w:rPr>
         <w:t xml:space="preserve"> 86</w:t>
       </w:r>
-      <w:ins w:id="1093" w:author="Assessor GDSXSR" w:date="2026-10-29T00:08:30Z">
+      <w:ins w:id="1093" w:author="Assessor GDSXSR" w:date="2026-10-29T19:59:18Z">
         <w:r>
           <w:rPr>
             <w:rFonts w:ascii="Arial" w:hAnsi="Arial" w:eastAsia="Arial" w:cs="Arial"/>
@@ -2977,7 +2977,7 @@
         </w:rPr>
         <w:t xml:space="preserve">Acórdão 2167028,</w:t>
       </w:r>
-      <w:del w:id="1094" w:author="Assessor GDSXSR" w:date="2026-10-29T00:08:30Z">
+      <w:del w:id="1094" w:author="Assessor GDSXSR" w:date="2026-10-29T19:59:18Z">
         <w:r>
           <w:rPr>
             <w:rFonts w:ascii="Arial" w:hAnsi="Arial" w:eastAsia="Arial" w:cs="Arial"/>
@@ -3842,7 +3842,7 @@
         </w:rPr>
         <w:t xml:space="preserve">A inicial foi emendada nos IDs 258956926 e 275361896, para consolidação dos pedidos </w:t>
       </w:r>
-      <w:del w:id="1095" w:author="Assessor GDSXSR" w:date="2026-10-29T00:08:30Z">
+      <w:del w:id="1095" w:author="Assessor GDSXSR" w:date="2026-10-29T19:59:18Z">
         <w:r>
           <w:rPr>
             <w:rFonts w:ascii="Arial" w:hAnsi="Arial" w:cs="Arial"/>
@@ -3854,7 +3854,7 @@
           <w:delText xml:space="preserve">eesclarecimento</w:delText>
         </w:r>
       </w:del>
-      <w:ins w:id="1096" w:author="Assessor GDSXSR" w:date="2026-10-29T00:08:30Z">
+      <w:ins w:id="1096" w:author="Assessor GDSXSR" w:date="2026-10-29T19:59:18Z">
         <w:r>
           <w:rPr>
             <w:rFonts w:ascii="Arial" w:hAnsi="Arial" w:cs="Arial"/>
@@ -4912,7 +4912,7 @@
         </w:rPr>
         <w:t xml:space="preserve">em R$ 1.000,00 (mil reais), com fundamento no art. 85, § 8º, do Código de Processo Civil.</w:t>
       </w:r>
-      <w:ins w:id="1097" w:author="Assessor GDSXSR" w:date="2026-10-29T00:08:30Z">
+      <w:ins w:id="1097" w:author="Assessor GDSXSR" w:date="2026-10-29T19:59:18Z">
         <w:r>
           <w:rPr>
             <w:rFonts w:ascii="Arial" w:hAnsi="Arial" w:cs="Arial"/>
@@ -4939,7 +4939,7 @@
         <w:ind w:left="2268" w:firstLine="1134"/>
         <w:jc w:val="both"/>
         <w:rPr>
-          <w:del w:id="1105" w:author="Assessor GDSXSR" w:date="2026-10-29T00:08:30Z"/>
+          <w:del w:id="1105" w:author="Assessor GDSXSR" w:date="2026-10-29T19:59:18Z"/>
           <w:rFonts w:ascii="Arial" w:hAnsi="Arial" w:cs="Arial"/>
           <w:i/>
           <w:iCs/>
@@ -4947,7 +4947,7 @@
           <w:szCs w:val="26"/>
         </w:rPr>
       </w:pPr>
-      <w:del w:id="1098" w:author="Assessor GDSXSR" w:date="2026-10-29T00:08:30Z">
+      <w:del w:id="1098" w:author="Assessor GDSXSR" w:date="2026-10-29T19:59:18Z">
         <w:r>
           <w:rPr>
             <w:rFonts w:ascii="Arial" w:hAnsi="Arial" w:cs="Arial"/>
@@ -4959,7 +4959,7 @@
           <w:delText>Essa verba será revertida ao Fundo de Apoio e Aparelhamento do Centro de Assistência</w:delText>
         </w:r>
       </w:del>
-      <w:del w:id="1099" w:author="Assessor GDSXSR" w:date="2026-10-29T00:08:30Z">
+      <w:del w:id="1099" w:author="Assessor GDSXSR" w:date="2026-10-29T19:59:18Z">
         <w:r>
           <w:rPr>
             <w:rFonts w:ascii="Arial" w:hAnsi="Arial" w:cs="Arial"/>
@@ -4971,7 +4971,7 @@
           <w:delText xml:space="preserve"> </w:delText>
         </w:r>
       </w:del>
-      <w:del w:id="1100" w:author="Assessor GDSXSR" w:date="2026-10-29T00:08:30Z">
+      <w:del w:id="1100" w:author="Assessor GDSXSR" w:date="2026-10-29T19:59:18Z">
         <w:r>
           <w:rPr>
             <w:rFonts w:ascii="Arial" w:hAnsi="Arial" w:cs="Arial"/>
@@ -4983,7 +4983,7 @@
           <w:delText>Judiciária do Distrito Federal – PRODEF, nos termos do art. 3º, inciso I, da Lei Complementar</w:delText>
         </w:r>
       </w:del>
-      <w:del w:id="1101" w:author="Assessor GDSXSR" w:date="2026-10-29T00:08:30Z">
+      <w:del w:id="1101" w:author="Assessor GDSXSR" w:date="2026-10-29T19:59:18Z">
         <w:r>
           <w:rPr>
             <w:rFonts w:ascii="Arial" w:hAnsi="Arial" w:cs="Arial"/>
@@ -4995,7 +4995,7 @@
           <w:delText xml:space="preserve"> </w:delText>
         </w:r>
       </w:del>
-      <w:del w:id="1102" w:author="Assessor GDSXSR" w:date="2026-10-29T00:08:30Z">
+      <w:del w:id="1102" w:author="Assessor GDSXSR" w:date="2026-10-29T19:59:18Z">
         <w:r>
           <w:rPr>
             <w:rFonts w:ascii="Arial" w:hAnsi="Arial" w:cs="Arial"/>
@@ -5007,7 +5007,7 @@
           <w:delText>Distrital nº 744/2007, com depósito no Banco de Brasília S.A. – BRB, agência 100, conta</w:delText>
         </w:r>
       </w:del>
-      <w:del w:id="1103" w:author="Assessor GDSXSR" w:date="2026-10-29T00:08:30Z">
+      <w:del w:id="1103" w:author="Assessor GDSXSR" w:date="2026-10-29T19:59:18Z">
         <w:r>
           <w:rPr>
             <w:rFonts w:ascii="Arial" w:hAnsi="Arial" w:cs="Arial"/>
@@ -5019,7 +5019,7 @@
           <w:delText xml:space="preserve"> </w:delText>
         </w:r>
       </w:del>
-      <w:del w:id="1104" w:author="Assessor GDSXSR" w:date="2026-10-29T00:08:30Z">
+      <w:del w:id="1104" w:author="Assessor GDSXSR" w:date="2026-10-29T19:59:18Z">
         <w:r>
           <w:rPr>
             <w:rFonts w:ascii="Arial" w:hAnsi="Arial" w:cs="Arial"/>
@@ -5055,7 +5055,7 @@
         </w:rPr>
         <w:t xml:space="preserve">Fixo, em favor da parte requerida, honorários advocatícios de sucumbência, também por</w:t>
       </w:r>
-      <w:ins w:id="1106" w:author="Assessor GDSXSR" w:date="2026-10-29T00:08:30Z">
+      <w:ins w:id="1106" w:author="Assessor GDSXSR" w:date="2026-10-29T19:59:18Z">
         <w:r>
           <w:rPr>
             <w:rFonts w:ascii="Arial" w:hAnsi="Arial" w:cs="Arial"/>
@@ -5075,7 +5075,7 @@
         <w:ind w:left="2268"/>
         <w:jc w:val="both"/>
         <w:rPr>
-          <w:del w:id="1112" w:author="Assessor GDSXSR" w:date="2026-10-29T00:08:30Z"/>
+          <w:del w:id="1112" w:author="Assessor GDSXSR" w:date="2026-10-29T19:59:18Z"/>
           <w:rFonts w:ascii="Arial" w:hAnsi="Arial" w:cs="Arial"/>
           <w:i/>
           <w:iCs/>
@@ -5083,7 +5083,7 @@
           <w:szCs w:val="26"/>
         </w:rPr>
       </w:pPr>
-      <w:del w:id="1107" w:author="Assessor GDSXSR" w:date="2026-10-29T00:08:30Z">
+      <w:del w:id="1107" w:author="Assessor GDSXSR" w:date="2026-10-29T19:59:18Z">
         <w:r>
           <w:rPr>
             <w:rFonts w:ascii="Arial" w:hAnsi="Arial" w:cs="Arial"/>
@@ -5095,7 +5095,7 @@
           <w:delText>equidade, no valor de R$ 300,00 (trezentos reais), com fundamento no art. 85, § 8º, do</w:delText>
         </w:r>
       </w:del>
-      <w:del w:id="1108" w:author="Assessor GDSXSR" w:date="2026-10-29T00:08:30Z">
+      <w:del w:id="1108" w:author="Assessor GDSXSR" w:date="2026-10-29T19:59:18Z">
         <w:r>
           <w:rPr>
             <w:rFonts w:ascii="Arial" w:hAnsi="Arial" w:cs="Arial"/>
@@ -5107,7 +5107,7 @@
           <w:delText xml:space="preserve"> </w:delText>
         </w:r>
       </w:del>
-      <w:del w:id="1109" w:author="Assessor GDSXSR" w:date="2026-10-29T00:08:30Z">
+      <w:del w:id="1109" w:author="Assessor GDSXSR" w:date="2026-10-29T19:59:18Z">
         <w:r>
           <w:rPr>
             <w:rFonts w:ascii="Arial" w:hAnsi="Arial" w:cs="Arial"/>
@@ -5119,7 +5119,7 @@
           <w:delText>Código de Processo Civil, cuja exigibilidade fica suspensa em razão da gratuidade de justiça,</w:delText>
         </w:r>
       </w:del>
-      <w:del w:id="1110" w:author="Assessor GDSXSR" w:date="2026-10-29T00:08:30Z">
+      <w:del w:id="1110" w:author="Assessor GDSXSR" w:date="2026-10-29T19:59:18Z">
         <w:r>
           <w:rPr>
             <w:rFonts w:ascii="Arial" w:hAnsi="Arial" w:cs="Arial"/>
@@ -5131,7 +5131,7 @@
           <w:delText xml:space="preserve"> </w:delText>
         </w:r>
       </w:del>
-      <w:del w:id="1111" w:author="Assessor GDSXSR" w:date="2026-10-29T00:08:30Z">
+      <w:del w:id="1111" w:author="Assessor GDSXSR" w:date="2026-10-29T19:59:18Z">
         <w:r>
           <w:rPr>
             <w:rFonts w:ascii="Arial" w:hAnsi="Arial" w:cs="Arial"/>
@@ -5207,7 +5207,7 @@
         </w:rPr>
         <w:t xml:space="preserve">”</w:t>
       </w:r>
-      <w:ins w:id="1113" w:author="Assessor GDSXSR" w:date="2026-10-29T00:08:30Z">
+      <w:ins w:id="1113" w:author="Assessor GDSXSR" w:date="2026-10-29T19:59:18Z">
         <w:r>
           <w:rPr>
             <w:rFonts w:ascii="Arial" w:hAnsi="Arial" w:cs="Arial"/>
@@ -5248,7 +5248,7 @@
         </w:rPr>
         <w:t xml:space="preserve">A ré/apelada opôs embargos de declaração (ID 89370579</w:t>
       </w:r>
-      <w:ins w:id="1114" w:author="Assessor GDSXSR" w:date="2026-10-29T00:08:30Z">
+      <w:ins w:id="1114" w:author="Assessor GDSXSR" w:date="2026-10-29T19:59:18Z">
         <w:r>
           <w:rPr>
             <w:rFonts w:ascii="Arial" w:hAnsi="Arial" w:eastAsia="Arial" w:cs="Arial"/>
@@ -5275,7 +5275,7 @@
         </w:rPr>
         <w:t xml:space="preserve">89370585).</w:t>
       </w:r>
-      <w:del w:id="1115" w:author="Assessor GDSXSR" w:date="2026-10-29T00:08:30Z">
+      <w:del w:id="1115" w:author="Assessor GDSXSR" w:date="2026-10-29T19:59:18Z">
         <w:r>
           <w:rPr>
             <w:rFonts w:ascii="Arial" w:hAnsi="Arial" w:eastAsia="Arial" w:cs="Arial"/>
@@ -5320,7 +5320,7 @@
         </w:rPr>
         <w:t xml:space="preserve">Apelo </w:t>
       </w:r>
-      <w:del w:id="1116" w:author="Assessor GDSXSR" w:date="2026-10-29T00:08:30Z">
+      <w:del w:id="1116" w:author="Assessor GDSXSR" w:date="2026-10-29T19:59:18Z">
         <w:r>
           <w:rPr>
             <w:rFonts w:ascii="Arial" w:hAnsi="Arial" w:eastAsia="Arial" w:cs="Arial"/>
@@ -5330,7 +5330,7 @@
           <w:delText xml:space="preserve">do</w:delText>
         </w:r>
       </w:del>
-      <w:ins w:id="1117" w:author="Assessor GDSXSR" w:date="2026-10-29T00:08:30Z">
+      <w:ins w:id="1117" w:author="Assessor GDSXSR" w:date="2026-10-29T19:59:18Z">
         <w:r>
           <w:rPr>
             <w:rFonts w:ascii="Arial" w:hAnsi="Arial" w:eastAsia="Arial" w:cs="Arial"/>
@@ -5473,7 +5473,26 @@
           <w:sz w:val="28"/>
           <w:szCs w:val="28"/>
         </w:rPr>
-        <w:t xml:space="preserve">1.997 do Código Civil;</w:t>
+        <w:t xml:space="preserve">1.997 do Código Civil</w:t>
+      </w:r>
+      <w:ins w:id="1118" w:author="Assessor GDSXSR" w:date="2026-10-29T19:59:18Z">
+        <w:r>
+          <w:rPr>
+            <w:rFonts w:ascii="Arial" w:hAnsi="Arial" w:eastAsia="Arial" w:cs="Arial"/>
+            <w:color w:val="808080"/>
+            <w:sz w:val="28"/>
+            <w:szCs w:val="28"/>
+          </w:rPr>
+          <w:t xml:space="preserve">, e a jurisprudência do TJSP e do STJ veda a cobrança direta de herdeiros ou novos possuidores</w:t>
+        </w:r>
+      </w:ins>
+      <w:r>
+        <w:rPr>
+          <w:rFonts w:ascii="Arial" w:hAnsi="Arial" w:eastAsia="Arial" w:cs="Arial"/>
+          <w:sz w:val="28"/>
+          <w:szCs w:val="28"/>
+        </w:rPr>
+        <w:t xml:space="preserve">;</w:t>
       </w:r>
       <w:r>
         <w:rPr>
@@ -5501,14 +5520,470 @@
         </w:rPr>
         <w:t xml:space="preserve"> </w:t>
       </w:r>
-      <w:r>
-        <w:rPr>
-          <w:rFonts w:ascii="Arial" w:hAnsi="Arial" w:eastAsia="Arial" w:cs="Arial"/>
-          <w:sz w:val="28"/>
-          <w:szCs w:val="28"/>
-        </w:rPr>
-        <w:t xml:space="preserve">não se aplica, à hipótese, a vedação ao enriquecimento sem causa, porque a cobrança foi direcionada à autora sem demonstração de sua responsabilidade pelo débito</w:t>
-      </w:r>
+      <w:del w:id="1119" w:author="Assessor GDSXSR" w:date="2026-10-29T19:59:18Z">
+        <w:r>
+          <w:rPr>
+            <w:rFonts w:ascii="Arial" w:hAnsi="Arial" w:eastAsia="Arial" w:cs="Arial"/>
+            <w:sz w:val="28"/>
+            <w:szCs w:val="28"/>
+          </w:rPr>
+          <w:delText xml:space="preserve">não se aplica, à hipótese, </w:delText>
+        </w:r>
+      </w:del>
+      <w:r>
+        <w:rPr>
+          <w:rFonts w:ascii="Arial" w:hAnsi="Arial" w:eastAsia="Arial" w:cs="Arial"/>
+          <w:sz w:val="28"/>
+          <w:szCs w:val="28"/>
+        </w:rPr>
+        <w:t xml:space="preserve">a </w:t>
+      </w:r>
+      <w:del w:id="1120" w:author="Assessor GDSXSR" w:date="2026-10-29T19:59:18Z">
+        <w:r>
+          <w:rPr>
+            <w:rFonts w:ascii="Arial" w:hAnsi="Arial" w:eastAsia="Arial" w:cs="Arial"/>
+            <w:sz w:val="28"/>
+            <w:szCs w:val="28"/>
+          </w:rPr>
+          <w:delText xml:space="preserve">vedação</w:delText>
+        </w:r>
+      </w:del>
+      <w:ins w:id="1121" w:author="Assessor GDSXSR" w:date="2026-10-29T19:59:18Z">
+        <w:r>
+          <w:rPr>
+            <w:rFonts w:ascii="Arial" w:hAnsi="Arial" w:eastAsia="Arial" w:cs="Arial"/>
+            <w:color w:val="808080"/>
+            <w:sz w:val="28"/>
+            <w:szCs w:val="28"/>
+          </w:rPr>
+          <w:t xml:space="preserve">tese</w:t>
+        </w:r>
+      </w:ins>
+      <w:r>
+        <w:rPr>
+          <w:rFonts w:ascii="Arial" w:hAnsi="Arial" w:eastAsia="Arial" w:cs="Arial"/>
+          <w:sz w:val="28"/>
+          <w:szCs w:val="28"/>
+        </w:rPr>
+        <w:t xml:space="preserve"> </w:t>
+      </w:r>
+      <w:del w:id="1122" w:author="Assessor GDSXSR" w:date="2026-10-29T19:59:18Z">
+        <w:r>
+          <w:rPr>
+            <w:rFonts w:ascii="Arial" w:hAnsi="Arial" w:eastAsia="Arial" w:cs="Arial"/>
+            <w:sz w:val="28"/>
+            <w:szCs w:val="28"/>
+          </w:rPr>
+          <w:delText xml:space="preserve">ao</w:delText>
+        </w:r>
+      </w:del>
+      <w:ins w:id="1123" w:author="Assessor GDSXSR" w:date="2026-10-29T19:59:18Z">
+        <w:r>
+          <w:rPr>
+            <w:rFonts w:ascii="Arial" w:hAnsi="Arial" w:eastAsia="Arial" w:cs="Arial"/>
+            <w:color w:val="808080"/>
+            <w:sz w:val="28"/>
+            <w:szCs w:val="28"/>
+          </w:rPr>
+          <w:t xml:space="preserve">do</w:t>
+        </w:r>
+      </w:ins>
+      <w:r>
+        <w:rPr>
+          <w:rFonts w:ascii="Arial" w:hAnsi="Arial" w:eastAsia="Arial" w:cs="Arial"/>
+          <w:sz w:val="28"/>
+          <w:szCs w:val="28"/>
+        </w:rPr>
+        <w:t xml:space="preserve"> enriquecimento sem causa</w:t>
+      </w:r>
+      <w:ins w:id="1124" w:author="Assessor GDSXSR" w:date="2026-10-29T19:59:18Z">
+        <w:r>
+          <w:rPr>
+            <w:rFonts w:ascii="Arial" w:hAnsi="Arial" w:eastAsia="Arial" w:cs="Arial"/>
+            <w:color w:val="808080"/>
+            <w:sz w:val="28"/>
+            <w:szCs w:val="28"/>
+          </w:rPr>
+          <w:t xml:space="preserve"> deve ser rechaçada</w:t>
+        </w:r>
+      </w:ins>
+      <w:r>
+        <w:rPr>
+          <w:rFonts w:ascii="Arial" w:hAnsi="Arial" w:eastAsia="Arial" w:cs="Arial"/>
+          <w:sz w:val="28"/>
+          <w:szCs w:val="28"/>
+        </w:rPr>
+        <w:t xml:space="preserve">, </w:t>
+      </w:r>
+      <w:del w:id="1125" w:author="Assessor GDSXSR" w:date="2026-10-29T19:59:18Z">
+        <w:r>
+          <w:rPr>
+            <w:rFonts w:ascii="Arial" w:hAnsi="Arial" w:eastAsia="Arial" w:cs="Arial"/>
+            <w:sz w:val="28"/>
+            <w:szCs w:val="28"/>
+          </w:rPr>
+          <w:delText xml:space="preserve">porque</w:delText>
+        </w:r>
+      </w:del>
+      <w:ins w:id="1126" w:author="Assessor GDSXSR" w:date="2026-10-29T19:59:18Z">
+        <w:r>
+          <w:rPr>
+            <w:rFonts w:ascii="Arial" w:hAnsi="Arial" w:eastAsia="Arial" w:cs="Arial"/>
+            <w:color w:val="808080"/>
+            <w:sz w:val="28"/>
+            <w:szCs w:val="28"/>
+          </w:rPr>
+          <w:t xml:space="preserve">pois</w:t>
+        </w:r>
+      </w:ins>
+      <w:r>
+        <w:rPr>
+          <w:rFonts w:ascii="Arial" w:hAnsi="Arial" w:eastAsia="Arial" w:cs="Arial"/>
+          <w:sz w:val="28"/>
+          <w:szCs w:val="28"/>
+        </w:rPr>
+        <w:t xml:space="preserve"> </w:t>
+      </w:r>
+      <w:del w:id="1127" w:author="Assessor GDSXSR" w:date="2026-10-29T19:59:18Z">
+        <w:r>
+          <w:rPr>
+            <w:rFonts w:ascii="Arial" w:hAnsi="Arial" w:eastAsia="Arial" w:cs="Arial"/>
+            <w:sz w:val="28"/>
+            <w:szCs w:val="28"/>
+          </w:rPr>
+          <w:delText xml:space="preserve">a</w:delText>
+        </w:r>
+      </w:del>
+      <w:ins w:id="1128" w:author="Assessor GDSXSR" w:date="2026-10-29T19:59:18Z">
+        <w:r>
+          <w:rPr>
+            <w:rFonts w:ascii="Arial" w:hAnsi="Arial" w:eastAsia="Arial" w:cs="Arial"/>
+            <w:color w:val="808080"/>
+            <w:sz w:val="28"/>
+            <w:szCs w:val="28"/>
+          </w:rPr>
+          <w:t xml:space="preserve">o</w:t>
+        </w:r>
+      </w:ins>
+      <w:r>
+        <w:rPr>
+          <w:rFonts w:ascii="Arial" w:hAnsi="Arial" w:eastAsia="Arial" w:cs="Arial"/>
+          <w:sz w:val="28"/>
+          <w:szCs w:val="28"/>
+        </w:rPr>
+        <w:t xml:space="preserve"> </w:t>
+      </w:r>
+      <w:del w:id="1129" w:author="Assessor GDSXSR" w:date="2026-10-29T19:59:18Z">
+        <w:r>
+          <w:rPr>
+            <w:rFonts w:ascii="Arial" w:hAnsi="Arial" w:eastAsia="Arial" w:cs="Arial"/>
+            <w:sz w:val="28"/>
+            <w:szCs w:val="28"/>
+          </w:rPr>
+          <w:delText xml:space="preserve">cobrança</w:delText>
+        </w:r>
+      </w:del>
+      <w:ins w:id="1130" w:author="Assessor GDSXSR" w:date="2026-10-29T19:59:18Z">
+        <w:r>
+          <w:rPr>
+            <w:rFonts w:ascii="Arial" w:hAnsi="Arial" w:eastAsia="Arial" w:cs="Arial"/>
+            <w:color w:val="808080"/>
+            <w:sz w:val="28"/>
+            <w:szCs w:val="28"/>
+          </w:rPr>
+          <w:t xml:space="preserve">enriquecimento</w:t>
+        </w:r>
+      </w:ins>
+      <w:r>
+        <w:rPr>
+          <w:rFonts w:ascii="Arial" w:hAnsi="Arial" w:eastAsia="Arial" w:cs="Arial"/>
+          <w:sz w:val="28"/>
+          <w:szCs w:val="28"/>
+        </w:rPr>
+        <w:t xml:space="preserve"> </w:t>
+      </w:r>
+      <w:del w:id="1131" w:author="Assessor GDSXSR" w:date="2026-10-29T19:59:18Z">
+        <w:r>
+          <w:rPr>
+            <w:rFonts w:ascii="Arial" w:hAnsi="Arial" w:eastAsia="Arial" w:cs="Arial"/>
+            <w:sz w:val="28"/>
+            <w:szCs w:val="28"/>
+          </w:rPr>
+          <w:delText xml:space="preserve">foi</w:delText>
+        </w:r>
+      </w:del>
+      <w:ins w:id="1132" w:author="Assessor GDSXSR" w:date="2026-10-29T19:59:18Z">
+        <w:r>
+          <w:rPr>
+            <w:rFonts w:ascii="Arial" w:hAnsi="Arial" w:eastAsia="Arial" w:cs="Arial"/>
+            <w:color w:val="808080"/>
+            <w:sz w:val="28"/>
+            <w:szCs w:val="28"/>
+          </w:rPr>
+          <w:t xml:space="preserve">ilícito</w:t>
+        </w:r>
+      </w:ins>
+      <w:r>
+        <w:rPr>
+          <w:rFonts w:ascii="Arial" w:hAnsi="Arial" w:eastAsia="Arial" w:cs="Arial"/>
+          <w:sz w:val="28"/>
+          <w:szCs w:val="28"/>
+        </w:rPr>
+        <w:t xml:space="preserve"> </w:t>
+      </w:r>
+      <w:del w:id="1133" w:author="Assessor GDSXSR" w:date="2026-10-29T19:59:18Z">
+        <w:r>
+          <w:rPr>
+            <w:rFonts w:ascii="Arial" w:hAnsi="Arial" w:eastAsia="Arial" w:cs="Arial"/>
+            <w:sz w:val="28"/>
+            <w:szCs w:val="28"/>
+          </w:rPr>
+          <w:delText xml:space="preserve">direcionada</w:delText>
+        </w:r>
+      </w:del>
+      <w:ins w:id="1134" w:author="Assessor GDSXSR" w:date="2026-10-29T19:59:18Z">
+        <w:r>
+          <w:rPr>
+            <w:rFonts w:ascii="Arial" w:hAnsi="Arial" w:eastAsia="Arial" w:cs="Arial"/>
+            <w:color w:val="808080"/>
+            <w:sz w:val="28"/>
+            <w:szCs w:val="28"/>
+          </w:rPr>
+          <w:t xml:space="preserve">seria</w:t>
+        </w:r>
+      </w:ins>
+      <w:r>
+        <w:rPr>
+          <w:rFonts w:ascii="Arial" w:hAnsi="Arial" w:eastAsia="Arial" w:cs="Arial"/>
+          <w:sz w:val="28"/>
+          <w:szCs w:val="28"/>
+        </w:rPr>
+        <w:t xml:space="preserve"> </w:t>
+      </w:r>
+      <w:del w:id="1135" w:author="Assessor GDSXSR" w:date="2026-10-29T19:59:18Z">
+        <w:r>
+          <w:rPr>
+            <w:rFonts w:ascii="Arial" w:hAnsi="Arial" w:eastAsia="Arial" w:cs="Arial"/>
+            <w:sz w:val="28"/>
+            <w:szCs w:val="28"/>
+          </w:rPr>
+          <w:delText xml:space="preserve">à</w:delText>
+        </w:r>
+      </w:del>
+      <w:ins w:id="1136" w:author="Assessor GDSXSR" w:date="2026-10-29T19:59:18Z">
+        <w:r>
+          <w:rPr>
+            <w:rFonts w:ascii="Arial" w:hAnsi="Arial" w:eastAsia="Arial" w:cs="Arial"/>
+            <w:color w:val="808080"/>
+            <w:sz w:val="28"/>
+            <w:szCs w:val="28"/>
+          </w:rPr>
+          <w:t xml:space="preserve">da</w:t>
+        </w:r>
+      </w:ins>
+      <w:r>
+        <w:rPr>
+          <w:rFonts w:ascii="Arial" w:hAnsi="Arial" w:eastAsia="Arial" w:cs="Arial"/>
+          <w:sz w:val="28"/>
+          <w:szCs w:val="28"/>
+        </w:rPr>
+        <w:t xml:space="preserve"> </w:t>
+      </w:r>
+      <w:del w:id="1137" w:author="Assessor GDSXSR" w:date="2026-10-29T19:59:18Z">
+        <w:r>
+          <w:rPr>
+            <w:rFonts w:ascii="Arial" w:hAnsi="Arial" w:eastAsia="Arial" w:cs="Arial"/>
+            <w:sz w:val="28"/>
+            <w:szCs w:val="28"/>
+          </w:rPr>
+          <w:delText xml:space="preserve">autora</w:delText>
+        </w:r>
+      </w:del>
+      <w:ins w:id="1138" w:author="Assessor GDSXSR" w:date="2026-10-29T19:59:18Z">
+        <w:r>
+          <w:rPr>
+            <w:rFonts w:ascii="Arial" w:hAnsi="Arial" w:eastAsia="Arial" w:cs="Arial"/>
+            <w:color w:val="808080"/>
+            <w:sz w:val="28"/>
+            <w:szCs w:val="28"/>
+          </w:rPr>
+          <w:t xml:space="preserve">concessionária,</w:t>
+        </w:r>
+      </w:ins>
+      <w:r>
+        <w:rPr>
+          <w:rFonts w:ascii="Arial" w:hAnsi="Arial" w:eastAsia="Arial" w:cs="Arial"/>
+          <w:sz w:val="28"/>
+          <w:szCs w:val="28"/>
+        </w:rPr>
+        <w:t xml:space="preserve"> </w:t>
+      </w:r>
+      <w:del w:id="1139" w:author="Assessor GDSXSR" w:date="2026-10-29T19:59:18Z">
+        <w:r>
+          <w:rPr>
+            <w:rFonts w:ascii="Arial" w:hAnsi="Arial" w:eastAsia="Arial" w:cs="Arial"/>
+            <w:sz w:val="28"/>
+            <w:szCs w:val="28"/>
+          </w:rPr>
+          <w:delText xml:space="preserve">sem</w:delText>
+        </w:r>
+      </w:del>
+      <w:ins w:id="1140" w:author="Assessor GDSXSR" w:date="2026-10-29T19:59:18Z">
+        <w:r>
+          <w:rPr>
+            <w:rFonts w:ascii="Arial" w:hAnsi="Arial" w:eastAsia="Arial" w:cs="Arial"/>
+            <w:color w:val="808080"/>
+            <w:sz w:val="28"/>
+            <w:szCs w:val="28"/>
+          </w:rPr>
+          <w:t xml:space="preserve">que</w:t>
+        </w:r>
+      </w:ins>
+      <w:r>
+        <w:rPr>
+          <w:rFonts w:ascii="Arial" w:hAnsi="Arial" w:eastAsia="Arial" w:cs="Arial"/>
+          <w:sz w:val="28"/>
+          <w:szCs w:val="28"/>
+        </w:rPr>
+        <w:t xml:space="preserve"> </w:t>
+      </w:r>
+      <w:del w:id="1141" w:author="Assessor GDSXSR" w:date="2026-10-29T19:59:18Z">
+        <w:r>
+          <w:rPr>
+            <w:rFonts w:ascii="Arial" w:hAnsi="Arial" w:eastAsia="Arial" w:cs="Arial"/>
+            <w:sz w:val="28"/>
+            <w:szCs w:val="28"/>
+          </w:rPr>
+          <w:delText xml:space="preserve">demonstração</w:delText>
+        </w:r>
+      </w:del>
+      <w:ins w:id="1142" w:author="Assessor GDSXSR" w:date="2026-10-29T19:59:18Z">
+        <w:r>
+          <w:rPr>
+            <w:rFonts w:ascii="Arial" w:hAnsi="Arial" w:eastAsia="Arial" w:cs="Arial"/>
+            <w:color w:val="808080"/>
+            <w:sz w:val="28"/>
+            <w:szCs w:val="28"/>
+          </w:rPr>
+          <w:t xml:space="preserve">cobra da apelante dívida do espólio em vez</w:t>
+        </w:r>
+      </w:ins>
+      <w:r>
+        <w:rPr>
+          <w:rFonts w:ascii="Arial" w:hAnsi="Arial" w:eastAsia="Arial" w:cs="Arial"/>
+          <w:sz w:val="28"/>
+          <w:szCs w:val="28"/>
+        </w:rPr>
+        <w:t xml:space="preserve"> de </w:t>
+      </w:r>
+      <w:del w:id="1143" w:author="Assessor GDSXSR" w:date="2026-10-29T19:59:18Z">
+        <w:r>
+          <w:rPr>
+            <w:rFonts w:ascii="Arial" w:hAnsi="Arial" w:eastAsia="Arial" w:cs="Arial"/>
+            <w:sz w:val="28"/>
+            <w:szCs w:val="28"/>
+          </w:rPr>
+          <w:delText xml:space="preserve">sua</w:delText>
+        </w:r>
+      </w:del>
+      <w:ins w:id="1144" w:author="Assessor GDSXSR" w:date="2026-10-29T19:59:18Z">
+        <w:r>
+          <w:rPr>
+            <w:rFonts w:ascii="Arial" w:hAnsi="Arial" w:eastAsia="Arial" w:cs="Arial"/>
+            <w:color w:val="808080"/>
+            <w:sz w:val="28"/>
+            <w:szCs w:val="28"/>
+          </w:rPr>
+          <w:t xml:space="preserve">adotar</w:t>
+        </w:r>
+      </w:ins>
+      <w:r>
+        <w:rPr>
+          <w:rFonts w:ascii="Arial" w:hAnsi="Arial" w:eastAsia="Arial" w:cs="Arial"/>
+          <w:sz w:val="28"/>
+          <w:szCs w:val="28"/>
+        </w:rPr>
+        <w:t xml:space="preserve"> </w:t>
+      </w:r>
+      <w:del w:id="1145" w:author="Assessor GDSXSR" w:date="2026-10-29T19:59:18Z">
+        <w:r>
+          <w:rPr>
+            <w:rFonts w:ascii="Arial" w:hAnsi="Arial" w:eastAsia="Arial" w:cs="Arial"/>
+            <w:sz w:val="28"/>
+            <w:szCs w:val="28"/>
+          </w:rPr>
+          <w:delText xml:space="preserve">responsabilidade</w:delText>
+        </w:r>
+      </w:del>
+      <w:ins w:id="1146" w:author="Assessor GDSXSR" w:date="2026-10-29T19:59:18Z">
+        <w:r>
+          <w:rPr>
+            <w:rFonts w:ascii="Arial" w:hAnsi="Arial" w:eastAsia="Arial" w:cs="Arial"/>
+            <w:color w:val="808080"/>
+            <w:sz w:val="28"/>
+            <w:szCs w:val="28"/>
+          </w:rPr>
+          <w:t xml:space="preserve">os</w:t>
+        </w:r>
+      </w:ins>
+      <w:r>
+        <w:rPr>
+          <w:rFonts w:ascii="Arial" w:hAnsi="Arial" w:eastAsia="Arial" w:cs="Arial"/>
+          <w:sz w:val="28"/>
+          <w:szCs w:val="28"/>
+        </w:rPr>
+        <w:t xml:space="preserve"> </w:t>
+      </w:r>
+      <w:del w:id="1147" w:author="Assessor GDSXSR" w:date="2026-10-29T19:59:18Z">
+        <w:r>
+          <w:rPr>
+            <w:rFonts w:ascii="Arial" w:hAnsi="Arial" w:eastAsia="Arial" w:cs="Arial"/>
+            <w:sz w:val="28"/>
+            <w:szCs w:val="28"/>
+          </w:rPr>
+          <w:delText xml:space="preserve">pelo</w:delText>
+        </w:r>
+      </w:del>
+      <w:ins w:id="1148" w:author="Assessor GDSXSR" w:date="2026-10-29T19:59:18Z">
+        <w:r>
+          <w:rPr>
+            <w:rFonts w:ascii="Arial" w:hAnsi="Arial" w:eastAsia="Arial" w:cs="Arial"/>
+            <w:color w:val="808080"/>
+            <w:sz w:val="28"/>
+            <w:szCs w:val="28"/>
+          </w:rPr>
+          <w:t xml:space="preserve">procedimentos</w:t>
+        </w:r>
+      </w:ins>
+      <w:r>
+        <w:rPr>
+          <w:rFonts w:ascii="Arial" w:hAnsi="Arial" w:eastAsia="Arial" w:cs="Arial"/>
+          <w:sz w:val="28"/>
+          <w:szCs w:val="28"/>
+        </w:rPr>
+        <w:t xml:space="preserve"> </w:t>
+      </w:r>
+      <w:del w:id="1149" w:author="Assessor GDSXSR" w:date="2026-10-29T19:59:18Z">
+        <w:r>
+          <w:rPr>
+            <w:rFonts w:ascii="Arial" w:hAnsi="Arial" w:eastAsia="Arial" w:cs="Arial"/>
+            <w:sz w:val="28"/>
+            <w:szCs w:val="28"/>
+          </w:rPr>
+          <w:delText xml:space="preserve">débito</w:delText>
+        </w:r>
+      </w:del>
+      <w:ins w:id="1150" w:author="Assessor GDSXSR" w:date="2026-10-29T19:59:18Z">
+        <w:r>
+          <w:rPr>
+            <w:rFonts w:ascii="Arial" w:hAnsi="Arial" w:eastAsia="Arial" w:cs="Arial"/>
+            <w:color w:val="808080"/>
+            <w:sz w:val="28"/>
+            <w:szCs w:val="28"/>
+          </w:rPr>
+          <w:t xml:space="preserve">corretos de cobrança</w:t>
+        </w:r>
+      </w:ins>
       <w:r>
         <w:rPr>
           <w:rFonts w:ascii="Arial" w:hAnsi="Arial" w:eastAsia="Arial" w:cs="Arial"/>
@@ -5611,40 +6086,171 @@
           <w:sz w:val="28"/>
           <w:szCs w:val="28"/>
         </w:rPr>
-        <w:t xml:space="preserve">Requer a reforma </w:t>
-      </w:r>
-      <w:r>
-        <w:rPr>
-          <w:rFonts w:ascii="Arial" w:hAnsi="Arial" w:cs="Arial"/>
-          <w:sz w:val="28"/>
-          <w:szCs w:val="28"/>
-        </w:rPr>
-        <w:t>parcial</w:t>
-      </w:r>
-      <w:r>
-        <w:rPr>
-          <w:rFonts w:ascii="Arial" w:hAnsi="Arial" w:cs="Arial"/>
-          <w:sz w:val="28"/>
-          <w:szCs w:val="28"/>
-        </w:rPr>
-        <w:t xml:space="preserve"> da r. sentença para</w:t>
-      </w:r>
-      <w:r>
-        <w:rPr>
-          <w:rFonts w:ascii="Arial" w:hAnsi="Arial" w:cs="Arial"/>
-          <w:sz w:val="28"/>
-          <w:szCs w:val="28"/>
-        </w:rPr>
-        <w:t xml:space="preserve"> declarar a inexigibilidade do débito relativo a dezembro de 2020, com a consequente inversão </w:t>
-      </w:r>
-      <w:r>
-        <w:rPr>
-          <w:rFonts w:ascii="Arial" w:hAnsi="Arial" w:cs="Arial"/>
-          <w:sz w:val="28"/>
-          <w:szCs w:val="28"/>
-        </w:rPr>
-        <w:t>do</w:t>
-      </w:r>
+        <w:t xml:space="preserve">Requer </w:t>
+      </w:r>
+      <w:del w:id="1151" w:author="Assessor GDSXSR" w:date="2026-10-29T19:59:18Z">
+        <w:r>
+          <w:rPr>
+            <w:rFonts w:ascii="Arial" w:hAnsi="Arial" w:cs="Arial"/>
+            <w:sz w:val="28"/>
+            <w:szCs w:val="28"/>
+          </w:rPr>
+          <w:delText xml:space="preserve">a</w:delText>
+        </w:r>
+      </w:del>
+      <w:ins w:id="1152" w:author="Assessor GDSXSR" w:date="2026-10-29T19:59:18Z">
+        <w:r>
+          <w:rPr>
+            <w:rFonts w:ascii="Arial" w:hAnsi="Arial" w:cs="Arial"/>
+            <w:color w:val="808080"/>
+            <w:sz w:val="28"/>
+            <w:szCs w:val="28"/>
+          </w:rPr>
+          <w:t xml:space="preserve">o</w:t>
+        </w:r>
+      </w:ins>
+      <w:r>
+        <w:rPr>
+          <w:rFonts w:ascii="Arial" w:hAnsi="Arial" w:cs="Arial"/>
+          <w:sz w:val="28"/>
+          <w:szCs w:val="28"/>
+        </w:rPr>
+        <w:t xml:space="preserve"> </w:t>
+      </w:r>
+      <w:del w:id="1153" w:author="Assessor GDSXSR" w:date="2026-10-29T19:59:18Z">
+        <w:r>
+          <w:rPr>
+            <w:rFonts w:ascii="Arial" w:hAnsi="Arial" w:cs="Arial"/>
+            <w:sz w:val="28"/>
+            <w:szCs w:val="28"/>
+          </w:rPr>
+          <w:delText xml:space="preserve">reforma</w:delText>
+        </w:r>
+      </w:del>
+      <w:ins w:id="1154" w:author="Assessor GDSXSR" w:date="2026-10-29T19:59:18Z">
+        <w:r>
+          <w:rPr>
+            <w:rFonts w:ascii="Arial" w:hAnsi="Arial" w:cs="Arial"/>
+            <w:color w:val="808080"/>
+            <w:sz w:val="28"/>
+            <w:szCs w:val="28"/>
+          </w:rPr>
+          <w:t xml:space="preserve">provimento</w:t>
+        </w:r>
+      </w:ins>
+      <w:r>
+        <w:rPr>
+          <w:rFonts w:ascii="Arial" w:hAnsi="Arial" w:cs="Arial"/>
+          <w:sz w:val="28"/>
+          <w:szCs w:val="28"/>
+        </w:rPr>
+        <w:t xml:space="preserve"> </w:t>
+      </w:r>
+      <w:del w:id="1155" w:author="Assessor GDSXSR" w:date="2026-10-29T19:59:18Z">
+        <w:r>
+          <w:rPr>
+            <w:rFonts w:ascii="Arial" w:hAnsi="Arial" w:cs="Arial"/>
+            <w:sz w:val="28"/>
+            <w:szCs w:val="28"/>
+          </w:rPr>
+          <w:delText xml:space="preserve">parcial</w:delText>
+        </w:r>
+      </w:del>
+      <w:ins w:id="1156" w:author="Assessor GDSXSR" w:date="2026-10-29T19:59:18Z">
+        <w:r>
+          <w:rPr>
+            <w:rFonts w:ascii="Arial" w:hAnsi="Arial" w:cs="Arial"/>
+            <w:color w:val="808080"/>
+            <w:sz w:val="28"/>
+            <w:szCs w:val="28"/>
+          </w:rPr>
+          <w:t xml:space="preserve">do</w:t>
+        </w:r>
+      </w:ins>
+      <w:r>
+        <w:rPr>
+          <w:rFonts w:ascii="Arial" w:hAnsi="Arial" w:cs="Arial"/>
+          <w:sz w:val="28"/>
+          <w:szCs w:val="28"/>
+        </w:rPr>
+        <w:t xml:space="preserve"> </w:t>
+      </w:r>
+      <w:del w:id="1157" w:author="Assessor GDSXSR" w:date="2026-10-29T19:59:18Z">
+        <w:r>
+          <w:rPr>
+            <w:rFonts w:ascii="Arial" w:hAnsi="Arial" w:cs="Arial"/>
+            <w:sz w:val="28"/>
+            <w:szCs w:val="28"/>
+          </w:rPr>
+          <w:delText xml:space="preserve">da r. sentença</w:delText>
+        </w:r>
+      </w:del>
+      <w:ins w:id="1158" w:author="Assessor GDSXSR" w:date="2026-10-29T19:59:18Z">
+        <w:r>
+          <w:rPr>
+            <w:rFonts w:ascii="Arial" w:hAnsi="Arial" w:cs="Arial"/>
+            <w:color w:val="808080"/>
+            <w:sz w:val="28"/>
+            <w:szCs w:val="28"/>
+          </w:rPr>
+          <w:t xml:space="preserve">apelo</w:t>
+        </w:r>
+      </w:ins>
+      <w:r>
+        <w:rPr>
+          <w:rFonts w:ascii="Arial" w:hAnsi="Arial" w:cs="Arial"/>
+          <w:sz w:val="28"/>
+          <w:szCs w:val="28"/>
+        </w:rPr>
+        <w:t xml:space="preserve"> para</w:t>
+      </w:r>
+      <w:r>
+        <w:rPr>
+          <w:rFonts w:ascii="Arial" w:hAnsi="Arial" w:cs="Arial"/>
+          <w:sz w:val="28"/>
+          <w:szCs w:val="28"/>
+        </w:rPr>
+        <w:t xml:space="preserve"> declarar a inexigibilidade do débito relativo a dezembro de 2020, com a </w:t>
+      </w:r>
+      <w:del w:id="1159" w:author="Assessor GDSXSR" w:date="2026-10-29T19:59:18Z">
+        <w:r>
+          <w:rPr>
+            <w:rFonts w:ascii="Arial" w:hAnsi="Arial" w:cs="Arial"/>
+            <w:sz w:val="28"/>
+            <w:szCs w:val="28"/>
+          </w:rPr>
+          <w:delText xml:space="preserve">consequente </w:delText>
+        </w:r>
+      </w:del>
+      <w:r>
+        <w:rPr>
+          <w:rFonts w:ascii="Arial" w:hAnsi="Arial" w:cs="Arial"/>
+          <w:sz w:val="28"/>
+          <w:szCs w:val="28"/>
+        </w:rPr>
+        <w:t xml:space="preserve">inversão </w:t>
+      </w:r>
+      <w:del w:id="1160" w:author="Assessor GDSXSR" w:date="2026-10-29T19:59:18Z">
+        <w:r>
+          <w:rPr>
+            <w:rFonts w:ascii="Arial" w:hAnsi="Arial" w:cs="Arial"/>
+            <w:sz w:val="28"/>
+            <w:szCs w:val="28"/>
+          </w:rPr>
+          <w:delText xml:space="preserve">do</w:delText>
+        </w:r>
+      </w:del>
+      <w:ins w:id="1161" w:author="Assessor GDSXSR" w:date="2026-10-29T19:59:18Z">
+        <w:r>
+          <w:rPr>
+            <w:rFonts w:ascii="Arial" w:hAnsi="Arial" w:cs="Arial"/>
+            <w:color w:val="808080"/>
+            <w:sz w:val="28"/>
+            <w:szCs w:val="28"/>
+          </w:rPr>
+          <w:t xml:space="preserve">dos</w:t>
+        </w:r>
+      </w:ins>
       <w:r>
         <w:rPr>
           <w:rFonts w:ascii="Arial" w:hAnsi="Arial" w:cs="Arial"/>
@@ -5659,15 +6265,34 @@
           <w:sz w:val="28"/>
           <w:szCs w:val="28"/>
         </w:rPr>
-        <w:t>de</w:t>
-      </w:r>
-      <w:r>
-        <w:rPr>
-          <w:rFonts w:ascii="Arial" w:hAnsi="Arial" w:cs="Arial"/>
-          <w:sz w:val="28"/>
-          <w:szCs w:val="28"/>
-        </w:rPr>
-        <w:t xml:space="preserve"> sucumbência. </w:t>
+        <w:t xml:space="preserve">de</w:t>
+      </w:r>
+      <w:r>
+        <w:rPr>
+          <w:rFonts w:ascii="Arial" w:hAnsi="Arial" w:cs="Arial"/>
+          <w:sz w:val="28"/>
+          <w:szCs w:val="28"/>
+        </w:rPr>
+        <w:t xml:space="preserve"> sucumbência</w:t>
+      </w:r>
+      <w:ins w:id="1162" w:author="Assessor GDSXSR" w:date="2026-10-29T19:59:18Z">
+        <w:r>
+          <w:rPr>
+            <w:rFonts w:ascii="Arial" w:hAnsi="Arial" w:cs="Arial"/>
+            <w:color w:val="808080"/>
+            <w:sz w:val="28"/>
+            <w:szCs w:val="28"/>
+          </w:rPr>
+          <w:t xml:space="preserve"> e a majoração dos honorários em grau recursal (CPC 85 § 11)</w:t>
+        </w:r>
+      </w:ins>
+      <w:r>
+        <w:rPr>
+          <w:rFonts w:ascii="Arial" w:hAnsi="Arial" w:cs="Arial"/>
+          <w:sz w:val="28"/>
+          <w:szCs w:val="28"/>
+        </w:rPr>
+        <w:t xml:space="preserve">. </w:t>
       </w:r>
     </w:p>
     <w:p>
@@ -5742,7 +6367,7 @@
         </w:rPr>
         <w:t xml:space="preserve">a</w:t>
       </w:r>
-      <w:del w:id="1118" w:author="Assessor GDSXSR" w:date="2026-10-29T00:08:30Z">
+      <w:del w:id="1163" w:author="Assessor GDSXSR" w:date="2026-10-29T19:59:18Z">
         <w:r>
           <w:rPr>
             <w:rFonts w:ascii="Arial" w:hAnsi="Arial" w:eastAsia="Arial" w:cs="Arial"/>
@@ -5760,7 +6385,7 @@
         </w:rPr>
         <w:t xml:space="preserve"> </w:t>
       </w:r>
-      <w:del w:id="1119" w:author="Assessor GDSXSR" w:date="2026-10-29T00:08:30Z">
+      <w:del w:id="1164" w:author="Assessor GDSXSR" w:date="2026-10-29T19:59:18Z">
         <w:r>
           <w:rPr>
             <w:rFonts w:ascii="Arial" w:hAnsi="Arial" w:eastAsia="Arial" w:cs="Arial"/>
@@ -5810,7 +6435,7 @@
           <w:delText xml:space="preserve">em síntese,</w:delText>
         </w:r>
       </w:del>
-      <w:ins w:id="1120" w:author="Assessor GDSXSR" w:date="2026-10-29T00:08:30Z">
+      <w:ins w:id="1165" w:author="Assessor GDSXSR" w:date="2026-10-29T19:59:18Z">
         <w:r>
           <w:rPr>
             <w:rFonts w:ascii="Arial" w:hAnsi="Arial" w:eastAsia="Arial" w:cs="Arial"/>
@@ -5837,6 +6462,27 @@
         </w:rPr>
         <w:t xml:space="preserve">que</w:t>
       </w:r>
+      <w:ins w:id="1166" w:author="Assessor GDSXSR" w:date="2026-10-29T19:59:18Z">
+        <w:r>
+          <w:rPr>
+            <w:rFonts w:ascii="Arial" w:hAnsi="Arial" w:eastAsia="Arial" w:cs="Arial"/>
+            <w:color w:val="808080"/>
+            <w:sz w:val="28"/>
+            <w:szCs w:val="28"/>
+          </w:rPr>
+          <w:t xml:space="preserve">: </w:t>
+        </w:r>
+        <w:r>
+          <w:rPr>
+            <w:rFonts w:ascii="Arial" w:hAnsi="Arial" w:eastAsia="Arial" w:cs="Arial"/>
+            <w:b/>
+            <w:color w:val="808080"/>
+            <w:sz w:val="28"/>
+            <w:szCs w:val="28"/>
+          </w:rPr>
+          <w:t xml:space="preserve">1)</w:t>
+        </w:r>
+      </w:ins>
       <w:r>
         <w:rPr>
           <w:rFonts w:ascii="Arial" w:hAnsi="Arial" w:eastAsia="Arial" w:cs="Arial"/>
@@ -5851,8 +6497,114 @@
           <w:sz w:val="28"/>
           <w:szCs w:val="28"/>
         </w:rPr>
-        <w:t xml:space="preserve">o débito referente a dezembro de 2020 é de responsabilidade da autora, que ocupava o imóvel e usufruía do serviço no período</w:t>
-      </w:r>
+        <w:t xml:space="preserve">o débito referente a dezembro de 2020 é de responsabilidade da autora, que </w:t>
+      </w:r>
+      <w:del w:id="1167" w:author="Assessor GDSXSR" w:date="2026-10-29T19:59:18Z">
+        <w:r>
+          <w:rPr>
+            <w:rFonts w:ascii="Arial" w:hAnsi="Arial" w:eastAsia="Arial" w:cs="Arial"/>
+            <w:sz w:val="28"/>
+            <w:szCs w:val="28"/>
+          </w:rPr>
+          <w:delText xml:space="preserve">ocupava</w:delText>
+        </w:r>
+      </w:del>
+      <w:ins w:id="1168" w:author="Assessor GDSXSR" w:date="2026-10-29T19:59:18Z">
+        <w:r>
+          <w:rPr>
+            <w:rFonts w:ascii="Arial" w:hAnsi="Arial" w:eastAsia="Arial" w:cs="Arial"/>
+            <w:color w:val="808080"/>
+            <w:sz w:val="28"/>
+            <w:szCs w:val="28"/>
+          </w:rPr>
+          <w:t xml:space="preserve">afirma</w:t>
+        </w:r>
+      </w:ins>
+      <w:r>
+        <w:rPr>
+          <w:rFonts w:ascii="Arial" w:hAnsi="Arial" w:eastAsia="Arial" w:cs="Arial"/>
+          <w:sz w:val="28"/>
+          <w:szCs w:val="28"/>
+        </w:rPr>
+        <w:t xml:space="preserve"> </w:t>
+      </w:r>
+      <w:del w:id="1169" w:author="Assessor GDSXSR" w:date="2026-10-29T19:59:18Z">
+        <w:r>
+          <w:rPr>
+            <w:rFonts w:ascii="Arial" w:hAnsi="Arial" w:eastAsia="Arial" w:cs="Arial"/>
+            <w:sz w:val="28"/>
+            <w:szCs w:val="28"/>
+          </w:rPr>
+          <w:delText xml:space="preserve">o</w:delText>
+        </w:r>
+      </w:del>
+      <w:ins w:id="1170" w:author="Assessor GDSXSR" w:date="2026-10-29T19:59:18Z">
+        <w:r>
+          <w:rPr>
+            <w:rFonts w:ascii="Arial" w:hAnsi="Arial" w:eastAsia="Arial" w:cs="Arial"/>
+            <w:color w:val="808080"/>
+            <w:sz w:val="28"/>
+            <w:szCs w:val="28"/>
+          </w:rPr>
+          <w:t xml:space="preserve">ter estado no</w:t>
+        </w:r>
+      </w:ins>
+      <w:r>
+        <w:rPr>
+          <w:rFonts w:ascii="Arial" w:hAnsi="Arial" w:eastAsia="Arial" w:cs="Arial"/>
+          <w:sz w:val="28"/>
+          <w:szCs w:val="28"/>
+        </w:rPr>
+        <w:t xml:space="preserve"> imóvel</w:t>
+      </w:r>
+      <w:del w:id="1171" w:author="Assessor GDSXSR" w:date="2026-10-29T19:59:18Z">
+        <w:r>
+          <w:rPr>
+            <w:rFonts w:ascii="Arial" w:hAnsi="Arial" w:eastAsia="Arial" w:cs="Arial"/>
+            <w:sz w:val="28"/>
+            <w:szCs w:val="28"/>
+          </w:rPr>
+          <w:delText xml:space="preserve"> e usufruía do serviço</w:delText>
+        </w:r>
+      </w:del>
+      <w:r>
+        <w:rPr>
+          <w:rFonts w:ascii="Arial" w:hAnsi="Arial" w:eastAsia="Arial" w:cs="Arial"/>
+          <w:sz w:val="28"/>
+          <w:szCs w:val="28"/>
+        </w:rPr>
+        <w:t xml:space="preserve"> no período</w:t>
+      </w:r>
+      <w:ins w:id="1172" w:author="Assessor GDSXSR" w:date="2026-10-29T19:59:18Z">
+        <w:r>
+          <w:rPr>
+            <w:rFonts w:ascii="Arial" w:hAnsi="Arial" w:eastAsia="Arial" w:cs="Arial"/>
+            <w:color w:val="808080"/>
+            <w:sz w:val="28"/>
+            <w:szCs w:val="28"/>
+          </w:rPr>
+          <w:t xml:space="preserve">; e </w:t>
+        </w:r>
+        <w:r>
+          <w:rPr>
+            <w:rFonts w:ascii="Arial" w:hAnsi="Arial" w:eastAsia="Arial" w:cs="Arial"/>
+            <w:b/>
+            <w:color w:val="808080"/>
+            <w:sz w:val="28"/>
+            <w:szCs w:val="28"/>
+          </w:rPr>
+          <w:t xml:space="preserve">2)</w:t>
+        </w:r>
+        <w:r>
+          <w:rPr>
+            <w:rFonts w:ascii="Arial" w:hAnsi="Arial" w:eastAsia="Arial" w:cs="Arial"/>
+            <w:color w:val="808080"/>
+            <w:sz w:val="28"/>
+            <w:szCs w:val="28"/>
+          </w:rPr>
+          <w:t xml:space="preserve"> a sucumbência é recíproca, por critério objetivo</w:t>
+        </w:r>
+      </w:ins>
       <w:r>
         <w:rPr>
           <w:rFonts w:ascii="Arial" w:hAnsi="Arial" w:eastAsia="Arial" w:cs="Arial"/>
@@ -5861,7 +6613,7 @@
         </w:rPr>
         <w:t xml:space="preserve">.</w:t>
       </w:r>
-      <w:del w:id="1121" w:author="Assessor GDSXSR" w:date="2026-10-29T00:08:30Z">
+      <w:del w:id="1173" w:author="Assessor GDSXSR" w:date="2026-10-29T19:59:18Z">
         <w:r>
           <w:rPr>
             <w:rFonts w:ascii="Arial" w:hAnsi="Arial" w:eastAsia="Arial" w:cs="Arial"/>
@@ -6007,39 +6759,39 @@
           <w:sz w:val="28"/>
           <w:szCs w:val="28"/>
         </w:rPr>
-        <w:t>28</w:t>
-      </w:r>
-      <w:r>
-        <w:rPr>
-          <w:rFonts w:ascii="Arial" w:hAnsi="Arial" w:cs="Arial"/>
-          <w:sz w:val="28"/>
-          <w:szCs w:val="28"/>
-        </w:rPr>
-        <w:t>/</w:t>
-      </w:r>
-      <w:r>
-        <w:rPr>
-          <w:rFonts w:ascii="Arial" w:hAnsi="Arial" w:cs="Arial"/>
-          <w:sz w:val="28"/>
-          <w:szCs w:val="28"/>
-        </w:rPr>
-        <w:t>10</w:t>
-      </w:r>
-      <w:r>
-        <w:rPr>
-          <w:rFonts w:ascii="Arial" w:hAnsi="Arial" w:cs="Arial"/>
-          <w:sz w:val="28"/>
-          <w:szCs w:val="28"/>
-        </w:rPr>
-        <w:t>/202</w:t>
-      </w:r>
-      <w:r>
-        <w:rPr>
-          <w:rFonts w:ascii="Arial" w:hAnsi="Arial" w:cs="Arial"/>
-          <w:sz w:val="28"/>
-          <w:szCs w:val="28"/>
-        </w:rPr>
-        <w:t>5</w:t>
+        <w:t xml:space="preserve">28</w:t>
+      </w:r>
+      <w:r>
+        <w:rPr>
+          <w:rFonts w:ascii="Arial" w:hAnsi="Arial" w:cs="Arial"/>
+          <w:sz w:val="28"/>
+          <w:szCs w:val="28"/>
+        </w:rPr>
+        <w:t xml:space="preserve">/</w:t>
+      </w:r>
+      <w:r>
+        <w:rPr>
+          <w:rFonts w:ascii="Arial" w:hAnsi="Arial" w:cs="Arial"/>
+          <w:sz w:val="28"/>
+          <w:szCs w:val="28"/>
+        </w:rPr>
+        <w:t xml:space="preserve">10</w:t>
+      </w:r>
+      <w:r>
+        <w:rPr>
+          <w:rFonts w:ascii="Arial" w:hAnsi="Arial" w:cs="Arial"/>
+          <w:sz w:val="28"/>
+          <w:szCs w:val="28"/>
+        </w:rPr>
+        <w:t xml:space="preserve">/202</w:t>
+      </w:r>
+      <w:r>
+        <w:rPr>
+          <w:rFonts w:ascii="Arial" w:hAnsi="Arial" w:cs="Arial"/>
+          <w:sz w:val="28"/>
+          <w:szCs w:val="28"/>
+        </w:rPr>
+        <w:t xml:space="preserve">5</w:t>
       </w:r>
       <w:r>
         <w:rPr>
@@ -6055,31 +6807,42 @@
           <w:sz w:val="28"/>
           <w:szCs w:val="28"/>
         </w:rPr>
-        <w:t>08</w:t>
-      </w:r>
-      <w:r>
-        <w:rPr>
-          <w:rFonts w:ascii="Arial" w:hAnsi="Arial" w:cs="Arial"/>
-          <w:sz w:val="28"/>
-          <w:szCs w:val="28"/>
-        </w:rPr>
-        <w:t>/0</w:t>
-      </w:r>
-      <w:r>
-        <w:rPr>
-          <w:rFonts w:ascii="Arial" w:hAnsi="Arial" w:cs="Arial"/>
-          <w:sz w:val="28"/>
-          <w:szCs w:val="28"/>
-        </w:rPr>
-        <w:t>7</w:t>
-      </w:r>
-      <w:r>
-        <w:rPr>
-          <w:rFonts w:ascii="Arial" w:hAnsi="Arial" w:cs="Arial"/>
-          <w:sz w:val="28"/>
-          <w:szCs w:val="28"/>
-        </w:rPr>
-        <w:t>/2026</w:t>
+        <w:t xml:space="preserve">08</w:t>
+      </w:r>
+      <w:r>
+        <w:rPr>
+          <w:rFonts w:ascii="Arial" w:hAnsi="Arial" w:cs="Arial"/>
+          <w:sz w:val="28"/>
+          <w:szCs w:val="28"/>
+        </w:rPr>
+        <w:t xml:space="preserve">/0</w:t>
+      </w:r>
+      <w:r>
+        <w:rPr>
+          <w:rFonts w:ascii="Arial" w:hAnsi="Arial" w:cs="Arial"/>
+          <w:sz w:val="28"/>
+          <w:szCs w:val="28"/>
+        </w:rPr>
+        <w:t xml:space="preserve">7</w:t>
+      </w:r>
+      <w:ins w:id="1174" w:author="Assessor GDSXSR" w:date="2026-10-29T19:59:18Z">
+        <w:r>
+          <w:rPr>
+            <w:rFonts w:ascii="Arial" w:hAnsi="Arial" w:cs="Arial"/>
+            <w:color w:val="808080"/>
+            <w:sz w:val="28"/>
+            <w:szCs w:val="28"/>
+          </w:rPr>
+          <w:t xml:space="preserve">/2026. Sentença em embargos de declaração proferida em 12/08</w:t>
+        </w:r>
+      </w:ins>
+      <w:r>
+        <w:rPr>
+          <w:rFonts w:ascii="Arial" w:hAnsi="Arial" w:cs="Arial"/>
+          <w:sz w:val="28"/>
+          <w:szCs w:val="28"/>
+        </w:rPr>
+        <w:t xml:space="preserve">/2026</w:t>
       </w:r>
       <w:r>
         <w:rPr>
@@ -6095,31 +6858,31 @@
           <w:sz w:val="28"/>
           <w:szCs w:val="28"/>
         </w:rPr>
-        <w:t>14</w:t>
-      </w:r>
-      <w:r>
-        <w:rPr>
-          <w:rFonts w:ascii="Arial" w:hAnsi="Arial" w:cs="Arial"/>
-          <w:sz w:val="28"/>
-          <w:szCs w:val="28"/>
-        </w:rPr>
-        <w:t>/0</w:t>
-      </w:r>
-      <w:r>
-        <w:rPr>
-          <w:rFonts w:ascii="Arial" w:hAnsi="Arial" w:cs="Arial"/>
-          <w:sz w:val="28"/>
-          <w:szCs w:val="28"/>
-        </w:rPr>
-        <w:t>8</w:t>
-      </w:r>
-      <w:r>
-        <w:rPr>
-          <w:rFonts w:ascii="Arial" w:hAnsi="Arial" w:cs="Arial"/>
-          <w:sz w:val="28"/>
-          <w:szCs w:val="28"/>
-        </w:rPr>
-        <w:t>/2026</w:t>
+        <w:t xml:space="preserve">14</w:t>
+      </w:r>
+      <w:r>
+        <w:rPr>
+          <w:rFonts w:ascii="Arial" w:hAnsi="Arial" w:cs="Arial"/>
+          <w:sz w:val="28"/>
+          <w:szCs w:val="28"/>
+        </w:rPr>
+        <w:t xml:space="preserve">/0</w:t>
+      </w:r>
+      <w:r>
+        <w:rPr>
+          <w:rFonts w:ascii="Arial" w:hAnsi="Arial" w:cs="Arial"/>
+          <w:sz w:val="28"/>
+          <w:szCs w:val="28"/>
+        </w:rPr>
+        <w:t xml:space="preserve">8</w:t>
+      </w:r>
+      <w:r>
+        <w:rPr>
+          <w:rFonts w:ascii="Arial" w:hAnsi="Arial" w:cs="Arial"/>
+          <w:sz w:val="28"/>
+          <w:szCs w:val="28"/>
+        </w:rPr>
+        <w:t xml:space="preserve">/2026</w:t>
       </w:r>
       <w:r>
         <w:rPr>
@@ -6143,15 +6906,15 @@
           <w:sz w:val="28"/>
           <w:szCs w:val="28"/>
         </w:rPr>
-        <w:t>1.765,64</w:t>
-      </w:r>
-      <w:r>
-        <w:rPr>
-          <w:rFonts w:ascii="Arial" w:hAnsi="Arial" w:cs="Arial"/>
-          <w:sz w:val="28"/>
-          <w:szCs w:val="28"/>
-        </w:rPr>
-        <w:t>.</w:t>
+        <w:t xml:space="preserve">1.765,64</w:t>
+      </w:r>
+      <w:r>
+        <w:rPr>
+          <w:rFonts w:ascii="Arial" w:hAnsi="Arial" w:cs="Arial"/>
+          <w:sz w:val="28"/>
+          <w:szCs w:val="28"/>
+        </w:rPr>
+        <w:t xml:space="preserve">.</w:t>
       </w:r>
     </w:p>
     <w:p>
@@ -6171,7 +6934,7 @@
         <w:spacing w:after="0" w:line="360" w:lineRule="auto"/>
         <w:jc w:val="center"/>
         <w:rPr>
-          <w:ins w:id="1134" w:author="Assessor GDSXSR" w:date="2026-10-29T00:08:30Z"/>
+          <w:ins w:id="1187" w:author="Assessor GDSXSR" w:date="2026-10-29T19:59:18Z"/>
           <w:rFonts w:ascii="Arial" w:hAnsi="Arial" w:cs="Arial"/>
           <w:b/>
           <w:bCs/>
@@ -6252,7 +7015,7 @@
         <w:spacing w:after="0" w:line="360" w:lineRule="auto"/>
         <w:jc w:val="center"/>
         <w:rPr>
-          <w:ins w:id="1135" w:author="Assessor GDSXSR" w:date="2026-10-29T00:08:30Z"/>
+          <w:ins w:id="1188" w:author="Assessor GDSXSR" w:date="2026-10-29T19:59:18Z"/>
           <w:rFonts w:ascii="Arial" w:hAnsi="Arial" w:cs="Arial"/>
           <w:b/>
           <w:bCs/>
@@ -6276,7 +7039,7 @@
           <w:szCs w:val="28"/>
         </w:rPr>
       </w:pPr>
-      <w:ins w:id="1136" w:author="Assessor GDSXSR" w:date="2026-10-29T00:08:30Z">
+      <w:ins w:id="1189" w:author="Assessor GDSXSR" w:date="2026-10-29T19:59:18Z">
         <w:r>
           <w:rPr>
             <w:rFonts w:ascii="Arial" w:hAnsi="Arial" w:cs="Arial"/>
@@ -6321,7 +7084,7 @@
           <w:sz w:val="28"/>
           <w:szCs w:val="28"/>
           <w:highlight w:val="yellow"/>
-          <w:rPrChange w:id="1126" w:author="Assessor GDSXSR" w:date="2026-10-29T00:08:30Z">
+          <w:rPrChange w:id="1179" w:author="Assessor GDSXSR" w:date="2026-10-29T19:59:18Z">
             <w:rPr>
               <w:rFonts w:ascii="Arial" w:hAnsi="Arial" w:cs="Arial"/>
               <w:sz w:val="28"/>
@@ -6331,7 +7094,7 @@
         </w:rPr>
         <w:t xml:space="preserve">DA</w:t>
       </w:r>
-      <w:ins w:id="1127" w:author="Assessor GDSXSR" w:date="2026-10-29T00:08:30Z">
+      <w:ins w:id="1180" w:author="Assessor GDSXSR" w:date="2026-10-29T19:59:18Z">
         <w:r>
           <w:rPr>
             <w:rFonts w:ascii="Arial" w:hAnsi="Arial" w:cs="Arial"/>
@@ -6349,7 +7112,7 @@
           <w:sz w:val="28"/>
           <w:szCs w:val="28"/>
           <w:highlight w:val="yellow"/>
-          <w:rPrChange w:id="1128" w:author="Assessor GDSXSR" w:date="2026-10-29T00:08:30Z">
+          <w:rPrChange w:id="1181" w:author="Assessor GDSXSR" w:date="2026-10-29T19:59:18Z">
             <w:rPr>
               <w:rFonts w:ascii="Arial" w:hAnsi="Arial" w:cs="Arial"/>
               <w:sz w:val="28"/>
@@ -6365,7 +7128,7 @@
           <w:sz w:val="28"/>
           <w:szCs w:val="28"/>
           <w:highlight w:val="yellow"/>
-          <w:rPrChange w:id="1129" w:author="Assessor GDSXSR" w:date="2026-10-29T00:08:30Z">
+          <w:rPrChange w:id="1182" w:author="Assessor GDSXSR" w:date="2026-10-29T19:59:18Z">
             <w:rPr>
               <w:rFonts w:ascii="Arial" w:hAnsi="Arial" w:cs="Arial"/>
               <w:sz w:val="28"/>
@@ -6375,7 +7138,7 @@
         </w:rPr>
         <w:t xml:space="preserve">INEXIGIBILIDADE DO DÉBITO </w:t>
       </w:r>
-      <w:del w:id="1130" w:author="Assessor GDSXSR" w:date="2026-10-29T00:08:30Z">
+      <w:del w:id="1183" w:author="Assessor GDSXSR" w:date="2026-10-29T19:59:18Z">
         <w:r>
           <w:rPr>
             <w:rFonts w:ascii="Arial" w:hAnsi="Arial" w:cs="Arial"/>
@@ -6395,7 +7158,7 @@
           <w:delText xml:space="preserve">A</w:delText>
         </w:r>
       </w:del>
-      <w:ins w:id="1131" w:author="Assessor GDSXSR" w:date="2026-10-29T00:08:30Z">
+      <w:ins w:id="1184" w:author="Assessor GDSXSR" w:date="2026-10-29T19:59:18Z">
         <w:r>
           <w:rPr>
             <w:rFonts w:ascii="Arial" w:hAnsi="Arial" w:cs="Arial"/>
@@ -6413,7 +7176,7 @@
           <w:sz w:val="28"/>
           <w:szCs w:val="28"/>
           <w:highlight w:val="yellow"/>
-          <w:rPrChange w:id="1132" w:author="Assessor GDSXSR" w:date="2026-10-29T00:08:30Z">
+          <w:rPrChange w:id="1185" w:author="Assessor GDSXSR" w:date="2026-10-29T19:59:18Z">
             <w:rPr>
               <w:rFonts w:ascii="Arial" w:hAnsi="Arial" w:cs="Arial"/>
               <w:sz w:val="28"/>
@@ -6423,7 +7186,7 @@
         </w:rPr>
         <w:t xml:space="preserve"> DEZEMBRO DE 2020</w:t>
       </w:r>
-      <w:ins w:id="1133" w:author="Assessor GDSXSR" w:date="2026-10-29T00:08:30Z">
+      <w:ins w:id="1186" w:author="Assessor GDSXSR" w:date="2026-10-29T19:59:18Z">
         <w:r>
           <w:rPr>
             <w:rFonts w:ascii="Arial" w:hAnsi="Arial" w:cs="Arial"/>
@@ -6485,7 +7248,7 @@
         </w:rPr>
         <w:t xml:space="preserve"> </w:t>
       </w:r>
-      <w:ins w:id="1140" w:author="Assessor GDSXSR" w:date="2026-10-29T00:08:30Z">
+      <w:ins w:id="1193" w:author="Assessor GDSXSR" w:date="2026-10-29T19:59:18Z">
         <w:r>
           <w:rPr>
             <w:rFonts w:ascii="Arial" w:hAnsi="Arial" w:eastAsia="Arial" w:cs="Arial"/>
@@ -6531,7 +7294,7 @@
           <w:color w:val="000000" w:themeColor="text1"/>
           <w:sz w:val="28"/>
           <w:szCs w:val="28"/>
-          <w:rPrChange w:id="1141" w:author="Assessor GDSXSR" w:date="2026-10-29T00:08:30Z">
+          <w:rPrChange w:id="1194" w:author="Assessor GDSXSR" w:date="2026-10-29T19:59:18Z">
             <w:rPr>
               <w:rFonts w:ascii="Arial" w:hAnsi="Arial" w:eastAsia="Arial" w:cs="Arial"/>
               <w:b/>
@@ -6568,7 +7331,7 @@
         </w:rPr>
         <w:t xml:space="preserve">sendo indevida a imputação da dívida à apelante com fundamento na condição de mera possuidora ou </w:t>
       </w:r>
-      <w:del w:id="1142" w:author="Assessor GDSXSR" w:date="2026-10-29T00:08:30Z">
+      <w:del w:id="1195" w:author="Assessor GDSXSR" w:date="2026-10-29T19:59:18Z">
         <w:r>
           <w:rPr>
             <w:rFonts w:ascii="Arial" w:hAnsi="Arial" w:eastAsia="Arial" w:cs="Arial"/>
@@ -6578,7 +7341,7 @@
           <w:delText xml:space="preserve">"</w:delText>
         </w:r>
       </w:del>
-      <w:ins w:id="1143" w:author="Assessor GDSXSR" w:date="2026-10-29T00:08:30Z">
+      <w:ins w:id="1196" w:author="Assessor GDSXSR" w:date="2026-10-29T19:59:18Z">
         <w:r>
           <w:rPr>
             <w:rFonts w:ascii="Arial" w:hAnsi="Arial" w:eastAsia="Arial" w:cs="Arial"/>
@@ -6597,7 +7360,7 @@
         </w:rPr>
         <w:t xml:space="preserve">consumidora de fato</w:t>
       </w:r>
-      <w:del w:id="1144" w:author="Assessor GDSXSR" w:date="2026-10-29T00:08:30Z">
+      <w:del w:id="1197" w:author="Assessor GDSXSR" w:date="2026-10-29T19:59:18Z">
         <w:r>
           <w:rPr>
             <w:rFonts w:ascii="Arial" w:hAnsi="Arial" w:eastAsia="Arial" w:cs="Arial"/>
@@ -6607,7 +7370,7 @@
           <w:delText xml:space="preserve">"</w:delText>
         </w:r>
       </w:del>
-      <w:ins w:id="1145" w:author="Assessor GDSXSR" w:date="2026-10-29T00:08:30Z">
+      <w:ins w:id="1198" w:author="Assessor GDSXSR" w:date="2026-10-29T19:59:18Z">
         <w:r>
           <w:rPr>
             <w:rFonts w:ascii="Arial" w:hAnsi="Arial" w:eastAsia="Arial" w:cs="Arial"/>
@@ -6633,7 +7396,7 @@
           <w:bCs/>
           <w:sz w:val="28"/>
           <w:szCs w:val="28"/>
-          <w:rPrChange w:id="1146" w:author="Assessor GDSXSR" w:date="2026-10-29T00:08:30Z">
+          <w:rPrChange w:id="1199" w:author="Assessor GDSXSR" w:date="2026-10-29T19:59:18Z">
             <w:rPr>
               <w:rFonts w:ascii="Arial" w:hAnsi="Arial" w:eastAsia="Arial" w:cs="Arial"/>
               <w:b/>
@@ -6661,7 +7424,7 @@
         </w:rPr>
         <w:t xml:space="preserve">com o falecimento da titular da unidade consumidora, eventual débito remanescente deveria ser exigido do espólio</w:t>
       </w:r>
-      <w:del w:id="1147" w:author="Assessor GDSXSR" w:date="2026-10-29T00:08:30Z">
+      <w:del w:id="1200" w:author="Assessor GDSXSR" w:date="2026-10-29T19:59:18Z">
         <w:r>
           <w:rPr>
             <w:rFonts w:ascii="Arial" w:hAnsi="Arial" w:eastAsia="Arial" w:cs="Arial"/>
@@ -6679,7 +7442,7 @@
         </w:rPr>
         <w:t xml:space="preserve"> </w:t>
       </w:r>
-      <w:del w:id="1148" w:author="Assessor GDSXSR" w:date="2026-10-29T00:08:30Z">
+      <w:del w:id="1201" w:author="Assessor GDSXSR" w:date="2026-10-29T19:59:18Z">
         <w:r>
           <w:rPr>
             <w:rFonts w:ascii="Arial" w:hAnsi="Arial" w:eastAsia="Arial" w:cs="Arial"/>
@@ -6689,7 +7452,7 @@
           <w:delText xml:space="preserve">nos termos do art.</w:delText>
         </w:r>
       </w:del>
-      <w:ins w:id="1149" w:author="Assessor GDSXSR" w:date="2026-10-29T00:08:30Z">
+      <w:ins w:id="1202" w:author="Assessor GDSXSR" w:date="2026-10-29T19:59:18Z">
         <w:r>
           <w:rPr>
             <w:rFonts w:ascii="Arial" w:hAnsi="Arial" w:eastAsia="Arial" w:cs="Arial"/>
@@ -6708,7 +7471,7 @@
         </w:rPr>
         <w:t xml:space="preserve"> 1.997</w:t>
       </w:r>
-      <w:del w:id="1150" w:author="Assessor GDSXSR" w:date="2026-10-29T00:08:30Z">
+      <w:del w:id="1203" w:author="Assessor GDSXSR" w:date="2026-10-29T19:59:18Z">
         <w:r>
           <w:rPr>
             <w:rFonts w:ascii="Arial" w:hAnsi="Arial" w:eastAsia="Arial" w:cs="Arial"/>
@@ -6726,7 +7489,7 @@
           <w:delText xml:space="preserve">cabendo à CAESB adotar as medidas cabíveis para cobrança perante os sucessores da devedora na forma da lei</w:delText>
         </w:r>
       </w:del>
-      <w:ins w:id="1151" w:author="Assessor GDSXSR" w:date="2026-10-29T00:08:30Z">
+      <w:ins w:id="1204" w:author="Assessor GDSXSR" w:date="2026-10-29T19:59:18Z">
         <w:r>
           <w:rPr>
             <w:rFonts w:ascii="Arial" w:hAnsi="Arial" w:eastAsia="Arial" w:cs="Arial"/>
@@ -6745,7 +7508,7 @@
         </w:rPr>
         <w:t xml:space="preserve">, sendo</w:t>
       </w:r>
-      <w:del w:id="1152" w:author="Assessor GDSXSR" w:date="2026-10-29T00:08:30Z">
+      <w:del w:id="1205" w:author="Assessor GDSXSR" w:date="2026-10-29T19:59:18Z">
         <w:r>
           <w:rPr>
             <w:rFonts w:ascii="Arial" w:hAnsi="Arial" w:eastAsia="Arial" w:cs="Arial"/>
@@ -6803,14 +7566,27 @@
         </w:rPr>
         <w:t xml:space="preserve">lante</w:t>
       </w:r>
-      <w:r>
-        <w:rPr>
-          <w:rFonts w:ascii="Arial" w:hAnsi="Arial" w:eastAsia="Arial" w:cs="Arial"/>
-          <w:sz w:val="28"/>
-          <w:szCs w:val="28"/>
-        </w:rPr>
-        <w:t xml:space="preserve">;</w:t>
-      </w:r>
+      <w:del w:id="1206" w:author="Assessor GDSXSR" w:date="2026-10-29T19:59:18Z">
+        <w:r>
+          <w:rPr>
+            <w:rFonts w:ascii="Arial" w:hAnsi="Arial" w:eastAsia="Arial" w:cs="Arial"/>
+            <w:sz w:val="28"/>
+            <w:szCs w:val="28"/>
+          </w:rPr>
+          <w:delText xml:space="preserve">;</w:delText>
+        </w:r>
+      </w:del>
+      <w:ins w:id="1207" w:author="Assessor GDSXSR" w:date="2026-10-29T19:59:18Z">
+        <w:r>
+          <w:rPr>
+            <w:rFonts w:ascii="Arial" w:hAnsi="Arial" w:eastAsia="Arial" w:cs="Arial"/>
+            <w:color w:val="808080"/>
+            <w:sz w:val="28"/>
+            <w:szCs w:val="28"/>
+          </w:rPr>
+          <w:t xml:space="preserve">,</w:t>
+        </w:r>
+      </w:ins>
       <w:r>
         <w:rPr>
           <w:rFonts w:ascii="Arial" w:hAnsi="Arial" w:eastAsia="Arial" w:cs="Arial"/>
@@ -6821,33 +7597,162 @@
         </w:rPr>
         <w:t xml:space="preserve"> </w:t>
       </w:r>
-      <w:r>
-        <w:rPr>
-          <w:rFonts w:ascii="Arial" w:hAnsi="Arial" w:eastAsia="Arial" w:cs="Arial"/>
-          <w:sz w:val="28"/>
-          <w:szCs w:val="28"/>
-        </w:rPr>
-        <w:t xml:space="preserve">e </w:t>
-      </w:r>
-      <w:r>
-        <w:rPr>
-          <w:rFonts w:ascii="Arial" w:hAnsi="Arial" w:eastAsia="Arial" w:cs="Arial"/>
-          <w:b/>
-          <w:bCs/>
-          <w:sz w:val="28"/>
-          <w:szCs w:val="28"/>
-          <w:rPrChange w:id="1153" w:author="Assessor GDSXSR" w:date="2026-10-29T00:08:30Z">
-            <w:rPr>
-              <w:rFonts w:ascii="Arial" w:hAnsi="Arial" w:eastAsia="Arial" w:cs="Arial"/>
-              <w:b/>
-              <w:bCs/>
-              <w:sz w:val="28"/>
-              <w:szCs w:val="28"/>
-            </w:rPr>
-          </w:rPrChange>
-        </w:rPr>
-        <w:t xml:space="preserve">3)</w:t>
-      </w:r>
+      <w:del w:id="1208" w:author="Assessor GDSXSR" w:date="2026-10-29T19:59:18Z">
+        <w:r>
+          <w:rPr>
+            <w:rFonts w:ascii="Arial" w:hAnsi="Arial" w:eastAsia="Arial" w:cs="Arial"/>
+            <w:sz w:val="28"/>
+            <w:szCs w:val="28"/>
+          </w:rPr>
+          <w:delText xml:space="preserve">e </w:delText>
+        </w:r>
+        <w:r>
+          <w:rPr>
+            <w:rFonts w:ascii="Arial" w:hAnsi="Arial" w:eastAsia="Arial" w:cs="Arial"/>
+            <w:b/>
+            <w:bCs/>
+            <w:sz w:val="28"/>
+            <w:szCs w:val="28"/>
+          </w:rPr>
+          <w:delText xml:space="preserve">3)</w:delText>
+        </w:r>
+        <w:r>
+          <w:rPr>
+            <w:rFonts w:ascii="Arial" w:hAnsi="Arial" w:eastAsia="Arial" w:cs="Arial"/>
+            <w:sz w:val="28"/>
+            <w:szCs w:val="28"/>
+          </w:rPr>
+          <w:delText xml:space="preserve"> </w:delText>
+        </w:r>
+        <w:r>
+          <w:rPr>
+            <w:rFonts w:ascii="Arial" w:hAnsi="Arial" w:eastAsia="Arial" w:cs="Arial"/>
+            <w:sz w:val="28"/>
+            <w:szCs w:val="28"/>
+          </w:rPr>
+          <w:delText xml:space="preserve">a sentença contrariou</w:delText>
+        </w:r>
+      </w:del>
+      <w:ins w:id="1209" w:author="Assessor GDSXSR" w:date="2026-10-29T19:59:18Z">
+        <w:r>
+          <w:rPr>
+            <w:rFonts w:ascii="Arial" w:hAnsi="Arial" w:eastAsia="Arial" w:cs="Arial"/>
+            <w:b/>
+            <w:bCs/>
+            <w:color w:val="808080"/>
+            <w:sz w:val="28"/>
+            <w:szCs w:val="28"/>
+          </w:rPr>
+          <w:t xml:space="preserve">conforme</w:t>
+        </w:r>
+      </w:ins>
+      <w:r>
+        <w:rPr>
+          <w:rFonts w:ascii="Arial" w:hAnsi="Arial" w:eastAsia="Arial" w:cs="Arial"/>
+          <w:sz w:val="28"/>
+          <w:szCs w:val="28"/>
+        </w:rPr>
+        <w:t xml:space="preserve"> a jurisprudência </w:t>
+      </w:r>
+      <w:del w:id="1210" w:author="Assessor GDSXSR" w:date="2026-10-29T19:59:18Z">
+        <w:r>
+          <w:rPr>
+            <w:rFonts w:ascii="Arial" w:hAnsi="Arial" w:eastAsia="Arial" w:cs="Arial"/>
+            <w:sz w:val="28"/>
+            <w:szCs w:val="28"/>
+          </w:rPr>
+          <w:delText xml:space="preserve">consolidada</w:delText>
+        </w:r>
+      </w:del>
+      <w:ins w:id="1211" w:author="Assessor GDSXSR" w:date="2026-10-29T19:59:18Z">
+        <w:r>
+          <w:rPr>
+            <w:rFonts w:ascii="Arial" w:hAnsi="Arial" w:eastAsia="Arial" w:cs="Arial"/>
+            <w:color w:val="808080"/>
+            <w:sz w:val="28"/>
+            <w:szCs w:val="28"/>
+          </w:rPr>
+          <w:t xml:space="preserve">do Tribunal de Justiça de São Paulo e</w:t>
+        </w:r>
+      </w:ins>
+      <w:r>
+        <w:rPr>
+          <w:rFonts w:ascii="Arial" w:hAnsi="Arial" w:eastAsia="Arial" w:cs="Arial"/>
+          <w:sz w:val="28"/>
+          <w:szCs w:val="28"/>
+        </w:rPr>
+        <w:t xml:space="preserve"> do Superior Tribunal de Justiça</w:t>
+      </w:r>
+      <w:ins w:id="1212" w:author="Assessor GDSXSR" w:date="2026-10-29T19:59:18Z">
+        <w:r>
+          <w:rPr>
+            <w:rFonts w:ascii="Arial" w:hAnsi="Arial" w:eastAsia="Arial" w:cs="Arial"/>
+            <w:color w:val="808080"/>
+            <w:sz w:val="28"/>
+            <w:szCs w:val="28"/>
+          </w:rPr>
+          <w:t xml:space="preserve">;</w:t>
+        </w:r>
+      </w:ins>
+      <w:r>
+        <w:rPr>
+          <w:rFonts w:ascii="Arial" w:hAnsi="Arial" w:eastAsia="Arial" w:cs="Arial"/>
+          <w:sz w:val="28"/>
+          <w:szCs w:val="28"/>
+        </w:rPr>
+        <w:t xml:space="preserve"> e </w:t>
+      </w:r>
+      <w:del w:id="1213" w:author="Assessor GDSXSR" w:date="2026-10-29T19:59:18Z">
+        <w:r>
+          <w:rPr>
+            <w:rFonts w:ascii="Arial" w:hAnsi="Arial" w:eastAsia="Arial" w:cs="Arial"/>
+            <w:sz w:val="28"/>
+            <w:szCs w:val="28"/>
+          </w:rPr>
+          <w:delText xml:space="preserve">de outros tribunais, segundo</w:delText>
+        </w:r>
+      </w:del>
+      <w:ins w:id="1214" w:author="Assessor GDSXSR" w:date="2026-10-29T19:59:18Z">
+        <w:r>
+          <w:rPr>
+            <w:rFonts w:ascii="Arial" w:hAnsi="Arial" w:eastAsia="Arial" w:cs="Arial"/>
+            <w:b/>
+            <w:color w:val="808080"/>
+            <w:sz w:val="28"/>
+            <w:szCs w:val="28"/>
+          </w:rPr>
+          <w:t xml:space="preserve">3)</w:t>
+        </w:r>
+      </w:ins>
+      <w:r>
+        <w:rPr>
+          <w:rFonts w:ascii="Arial" w:hAnsi="Arial" w:eastAsia="Arial" w:cs="Arial"/>
+          <w:sz w:val="28"/>
+          <w:szCs w:val="28"/>
+        </w:rPr>
+        <w:t xml:space="preserve"> a </w:t>
+      </w:r>
+      <w:del w:id="1215" w:author="Assessor GDSXSR" w:date="2026-10-29T19:59:18Z">
+        <w:r>
+          <w:rPr>
+            <w:rFonts w:ascii="Arial" w:hAnsi="Arial" w:eastAsia="Arial" w:cs="Arial"/>
+            <w:sz w:val="28"/>
+            <w:szCs w:val="28"/>
+          </w:rPr>
+          <w:delText xml:space="preserve">qual</w:delText>
+        </w:r>
+      </w:del>
+      <w:ins w:id="1216" w:author="Assessor GDSXSR" w:date="2026-10-29T19:59:18Z">
+        <w:r>
+          <w:rPr>
+            <w:rFonts w:ascii="Arial" w:hAnsi="Arial" w:eastAsia="Arial" w:cs="Arial"/>
+            <w:color w:val="808080"/>
+            <w:sz w:val="28"/>
+            <w:szCs w:val="28"/>
+          </w:rPr>
+          <w:t xml:space="preserve">tese</w:t>
+        </w:r>
+      </w:ins>
       <w:r>
         <w:rPr>
           <w:rFonts w:ascii="Arial" w:hAnsi="Arial" w:eastAsia="Arial" w:cs="Arial"/>
@@ -6856,15 +7761,17 @@
         </w:rPr>
         <w:t xml:space="preserve"> </w:t>
       </w:r>
-      <w:r>
-        <w:rPr>
-          <w:rFonts w:ascii="Arial" w:hAnsi="Arial" w:eastAsia="Arial" w:cs="Arial"/>
-          <w:sz w:val="28"/>
-          <w:szCs w:val="28"/>
-        </w:rPr>
-        <w:t xml:space="preserve">a sentença contrariou a jurisprudência consolidada do Superior Tribunal de Justiça e de outros tribunais, segundo a qual débitos de consumo possuem caráter pessoal e não podem ser exigidos do atual usuário, proprietário ou possuidor do imóvel quando contraídos por terceiro</w:t>
-      </w:r>
-      <w:ins w:id="1154" w:author="Assessor GDSXSR" w:date="2026-10-29T00:08:30Z">
+      <w:del w:id="1217" w:author="Assessor GDSXSR" w:date="2026-10-29T19:59:18Z">
+        <w:r>
+          <w:rPr>
+            <w:rFonts w:ascii="Arial" w:hAnsi="Arial" w:eastAsia="Arial" w:cs="Arial"/>
+            <w:sz w:val="28"/>
+            <w:szCs w:val="28"/>
+          </w:rPr>
+          <w:delText xml:space="preserve">débitos</w:delText>
+        </w:r>
+      </w:del>
+      <w:ins w:id="1218" w:author="Assessor GDSXSR" w:date="2026-10-29T19:59:18Z">
         <w:r>
           <w:rPr>
             <w:rFonts w:ascii="Arial" w:hAnsi="Arial" w:eastAsia="Arial" w:cs="Arial"/>
@@ -6872,7 +7779,239 @@
             <w:sz w:val="28"/>
             <w:szCs w:val="28"/>
           </w:rPr>
-          <w:t xml:space="preserve"> (ID 89370589)</w:t>
+          <w:t xml:space="preserve">do</w:t>
+        </w:r>
+      </w:ins>
+      <w:r>
+        <w:rPr>
+          <w:rFonts w:ascii="Arial" w:hAnsi="Arial" w:eastAsia="Arial" w:cs="Arial"/>
+          <w:sz w:val="28"/>
+          <w:szCs w:val="28"/>
+        </w:rPr>
+        <w:t xml:space="preserve"> </w:t>
+      </w:r>
+      <w:del w:id="1219" w:author="Assessor GDSXSR" w:date="2026-10-29T19:59:18Z">
+        <w:r>
+          <w:rPr>
+            <w:rFonts w:ascii="Arial" w:hAnsi="Arial" w:eastAsia="Arial" w:cs="Arial"/>
+            <w:sz w:val="28"/>
+            <w:szCs w:val="28"/>
+          </w:rPr>
+          <w:delText xml:space="preserve">de</w:delText>
+        </w:r>
+      </w:del>
+      <w:ins w:id="1220" w:author="Assessor GDSXSR" w:date="2026-10-29T19:59:18Z">
+        <w:r>
+          <w:rPr>
+            <w:rFonts w:ascii="Arial" w:hAnsi="Arial" w:eastAsia="Arial" w:cs="Arial"/>
+            <w:color w:val="808080"/>
+            <w:sz w:val="28"/>
+            <w:szCs w:val="28"/>
+          </w:rPr>
+          <w:t xml:space="preserve">enriquecimento</w:t>
+        </w:r>
+      </w:ins>
+      <w:r>
+        <w:rPr>
+          <w:rFonts w:ascii="Arial" w:hAnsi="Arial" w:eastAsia="Arial" w:cs="Arial"/>
+          <w:sz w:val="28"/>
+          <w:szCs w:val="28"/>
+        </w:rPr>
+        <w:t xml:space="preserve"> </w:t>
+      </w:r>
+      <w:del w:id="1221" w:author="Assessor GDSXSR" w:date="2026-10-29T19:59:18Z">
+        <w:r>
+          <w:rPr>
+            <w:rFonts w:ascii="Arial" w:hAnsi="Arial" w:eastAsia="Arial" w:cs="Arial"/>
+            <w:sz w:val="28"/>
+            <w:szCs w:val="28"/>
+          </w:rPr>
+          <w:delText xml:space="preserve">consumo</w:delText>
+        </w:r>
+      </w:del>
+      <w:ins w:id="1222" w:author="Assessor GDSXSR" w:date="2026-10-29T19:59:18Z">
+        <w:r>
+          <w:rPr>
+            <w:rFonts w:ascii="Arial" w:hAnsi="Arial" w:eastAsia="Arial" w:cs="Arial"/>
+            <w:color w:val="808080"/>
+            <w:sz w:val="28"/>
+            <w:szCs w:val="28"/>
+          </w:rPr>
+          <w:t xml:space="preserve">sem</w:t>
+        </w:r>
+      </w:ins>
+      <w:r>
+        <w:rPr>
+          <w:rFonts w:ascii="Arial" w:hAnsi="Arial" w:eastAsia="Arial" w:cs="Arial"/>
+          <w:sz w:val="28"/>
+          <w:szCs w:val="28"/>
+        </w:rPr>
+        <w:t xml:space="preserve"> </w:t>
+      </w:r>
+      <w:del w:id="1223" w:author="Assessor GDSXSR" w:date="2026-10-29T19:59:18Z">
+        <w:r>
+          <w:rPr>
+            <w:rFonts w:ascii="Arial" w:hAnsi="Arial" w:eastAsia="Arial" w:cs="Arial"/>
+            <w:sz w:val="28"/>
+            <w:szCs w:val="28"/>
+          </w:rPr>
+          <w:delText xml:space="preserve">possuem</w:delText>
+        </w:r>
+      </w:del>
+      <w:ins w:id="1224" w:author="Assessor GDSXSR" w:date="2026-10-29T19:59:18Z">
+        <w:r>
+          <w:rPr>
+            <w:rFonts w:ascii="Arial" w:hAnsi="Arial" w:eastAsia="Arial" w:cs="Arial"/>
+            <w:color w:val="808080"/>
+            <w:sz w:val="28"/>
+            <w:szCs w:val="28"/>
+          </w:rPr>
+          <w:t xml:space="preserve">causa</w:t>
+        </w:r>
+      </w:ins>
+      <w:r>
+        <w:rPr>
+          <w:rFonts w:ascii="Arial" w:hAnsi="Arial" w:eastAsia="Arial" w:cs="Arial"/>
+          <w:sz w:val="28"/>
+          <w:szCs w:val="28"/>
+        </w:rPr>
+        <w:t xml:space="preserve"> </w:t>
+      </w:r>
+      <w:del w:id="1225" w:author="Assessor GDSXSR" w:date="2026-10-29T19:59:18Z">
+        <w:r>
+          <w:rPr>
+            <w:rFonts w:ascii="Arial" w:hAnsi="Arial" w:eastAsia="Arial" w:cs="Arial"/>
+            <w:sz w:val="28"/>
+            <w:szCs w:val="28"/>
+          </w:rPr>
+          <w:delText xml:space="preserve">caráter pessoal e não podem</w:delText>
+        </w:r>
+      </w:del>
+      <w:ins w:id="1226" w:author="Assessor GDSXSR" w:date="2026-10-29T19:59:18Z">
+        <w:r>
+          <w:rPr>
+            <w:rFonts w:ascii="Arial" w:hAnsi="Arial" w:eastAsia="Arial" w:cs="Arial"/>
+            <w:color w:val="808080"/>
+            <w:sz w:val="28"/>
+            <w:szCs w:val="28"/>
+          </w:rPr>
+          <w:t xml:space="preserve">deve</w:t>
+        </w:r>
+      </w:ins>
+      <w:r>
+        <w:rPr>
+          <w:rFonts w:ascii="Arial" w:hAnsi="Arial" w:eastAsia="Arial" w:cs="Arial"/>
+          <w:sz w:val="28"/>
+          <w:szCs w:val="28"/>
+        </w:rPr>
+        <w:t xml:space="preserve"> ser </w:t>
+      </w:r>
+      <w:del w:id="1227" w:author="Assessor GDSXSR" w:date="2026-10-29T19:59:18Z">
+        <w:r>
+          <w:rPr>
+            <w:rFonts w:ascii="Arial" w:hAnsi="Arial" w:eastAsia="Arial" w:cs="Arial"/>
+            <w:sz w:val="28"/>
+            <w:szCs w:val="28"/>
+          </w:rPr>
+          <w:delText xml:space="preserve">exigidos</w:delText>
+        </w:r>
+      </w:del>
+      <w:ins w:id="1228" w:author="Assessor GDSXSR" w:date="2026-10-29T19:59:18Z">
+        <w:r>
+          <w:rPr>
+            <w:rFonts w:ascii="Arial" w:hAnsi="Arial" w:eastAsia="Arial" w:cs="Arial"/>
+            <w:color w:val="808080"/>
+            <w:sz w:val="28"/>
+            <w:szCs w:val="28"/>
+          </w:rPr>
+          <w:t xml:space="preserve">rechaçada, pois o enriquecimento ilícito seria da concessionária, que cobra da apelante dívida</w:t>
+        </w:r>
+      </w:ins>
+      <w:r>
+        <w:rPr>
+          <w:rFonts w:ascii="Arial" w:hAnsi="Arial" w:eastAsia="Arial" w:cs="Arial"/>
+          <w:sz w:val="28"/>
+          <w:szCs w:val="28"/>
+        </w:rPr>
+        <w:t xml:space="preserve"> do </w:t>
+      </w:r>
+      <w:del w:id="1229" w:author="Assessor GDSXSR" w:date="2026-10-29T19:59:18Z">
+        <w:r>
+          <w:rPr>
+            <w:rFonts w:ascii="Arial" w:hAnsi="Arial" w:eastAsia="Arial" w:cs="Arial"/>
+            <w:sz w:val="28"/>
+            <w:szCs w:val="28"/>
+          </w:rPr>
+          <w:delText xml:space="preserve">atual</w:delText>
+        </w:r>
+      </w:del>
+      <w:ins w:id="1230" w:author="Assessor GDSXSR" w:date="2026-10-29T19:59:18Z">
+        <w:r>
+          <w:rPr>
+            <w:rFonts w:ascii="Arial" w:hAnsi="Arial" w:eastAsia="Arial" w:cs="Arial"/>
+            <w:color w:val="808080"/>
+            <w:sz w:val="28"/>
+            <w:szCs w:val="28"/>
+          </w:rPr>
+          <w:t xml:space="preserve">espólio</w:t>
+        </w:r>
+      </w:ins>
+      <w:r>
+        <w:rPr>
+          <w:rFonts w:ascii="Arial" w:hAnsi="Arial" w:eastAsia="Arial" w:cs="Arial"/>
+          <w:sz w:val="28"/>
+          <w:szCs w:val="28"/>
+        </w:rPr>
+        <w:t xml:space="preserve"> </w:t>
+      </w:r>
+      <w:del w:id="1231" w:author="Assessor GDSXSR" w:date="2026-10-29T19:59:18Z">
+        <w:r>
+          <w:rPr>
+            <w:rFonts w:ascii="Arial" w:hAnsi="Arial" w:eastAsia="Arial" w:cs="Arial"/>
+            <w:sz w:val="28"/>
+            <w:szCs w:val="28"/>
+          </w:rPr>
+          <w:delText xml:space="preserve">usuário,</w:delText>
+        </w:r>
+      </w:del>
+      <w:ins w:id="1232" w:author="Assessor GDSXSR" w:date="2026-10-29T19:59:18Z">
+        <w:r>
+          <w:rPr>
+            <w:rFonts w:ascii="Arial" w:hAnsi="Arial" w:eastAsia="Arial" w:cs="Arial"/>
+            <w:color w:val="808080"/>
+            <w:sz w:val="28"/>
+            <w:szCs w:val="28"/>
+          </w:rPr>
+          <w:t xml:space="preserve">(ID</w:t>
+        </w:r>
+      </w:ins>
+      <w:r>
+        <w:rPr>
+          <w:rFonts w:ascii="Arial" w:hAnsi="Arial" w:eastAsia="Arial" w:cs="Arial"/>
+          <w:sz w:val="28"/>
+          <w:szCs w:val="28"/>
+        </w:rPr>
+        <w:t xml:space="preserve"> </w:t>
+      </w:r>
+      <w:del w:id="1233" w:author="Assessor GDSXSR" w:date="2026-10-29T19:59:18Z">
+        <w:r>
+          <w:rPr>
+            <w:rFonts w:ascii="Arial" w:hAnsi="Arial" w:eastAsia="Arial" w:cs="Arial"/>
+            <w:sz w:val="28"/>
+            <w:szCs w:val="28"/>
+          </w:rPr>
+          <w:delText xml:space="preserve">proprietário ou possuidor do imóvel quando contraídos por terceiro</w:delText>
+        </w:r>
+      </w:del>
+      <w:ins w:id="1234" w:author="Assessor GDSXSR" w:date="2026-10-29T19:59:18Z">
+        <w:r>
+          <w:rPr>
+            <w:rFonts w:ascii="Arial" w:hAnsi="Arial" w:eastAsia="Arial" w:cs="Arial"/>
+            <w:color w:val="808080"/>
+            <w:sz w:val="28"/>
+            <w:szCs w:val="28"/>
+          </w:rPr>
+          <w:t xml:space="preserve">89370589)</w:t>
         </w:r>
       </w:ins>
       <w:r>
@@ -6943,7 +8082,7 @@
           <w:sz w:val="28"/>
           <w:szCs w:val="28"/>
           <w:highlight w:val="yellow"/>
-          <w:rPrChange w:id="1155" w:author="Assessor GDSXSR" w:date="2026-10-29T00:08:30Z">
+          <w:rPrChange w:id="1235" w:author="Assessor GDSXSR" w:date="2026-10-29T19:59:18Z">
             <w:rPr>
               <w:rFonts w:ascii="Arial" w:hAnsi="Arial" w:cs="Arial"/>
               <w:color w:val="000000" w:themeColor="text1"/>
@@ -6961,7 +8100,7 @@
           <w:sz w:val="28"/>
           <w:szCs w:val="28"/>
           <w:highlight w:val="yellow"/>
-          <w:rPrChange w:id="1156" w:author="Assessor GDSXSR" w:date="2026-10-29T00:08:30Z">
+          <w:rPrChange w:id="1236" w:author="Assessor GDSXSR" w:date="2026-10-29T19:59:18Z">
             <w:rPr>
               <w:rFonts w:ascii="Arial" w:hAnsi="Arial" w:cs="Arial"/>
               <w:color w:val="000000" w:themeColor="text1"/>
@@ -6979,7 +8118,7 @@
           <w:sz w:val="28"/>
           <w:szCs w:val="28"/>
           <w:highlight w:val="yellow"/>
-          <w:rPrChange w:id="1157" w:author="Assessor GDSXSR" w:date="2026-10-29T00:08:30Z">
+          <w:rPrChange w:id="1237" w:author="Assessor GDSXSR" w:date="2026-10-29T19:59:18Z">
             <w:rPr>
               <w:rFonts w:ascii="Arial" w:hAnsi="Arial" w:cs="Arial"/>
               <w:color w:val="000000" w:themeColor="text1"/>
@@ -7021,7 +8160,7 @@
           <w:sz w:val="28"/>
           <w:szCs w:val="28"/>
           <w:highlight w:val="yellow"/>
-          <w:rPrChange w:id="1158" w:author="Assessor GDSXSR" w:date="2026-10-29T00:08:30Z">
+          <w:rPrChange w:id="1238" w:author="Assessor GDSXSR" w:date="2026-10-29T19:59:18Z">
             <w:rPr>
               <w:rFonts w:ascii="Arial" w:hAnsi="Arial" w:eastAsia="Arial" w:cs="Arial"/>
               <w:sz w:val="28"/>
@@ -7039,7 +8178,7 @@
           <w:sz w:val="28"/>
           <w:szCs w:val="28"/>
           <w:highlight w:val="yellow"/>
-          <w:rPrChange w:id="1159" w:author="Assessor GDSXSR" w:date="2026-10-29T00:08:30Z">
+          <w:rPrChange w:id="1239" w:author="Assessor GDSXSR" w:date="2026-10-29T19:59:18Z">
             <w:rPr>
               <w:rFonts w:ascii="Arial" w:hAnsi="Arial" w:eastAsia="Arial" w:cs="Arial"/>
               <w:i/>
@@ -7057,7 +8196,7 @@
           <w:sz w:val="28"/>
           <w:szCs w:val="28"/>
           <w:highlight w:val="yellow"/>
-          <w:rPrChange w:id="1160" w:author="Assessor GDSXSR" w:date="2026-10-29T00:08:30Z">
+          <w:rPrChange w:id="1240" w:author="Assessor GDSXSR" w:date="2026-10-29T19:59:18Z">
             <w:rPr>
               <w:rFonts w:ascii="Arial" w:hAnsi="Arial" w:eastAsia="Arial" w:cs="Arial"/>
               <w:sz w:val="28"/>
@@ -7094,7 +8233,7 @@
         <w:ind w:firstLine="2268"/>
         <w:jc w:val="both"/>
         <w:rPr>
-          <w:ins w:id="1162" w:author="Assessor GDSXSR" w:date="2026-10-29T00:08:30Z"/>
+          <w:ins w:id="1242" w:author="Assessor GDSXSR" w:date="2026-10-29T19:59:18Z"/>
         </w:rPr>
       </w:pPr>
       <w:r>
@@ -7105,7 +8244,7 @@
         </w:rPr>
         <w:t xml:space="preserve">Por essa razão, a obrigação não se vincula ao imóvel nem pode ser automaticamente transferida ao proprietário, ao possuidor subsequente ou ao atual titular da unidade consumidora.</w:t>
       </w:r>
-      <w:del w:id="1161" w:author="Assessor GDSXSR" w:date="2026-10-29T00:08:30Z">
+      <w:del w:id="1241" w:author="Assessor GDSXSR" w:date="2026-10-29T19:59:18Z">
         <w:r>
           <w:rPr>
             <w:rFonts w:ascii="Arial" w:hAnsi="Arial" w:eastAsia="Arial" w:cs="Arial"/>
@@ -7122,7 +8261,7 @@
         <w:ind w:firstLine="2268"/>
         <w:jc w:val="both"/>
         <w:rPr>
-          <w:ins w:id="1163" w:author="Assessor GDSXSR" w:date="2026-10-29T00:08:30Z"/>
+          <w:ins w:id="1243" w:author="Assessor GDSXSR" w:date="2026-10-29T19:59:18Z"/>
         </w:rPr>
       </w:pPr>
     </w:p>
@@ -7194,7 +8333,7 @@
         <w:ind w:firstLine="2268"/>
         <w:jc w:val="both"/>
         <w:rPr>
-          <w:ins w:id="1173" w:author="Assessor GDSXSR" w:date="2026-10-29T00:08:30Z"/>
+          <w:ins w:id="1253" w:author="Assessor GDSXSR" w:date="2026-10-29T19:59:18Z"/>
         </w:rPr>
       </w:pPr>
       <w:r>
@@ -7205,7 +8344,7 @@
         </w:rPr>
         <w:t xml:space="preserve">Desse modo, a solução da controvérsia não depende da titularidade formal da unidade consumidora, </w:t>
       </w:r>
-      <w:del w:id="1164" w:author="Assessor GDSXSR" w:date="2026-10-29T00:08:30Z">
+      <w:del w:id="1244" w:author="Assessor GDSXSR" w:date="2026-10-29T19:59:18Z">
         <w:r>
           <w:rPr>
             <w:rFonts w:ascii="Arial" w:hAnsi="Arial" w:eastAsia="Arial" w:cs="Arial"/>
@@ -7215,7 +8354,7 @@
           <w:delText xml:space="preserve">sequer</w:delText>
         </w:r>
       </w:del>
-      <w:ins w:id="1165" w:author="Assessor GDSXSR" w:date="2026-10-29T00:08:30Z">
+      <w:ins w:id="1245" w:author="Assessor GDSXSR" w:date="2026-10-29T19:59:18Z">
         <w:r>
           <w:rPr>
             <w:rFonts w:ascii="Arial" w:hAnsi="Arial" w:eastAsia="Arial" w:cs="Arial"/>
@@ -7234,7 +8373,7 @@
         </w:rPr>
         <w:t xml:space="preserve"> da condição de proprietária, herdeira ou familiar da anterior usuária.</w:t>
       </w:r>
-      <w:del w:id="1166" w:author="Assessor GDSXSR" w:date="2026-10-29T00:08:30Z">
+      <w:del w:id="1246" w:author="Assessor GDSXSR" w:date="2026-10-29T19:59:18Z">
         <w:r>
           <w:rPr>
             <w:rFonts w:ascii="Arial" w:hAnsi="Arial" w:eastAsia="Arial" w:cs="Arial"/>
@@ -7251,7 +8390,7 @@
         <w:ind w:firstLine="2268"/>
         <w:jc w:val="both"/>
         <w:rPr>
-          <w:ins w:id="1174" w:author="Assessor GDSXSR" w:date="2026-10-29T00:08:30Z"/>
+          <w:ins w:id="1254" w:author="Assessor GDSXSR" w:date="2026-10-29T19:59:18Z"/>
         </w:rPr>
       </w:pPr>
     </w:p>
@@ -7269,7 +8408,7 @@
         </w:rPr>
         <w:t xml:space="preserve">O ponto determinante </w:t>
       </w:r>
-      <w:del w:id="1167" w:author="Assessor GDSXSR" w:date="2026-10-29T00:08:30Z">
+      <w:del w:id="1247" w:author="Assessor GDSXSR" w:date="2026-10-29T19:59:18Z">
         <w:r>
           <w:rPr>
             <w:rFonts w:ascii="Arial" w:hAnsi="Arial" w:eastAsia="Arial" w:cs="Arial"/>
@@ -7279,7 +8418,7 @@
           <w:delText xml:space="preserve">consiste</w:delText>
         </w:r>
       </w:del>
-      <w:ins w:id="1168" w:author="Assessor GDSXSR" w:date="2026-10-29T00:08:30Z">
+      <w:ins w:id="1248" w:author="Assessor GDSXSR" w:date="2026-10-29T19:59:18Z">
         <w:r>
           <w:rPr>
             <w:rFonts w:ascii="Arial" w:hAnsi="Arial" w:eastAsia="Arial" w:cs="Arial"/>
@@ -7298,7 +8437,7 @@
         </w:rPr>
         <w:t xml:space="preserve"> </w:t>
       </w:r>
-      <w:del w:id="1169" w:author="Assessor GDSXSR" w:date="2026-10-29T00:08:30Z">
+      <w:del w:id="1249" w:author="Assessor GDSXSR" w:date="2026-10-29T19:59:18Z">
         <w:r>
           <w:rPr>
             <w:rFonts w:ascii="Arial" w:hAnsi="Arial" w:eastAsia="Arial" w:cs="Arial"/>
@@ -7308,7 +8447,7 @@
           <w:delText xml:space="preserve">em verificar se há</w:delText>
         </w:r>
       </w:del>
-      <w:ins w:id="1170" w:author="Assessor GDSXSR" w:date="2026-10-29T00:08:30Z">
+      <w:ins w:id="1250" w:author="Assessor GDSXSR" w:date="2026-10-29T19:59:18Z">
         <w:r>
           <w:rPr>
             <w:rFonts w:ascii="Arial" w:hAnsi="Arial" w:eastAsia="Arial" w:cs="Arial"/>
@@ -7327,7 +8466,7 @@
         </w:rPr>
         <w:t xml:space="preserve"> prova de que a apelante </w:t>
       </w:r>
-      <w:del w:id="1171" w:author="Assessor GDSXSR" w:date="2026-10-29T00:08:30Z">
+      <w:del w:id="1251" w:author="Assessor GDSXSR" w:date="2026-10-29T19:59:18Z">
         <w:r>
           <w:rPr>
             <w:rFonts w:ascii="Arial" w:hAnsi="Arial" w:eastAsia="Arial" w:cs="Arial"/>
@@ -7337,7 +8476,7 @@
           <w:delText xml:space="preserve">tenha sido</w:delText>
         </w:r>
       </w:del>
-      <w:ins w:id="1172" w:author="Assessor GDSXSR" w:date="2026-10-29T00:08:30Z">
+      <w:ins w:id="1252" w:author="Assessor GDSXSR" w:date="2026-10-29T19:59:18Z">
         <w:r>
           <w:rPr>
             <w:rFonts w:ascii="Arial" w:hAnsi="Arial" w:eastAsia="Arial" w:cs="Arial"/>
@@ -7381,7 +8520,7 @@
           <w:sz w:val="28"/>
           <w:szCs w:val="28"/>
           <w:highlight w:val="yellow"/>
-          <w:rPrChange w:id="1175" w:author="Assessor GDSXSR" w:date="2026-10-29T00:08:30Z">
+          <w:rPrChange w:id="1255" w:author="Assessor GDSXSR" w:date="2026-10-29T19:59:18Z">
             <w:rPr>
               <w:rFonts w:ascii="Arial" w:hAnsi="Arial" w:eastAsia="Arial" w:cs="Arial"/>
               <w:sz w:val="28"/>
@@ -7410,11 +8549,11 @@
         <w:ind w:firstLine="2268"/>
         <w:jc w:val="both"/>
         <w:rPr>
-          <w:ins w:id="1188" w:author="Assessor GDSXSR" w:date="2026-10-29T00:08:30Z"/>
+          <w:ins w:id="1286" w:author="Assessor GDSXSR" w:date="2026-10-29T19:59:18Z"/>
         </w:rPr>
       </w:pPr>
       <w:commentRangeStart w:id="15"/>
-      <w:del w:id="1176" w:author="Assessor GDSXSR" w:date="2026-10-29T00:08:30Z">
+      <w:del w:id="1256" w:author="Assessor GDSXSR" w:date="2026-10-29T19:59:18Z">
         <w:r>
           <w:rPr>
             <w:rFonts w:ascii="Arial" w:hAnsi="Arial" w:eastAsia="Arial" w:cs="Arial"/>
@@ -7424,7 +8563,7 @@
           <w:delText xml:space="preserve">Consta</w:delText>
         </w:r>
       </w:del>
-      <w:ins w:id="1177" w:author="Assessor GDSXSR" w:date="2026-10-29T00:08:30Z">
+      <w:ins w:id="1257" w:author="Assessor GDSXSR" w:date="2026-10-29T19:59:18Z">
         <w:r>
           <w:rPr>
             <w:rFonts w:ascii="Arial" w:hAnsi="Arial" w:eastAsia="Arial" w:cs="Arial"/>
@@ -7443,7 +8582,7 @@
         </w:rPr>
         <w:t xml:space="preserve"> </w:t>
       </w:r>
-      <w:del w:id="1178" w:author="Assessor GDSXSR" w:date="2026-10-29T00:08:30Z">
+      <w:del w:id="1258" w:author="Assessor GDSXSR" w:date="2026-10-29T19:59:18Z">
         <w:r>
           <w:rPr>
             <w:rFonts w:ascii="Arial" w:hAnsi="Arial" w:eastAsia="Arial" w:cs="Arial"/>
@@ -7453,7 +8592,7 @@
           <w:delText xml:space="preserve">do</w:delText>
         </w:r>
       </w:del>
-      <w:ins w:id="1179" w:author="Assessor GDSXSR" w:date="2026-10-29T00:08:30Z">
+      <w:ins w:id="1259" w:author="Assessor GDSXSR" w:date="2026-10-29T19:59:18Z">
         <w:r>
           <w:rPr>
             <w:rFonts w:ascii="Arial" w:hAnsi="Arial" w:eastAsia="Arial" w:cs="Arial"/>
@@ -7472,7 +8611,7 @@
         </w:rPr>
         <w:t xml:space="preserve"> Ofício nº 764/2024</w:t>
       </w:r>
-      <w:del w:id="1180" w:author="Assessor GDSXSR" w:date="2026-10-29T00:08:30Z">
+      <w:del w:id="1260" w:author="Assessor GDSXSR" w:date="2026-10-29T19:59:18Z">
         <w:r>
           <w:rPr>
             <w:rFonts w:ascii="Arial" w:hAnsi="Arial" w:eastAsia="Arial" w:cs="Arial"/>
@@ -7490,7 +8629,7 @@
         </w:rPr>
         <w:t xml:space="preserve">,</w:t>
       </w:r>
-      <w:del w:id="1181" w:author="Assessor GDSXSR" w:date="2026-10-29T00:08:30Z">
+      <w:del w:id="1261" w:author="Assessor GDSXSR" w:date="2026-10-29T19:59:18Z">
         <w:r>
           <w:rPr>
             <w:rFonts w:ascii="Arial" w:hAnsi="Arial" w:eastAsia="Arial" w:cs="Arial"/>
@@ -7532,7 +8671,7 @@
         </w:rPr>
         <w:t xml:space="preserve">, ocasião em que requereu a transferência de titularidade da unidade consumidora</w:t>
       </w:r>
-      <w:ins w:id="1182" w:author="Assessor GDSXSR" w:date="2026-10-29T00:08:30Z">
+      <w:ins w:id="1262" w:author="Assessor GDSXSR" w:date="2026-10-29T19:59:18Z">
         <w:r>
           <w:rPr>
             <w:rFonts w:ascii="Arial" w:hAnsi="Arial" w:eastAsia="Arial" w:cs="Arial"/>
@@ -7549,23 +8688,7 @@
           <w:sz w:val="28"/>
           <w:szCs w:val="28"/>
         </w:rPr>
-        <w:t xml:space="preserve">. </w:t>
-      </w:r>
-      <w:r>
-        <w:rPr>
-          <w:rFonts w:ascii="Arial" w:hAnsi="Arial" w:eastAsia="Arial" w:cs="Arial"/>
-          <w:sz w:val="28"/>
-          <w:szCs w:val="28"/>
-        </w:rPr>
-        <w:t xml:space="preserve">Essa</w:t>
-      </w:r>
-      <w:r>
-        <w:rPr>
-          <w:rFonts w:ascii="Arial" w:hAnsi="Arial" w:eastAsia="Arial" w:cs="Arial"/>
-          <w:sz w:val="28"/>
-          <w:szCs w:val="28"/>
-        </w:rPr>
-        <w:t xml:space="preserve"> versão foi reiterada ao longo da demanda.</w:t>
+        <w:t xml:space="preserve">.</w:t>
       </w:r>
     </w:p>
     <w:p>
@@ -7574,7 +8697,7 @@
         <w:ind w:firstLine="2268"/>
         <w:jc w:val="both"/>
         <w:rPr>
-          <w:ins w:id="1189" w:author="Assessor GDSXSR" w:date="2026-10-29T00:08:30Z"/>
+          <w:ins w:id="1287" w:author="Assessor GDSXSR" w:date="2026-10-29T19:59:18Z"/>
         </w:rPr>
       </w:pPr>
     </w:p>
@@ -7584,12 +8707,10 @@
         <w:ind w:firstLine="2268"/>
         <w:jc w:val="both"/>
         <w:rPr>
-          <w:rFonts w:ascii="Arial" w:hAnsi="Arial" w:eastAsia="Arial" w:cs="Arial"/>
-          <w:sz w:val="28"/>
-          <w:szCs w:val="28"/>
-        </w:rPr>
-      </w:pPr>
-      <w:ins w:id="1183" w:author="Assessor GDSXSR" w:date="2026-10-29T00:08:30Z">
+          <w:ins w:id="1288" w:author="Assessor GDSXSR" w:date="2026-10-29T19:59:18Z"/>
+        </w:rPr>
+      </w:pPr>
+      <w:ins w:id="1263" w:author="Assessor GDSXSR" w:date="2026-10-29T19:59:18Z">
         <w:r>
           <w:rPr>
             <w:rFonts w:ascii="Arial" w:hAnsi="Arial" w:eastAsia="Arial" w:cs="Arial"/>
@@ -7597,7 +8718,7 @@
             <w:sz w:val="28"/>
             <w:szCs w:val="28"/>
           </w:rPr>
-          <w:t xml:space="preserve">No</w:t>
+          <w:t xml:space="preserve">Ao</w:t>
         </w:r>
       </w:ins>
       <w:r>
@@ -7608,17 +8729,17 @@
         </w:rPr>
         <w:t xml:space="preserve"> </w:t>
       </w:r>
-      <w:del w:id="1184" w:author="Assessor GDSXSR" w:date="2026-10-29T00:08:30Z">
-        <w:r>
-          <w:rPr>
-            <w:rFonts w:ascii="Arial" w:hAnsi="Arial" w:eastAsia="Arial" w:cs="Arial"/>
-            <w:sz w:val="28"/>
-            <w:szCs w:val="28"/>
-          </w:rPr>
-          <w:delText xml:space="preserve">Além disso</w:delText>
-        </w:r>
-      </w:del>
-      <w:ins w:id="1185" w:author="Assessor GDSXSR" w:date="2026-10-29T00:08:30Z">
+      <w:del w:id="1264" w:author="Assessor GDSXSR" w:date="2026-10-29T19:59:18Z">
+        <w:r>
+          <w:rPr>
+            <w:rFonts w:ascii="Arial" w:hAnsi="Arial" w:eastAsia="Arial" w:cs="Arial"/>
+            <w:sz w:val="28"/>
+            <w:szCs w:val="28"/>
+          </w:rPr>
+          <w:delText xml:space="preserve">Essa</w:delText>
+        </w:r>
+      </w:del>
+      <w:ins w:id="1265" w:author="Assessor GDSXSR" w:date="2026-10-29T19:59:18Z">
         <w:r>
           <w:rPr>
             <w:rFonts w:ascii="Arial" w:hAnsi="Arial" w:eastAsia="Arial" w:cs="Arial"/>
@@ -7626,7 +8747,7 @@
             <w:sz w:val="28"/>
             <w:szCs w:val="28"/>
           </w:rPr>
-          <w:t xml:space="preserve">mais</w:t>
+          <w:t xml:space="preserve">contrário</w:t>
         </w:r>
       </w:ins>
       <w:r>
@@ -7635,51 +8756,19 @@
           <w:sz w:val="28"/>
           <w:szCs w:val="28"/>
         </w:rPr>
-        <w:t xml:space="preserve">, a escritura pública</w:t>
-      </w:r>
-      <w:del w:id="1186" w:author="Assessor GDSXSR" w:date="2026-10-29T00:08:30Z">
-        <w:r>
-          <w:rPr>
-            <w:rFonts w:ascii="Arial" w:hAnsi="Arial" w:eastAsia="Arial" w:cs="Arial"/>
-            <w:sz w:val="28"/>
-            <w:szCs w:val="28"/>
-          </w:rPr>
-          <w:delText xml:space="preserve"> juntada aos autos (ID 89370541)</w:delText>
-        </w:r>
-      </w:del>
-      <w:r>
-        <w:rPr>
-          <w:rFonts w:ascii="Arial" w:hAnsi="Arial" w:eastAsia="Arial" w:cs="Arial"/>
-          <w:sz w:val="28"/>
-          <w:szCs w:val="28"/>
-        </w:rPr>
-        <w:t xml:space="preserve"> indica que o imóvel foi adquirido da </w:t>
-      </w:r>
-      <w:r>
-        <w:rPr>
-          <w:rFonts w:ascii="Arial" w:hAnsi="Arial" w:eastAsia="Arial" w:cs="Arial"/>
-          <w:sz w:val="28"/>
-          <w:szCs w:val="28"/>
-        </w:rPr>
-        <w:t xml:space="preserve">T</w:t>
-      </w:r>
-      <w:r>
-        <w:rPr>
-          <w:rFonts w:ascii="Arial" w:hAnsi="Arial" w:eastAsia="Arial" w:cs="Arial"/>
-          <w:sz w:val="28"/>
-          <w:szCs w:val="28"/>
-        </w:rPr>
-        <w:t xml:space="preserve">erracap</w:t>
-      </w:r>
-      <w:r>
-        <w:rPr>
-          <w:rFonts w:ascii="Arial" w:hAnsi="Arial" w:eastAsia="Arial" w:cs="Arial"/>
-          <w:sz w:val="28"/>
-          <w:szCs w:val="28"/>
-        </w:rPr>
-        <w:t xml:space="preserve"> por negócio oneroso, também em 2023</w:t>
-      </w:r>
-      <w:ins w:id="1187" w:author="Assessor GDSXSR" w:date="2026-10-29T00:08:30Z">
+        <w:t xml:space="preserve"> </w:t>
+      </w:r>
+      <w:del w:id="1266" w:author="Assessor GDSXSR" w:date="2026-10-29T19:59:18Z">
+        <w:r>
+          <w:rPr>
+            <w:rFonts w:ascii="Arial" w:hAnsi="Arial" w:eastAsia="Arial" w:cs="Arial"/>
+            <w:sz w:val="28"/>
+            <w:szCs w:val="28"/>
+          </w:rPr>
+          <w:delText xml:space="preserve">versão</w:delText>
+        </w:r>
+      </w:del>
+      <w:ins w:id="1267" w:author="Assessor GDSXSR" w:date="2026-10-29T19:59:18Z">
         <w:r>
           <w:rPr>
             <w:rFonts w:ascii="Arial" w:hAnsi="Arial" w:eastAsia="Arial" w:cs="Arial"/>
@@ -7687,7 +8776,7 @@
             <w:sz w:val="28"/>
             <w:szCs w:val="28"/>
           </w:rPr>
-          <w:t xml:space="preserve"> (ID 89370541)</w:t>
+          <w:t xml:space="preserve">do</w:t>
         </w:r>
       </w:ins>
       <w:r>
@@ -7696,14 +8785,152 @@
           <w:sz w:val="28"/>
           <w:szCs w:val="28"/>
         </w:rPr>
+        <w:t xml:space="preserve"> </w:t>
+      </w:r>
+      <w:del w:id="1268" w:author="Assessor GDSXSR" w:date="2026-10-29T19:59:18Z">
+        <w:r>
+          <w:rPr>
+            <w:rFonts w:ascii="Arial" w:hAnsi="Arial" w:eastAsia="Arial" w:cs="Arial"/>
+            <w:sz w:val="28"/>
+            <w:szCs w:val="28"/>
+          </w:rPr>
+          <w:delText xml:space="preserve">foi</w:delText>
+        </w:r>
+      </w:del>
+      <w:ins w:id="1269" w:author="Assessor GDSXSR" w:date="2026-10-29T19:59:18Z">
+        <w:r>
+          <w:rPr>
+            <w:rFonts w:ascii="Arial" w:hAnsi="Arial" w:eastAsia="Arial" w:cs="Arial"/>
+            <w:color w:val="808080"/>
+            <w:sz w:val="28"/>
+            <w:szCs w:val="28"/>
+          </w:rPr>
+          <w:t xml:space="preserve">que</w:t>
+        </w:r>
+      </w:ins>
+      <w:r>
+        <w:rPr>
+          <w:rFonts w:ascii="Arial" w:hAnsi="Arial" w:eastAsia="Arial" w:cs="Arial"/>
+          <w:sz w:val="28"/>
+          <w:szCs w:val="28"/>
+        </w:rPr>
+        <w:t xml:space="preserve"> </w:t>
+      </w:r>
+      <w:del w:id="1270" w:author="Assessor GDSXSR" w:date="2026-10-29T19:59:18Z">
+        <w:r>
+          <w:rPr>
+            <w:rFonts w:ascii="Arial" w:hAnsi="Arial" w:eastAsia="Arial" w:cs="Arial"/>
+            <w:sz w:val="28"/>
+            <w:szCs w:val="28"/>
+          </w:rPr>
+          <w:delText xml:space="preserve">reiterada</w:delText>
+        </w:r>
+      </w:del>
+      <w:ins w:id="1271" w:author="Assessor GDSXSR" w:date="2026-10-29T19:59:18Z">
+        <w:r>
+          <w:rPr>
+            <w:rFonts w:ascii="Arial" w:hAnsi="Arial" w:eastAsia="Arial" w:cs="Arial"/>
+            <w:color w:val="808080"/>
+            <w:sz w:val="28"/>
+            <w:szCs w:val="28"/>
+          </w:rPr>
+          <w:t xml:space="preserve">registrou</w:t>
+        </w:r>
+      </w:ins>
+      <w:r>
+        <w:rPr>
+          <w:rFonts w:ascii="Arial" w:hAnsi="Arial" w:eastAsia="Arial" w:cs="Arial"/>
+          <w:sz w:val="28"/>
+          <w:szCs w:val="28"/>
+        </w:rPr>
+        <w:t xml:space="preserve"> </w:t>
+      </w:r>
+      <w:del w:id="1272" w:author="Assessor GDSXSR" w:date="2026-10-29T19:59:18Z">
+        <w:r>
+          <w:rPr>
+            <w:rFonts w:ascii="Arial" w:hAnsi="Arial" w:eastAsia="Arial" w:cs="Arial"/>
+            <w:sz w:val="28"/>
+            <w:szCs w:val="28"/>
+          </w:rPr>
+          <w:delText xml:space="preserve">ao</w:delText>
+        </w:r>
+      </w:del>
+      <w:ins w:id="1273" w:author="Assessor GDSXSR" w:date="2026-10-29T19:59:18Z">
+        <w:r>
+          <w:rPr>
+            <w:rFonts w:ascii="Arial" w:hAnsi="Arial" w:eastAsia="Arial" w:cs="Arial"/>
+            <w:color w:val="808080"/>
+            <w:sz w:val="28"/>
+            <w:szCs w:val="28"/>
+          </w:rPr>
+          <w:t xml:space="preserve">a</w:t>
+        </w:r>
+      </w:ins>
+      <w:r>
+        <w:rPr>
+          <w:rFonts w:ascii="Arial" w:hAnsi="Arial" w:eastAsia="Arial" w:cs="Arial"/>
+          <w:sz w:val="28"/>
+          <w:szCs w:val="28"/>
+        </w:rPr>
+        <w:t xml:space="preserve"> </w:t>
+      </w:r>
+      <w:del w:id="1274" w:author="Assessor GDSXSR" w:date="2026-10-29T19:59:18Z">
+        <w:r>
+          <w:rPr>
+            <w:rFonts w:ascii="Arial" w:hAnsi="Arial" w:eastAsia="Arial" w:cs="Arial"/>
+            <w:sz w:val="28"/>
+            <w:szCs w:val="28"/>
+          </w:rPr>
+          <w:delText xml:space="preserve">longo</w:delText>
+        </w:r>
+      </w:del>
+      <w:ins w:id="1275" w:author="Assessor GDSXSR" w:date="2026-10-29T19:59:18Z">
+        <w:r>
+          <w:rPr>
+            <w:rFonts w:ascii="Arial" w:hAnsi="Arial" w:eastAsia="Arial" w:cs="Arial"/>
+            <w:color w:val="808080"/>
+            <w:sz w:val="28"/>
+            <w:szCs w:val="28"/>
+          </w:rPr>
+          <w:t xml:space="preserve">sentença, a autora não reconhece posse anterior: afirmou, nos embargos de declaração, que residia em outro imóvel e somente tomou posse após a lavratura</w:t>
+        </w:r>
+      </w:ins>
+      <w:r>
+        <w:rPr>
+          <w:rFonts w:ascii="Arial" w:hAnsi="Arial" w:eastAsia="Arial" w:cs="Arial"/>
+          <w:sz w:val="28"/>
+          <w:szCs w:val="28"/>
+        </w:rPr>
+        <w:t xml:space="preserve"> da </w:t>
+      </w:r>
+      <w:del w:id="1276" w:author="Assessor GDSXSR" w:date="2026-10-29T19:59:18Z">
+        <w:r>
+          <w:rPr>
+            <w:rFonts w:ascii="Arial" w:hAnsi="Arial" w:eastAsia="Arial" w:cs="Arial"/>
+            <w:sz w:val="28"/>
+            <w:szCs w:val="28"/>
+          </w:rPr>
+          <w:delText xml:space="preserve">demanda</w:delText>
+        </w:r>
+      </w:del>
+      <w:ins w:id="1277" w:author="Assessor GDSXSR" w:date="2026-10-29T19:59:18Z">
+        <w:r>
+          <w:rPr>
+            <w:rFonts w:ascii="Arial" w:hAnsi="Arial" w:eastAsia="Arial" w:cs="Arial"/>
+            <w:color w:val="808080"/>
+            <w:sz w:val="28"/>
+            <w:szCs w:val="28"/>
+          </w:rPr>
+          <w:t xml:space="preserve">escritura (ID 89370541)</w:t>
+        </w:r>
+      </w:ins>
+      <w:r>
+        <w:rPr>
+          <w:rFonts w:ascii="Arial" w:hAnsi="Arial" w:eastAsia="Arial" w:cs="Arial"/>
+          <w:sz w:val="28"/>
+          <w:szCs w:val="28"/>
+        </w:rPr>
         <w:t xml:space="preserve">.</w:t>
-      </w:r>
-      <w:commentRangeEnd w:id="15"/>
-      <w:r>
-        <w:rPr>
-          <w:rStyle w:val="CommentReference"/>
-        </w:rPr>
-        <w:commentReference w:id="15"/>
       </w:r>
     </w:p>
     <w:p>
@@ -7712,9 +8939,7 @@
         <w:ind w:firstLine="2268"/>
         <w:jc w:val="both"/>
         <w:rPr>
-          <w:rFonts w:ascii="Arial" w:hAnsi="Arial" w:eastAsia="Arial" w:cs="Arial"/>
-          <w:sz w:val="28"/>
-          <w:szCs w:val="28"/>
+          <w:ins w:id="1289" w:author="Assessor GDSXSR" w:date="2026-10-29T19:59:18Z"/>
         </w:rPr>
       </w:pPr>
     </w:p>
@@ -7724,36 +8949,12 @@
         <w:ind w:firstLine="2268"/>
         <w:jc w:val="both"/>
         <w:rPr>
-          <w:ins w:id="1193" w:author="Assessor GDSXSR" w:date="2026-10-29T00:08:30Z"/>
-        </w:rPr>
-      </w:pPr>
-      <w:r>
-        <w:rPr>
-          <w:rFonts w:ascii="Arial" w:hAnsi="Arial" w:eastAsia="Arial" w:cs="Arial"/>
-          <w:sz w:val="28"/>
-          <w:szCs w:val="28"/>
-        </w:rPr>
-        <w:t xml:space="preserve">Os elementos produzidos pela concessionária demonstram que a autora manteve contato com a </w:t>
-      </w:r>
-      <w:del w:id="1190" w:author="Assessor GDSXSR" w:date="2026-10-29T00:08:30Z">
-        <w:r>
-          <w:rPr>
-            <w:rFonts w:ascii="Arial" w:hAnsi="Arial" w:eastAsia="Arial" w:cs="Arial"/>
-            <w:sz w:val="28"/>
-            <w:szCs w:val="28"/>
-          </w:rPr>
-          <w:delText xml:space="preserve">C</w:delText>
-        </w:r>
-        <w:r>
-          <w:rPr>
-            <w:rFonts w:ascii="Arial" w:hAnsi="Arial" w:eastAsia="Arial" w:cs="Arial"/>
-            <w:sz w:val="28"/>
-            <w:szCs w:val="28"/>
-          </w:rPr>
-          <w:delText xml:space="preserve">aesb</w:delText>
-        </w:r>
-      </w:del>
-      <w:ins w:id="1191" w:author="Assessor GDSXSR" w:date="2026-10-29T00:08:30Z">
+          <w:rFonts w:ascii="Arial" w:hAnsi="Arial" w:eastAsia="Arial" w:cs="Arial"/>
+          <w:sz w:val="28"/>
+          <w:szCs w:val="28"/>
+        </w:rPr>
+      </w:pPr>
+      <w:ins w:id="1278" w:author="Assessor GDSXSR" w:date="2026-10-29T19:59:18Z">
         <w:r>
           <w:rPr>
             <w:rFonts w:ascii="Arial" w:hAnsi="Arial" w:eastAsia="Arial" w:cs="Arial"/>
@@ -7761,7 +8962,7 @@
             <w:sz w:val="28"/>
             <w:szCs w:val="28"/>
           </w:rPr>
-          <w:t xml:space="preserve">CAESB</w:t>
+          <w:t xml:space="preserve">No</w:t>
         </w:r>
       </w:ins>
       <w:r>
@@ -7770,16 +8971,138 @@
           <w:sz w:val="28"/>
           <w:szCs w:val="28"/>
         </w:rPr>
-        <w:t xml:space="preserve"> acerca da unidade consumidora</w:t>
-      </w:r>
-      <w:r>
-        <w:rPr>
-          <w:rFonts w:ascii="Arial" w:hAnsi="Arial" w:eastAsia="Arial" w:cs="Arial"/>
-          <w:sz w:val="28"/>
-          <w:szCs w:val="28"/>
-        </w:rPr>
-        <w:t xml:space="preserve"> (ID 89370549)</w:t>
-      </w:r>
+        <w:t xml:space="preserve"> </w:t>
+      </w:r>
+      <w:del w:id="1279" w:author="Assessor GDSXSR" w:date="2026-10-29T19:59:18Z">
+        <w:r>
+          <w:rPr>
+            <w:rFonts w:ascii="Arial" w:hAnsi="Arial" w:eastAsia="Arial" w:cs="Arial"/>
+            <w:sz w:val="28"/>
+            <w:szCs w:val="28"/>
+          </w:rPr>
+          <w:delText xml:space="preserve">Além disso</w:delText>
+        </w:r>
+      </w:del>
+      <w:ins w:id="1280" w:author="Assessor GDSXSR" w:date="2026-10-29T19:59:18Z">
+        <w:r>
+          <w:rPr>
+            <w:rFonts w:ascii="Arial" w:hAnsi="Arial" w:eastAsia="Arial" w:cs="Arial"/>
+            <w:color w:val="808080"/>
+            <w:sz w:val="28"/>
+            <w:szCs w:val="28"/>
+          </w:rPr>
+          <w:t xml:space="preserve">mais</w:t>
+        </w:r>
+      </w:ins>
+      <w:r>
+        <w:rPr>
+          <w:rFonts w:ascii="Arial" w:hAnsi="Arial" w:eastAsia="Arial" w:cs="Arial"/>
+          <w:sz w:val="28"/>
+          <w:szCs w:val="28"/>
+        </w:rPr>
+        <w:t xml:space="preserve">, a escritura pública</w:t>
+      </w:r>
+      <w:del w:id="1281" w:author="Assessor GDSXSR" w:date="2026-10-29T19:59:18Z">
+        <w:r>
+          <w:rPr>
+            <w:rFonts w:ascii="Arial" w:hAnsi="Arial" w:eastAsia="Arial" w:cs="Arial"/>
+            <w:sz w:val="28"/>
+            <w:szCs w:val="28"/>
+          </w:rPr>
+          <w:delText xml:space="preserve"> juntada aos autos (ID 89370541)</w:delText>
+        </w:r>
+      </w:del>
+      <w:r>
+        <w:rPr>
+          <w:rFonts w:ascii="Arial" w:hAnsi="Arial" w:eastAsia="Arial" w:cs="Arial"/>
+          <w:sz w:val="28"/>
+          <w:szCs w:val="28"/>
+        </w:rPr>
+        <w:t xml:space="preserve"> indica que o imóvel foi adquirido da </w:t>
+      </w:r>
+      <w:r>
+        <w:rPr>
+          <w:rFonts w:ascii="Arial" w:hAnsi="Arial" w:eastAsia="Arial" w:cs="Arial"/>
+          <w:sz w:val="28"/>
+          <w:szCs w:val="28"/>
+        </w:rPr>
+        <w:t xml:space="preserve">T</w:t>
+      </w:r>
+      <w:r>
+        <w:rPr>
+          <w:rFonts w:ascii="Arial" w:hAnsi="Arial" w:eastAsia="Arial" w:cs="Arial"/>
+          <w:sz w:val="28"/>
+          <w:szCs w:val="28"/>
+        </w:rPr>
+        <w:t xml:space="preserve">erracap</w:t>
+      </w:r>
+      <w:ins w:id="1282" w:author="Assessor GDSXSR" w:date="2026-10-29T19:59:18Z">
+        <w:r>
+          <w:rPr>
+            <w:rFonts w:ascii="Arial" w:hAnsi="Arial" w:eastAsia="Arial" w:cs="Arial"/>
+            <w:color w:val="808080"/>
+            <w:sz w:val="28"/>
+            <w:szCs w:val="28"/>
+          </w:rPr>
+          <w:t xml:space="preserve">,</w:t>
+        </w:r>
+      </w:ins>
+      <w:r>
+        <w:rPr>
+          <w:rFonts w:ascii="Arial" w:hAnsi="Arial" w:eastAsia="Arial" w:cs="Arial"/>
+          <w:sz w:val="28"/>
+          <w:szCs w:val="28"/>
+        </w:rPr>
+        <w:t xml:space="preserve"> por negócio oneroso, </w:t>
+      </w:r>
+      <w:del w:id="1283" w:author="Assessor GDSXSR" w:date="2026-10-29T19:59:18Z">
+        <w:r>
+          <w:rPr>
+            <w:rFonts w:ascii="Arial" w:hAnsi="Arial" w:eastAsia="Arial" w:cs="Arial"/>
+            <w:sz w:val="28"/>
+            <w:szCs w:val="28"/>
+          </w:rPr>
+          <w:delText xml:space="preserve">também </w:delText>
+        </w:r>
+      </w:del>
+      <w:r>
+        <w:rPr>
+          <w:rFonts w:ascii="Arial" w:hAnsi="Arial" w:eastAsia="Arial" w:cs="Arial"/>
+          <w:sz w:val="28"/>
+          <w:szCs w:val="28"/>
+        </w:rPr>
+        <w:t xml:space="preserve">em </w:t>
+      </w:r>
+      <w:ins w:id="1284" w:author="Assessor GDSXSR" w:date="2026-10-29T19:59:18Z">
+        <w:r>
+          <w:rPr>
+            <w:rFonts w:ascii="Arial" w:hAnsi="Arial" w:eastAsia="Arial" w:cs="Arial"/>
+            <w:color w:val="808080"/>
+            <w:sz w:val="28"/>
+            <w:szCs w:val="28"/>
+          </w:rPr>
+          <w:t xml:space="preserve">11/4/</w:t>
+        </w:r>
+      </w:ins>
+      <w:r>
+        <w:rPr>
+          <w:rFonts w:ascii="Arial" w:hAnsi="Arial" w:eastAsia="Arial" w:cs="Arial"/>
+          <w:sz w:val="28"/>
+          <w:szCs w:val="28"/>
+        </w:rPr>
+        <w:t xml:space="preserve">2023</w:t>
+      </w:r>
+      <w:ins w:id="1285" w:author="Assessor GDSXSR" w:date="2026-10-29T19:59:18Z">
+        <w:r>
+          <w:rPr>
+            <w:rFonts w:ascii="Arial" w:hAnsi="Arial" w:eastAsia="Arial" w:cs="Arial"/>
+            <w:color w:val="808080"/>
+            <w:sz w:val="28"/>
+            <w:szCs w:val="28"/>
+          </w:rPr>
+          <w:t xml:space="preserve"> (ID 89370528)</w:t>
+        </w:r>
+      </w:ins>
       <w:r>
         <w:rPr>
           <w:rFonts w:ascii="Arial" w:hAnsi="Arial" w:eastAsia="Arial" w:cs="Arial"/>
@@ -7788,16 +9111,13 @@
         </w:rPr>
         <w:t xml:space="preserve">.</w:t>
       </w:r>
-      <w:del w:id="1192" w:author="Assessor GDSXSR" w:date="2026-10-29T00:08:30Z">
-        <w:r>
-          <w:rPr>
-            <w:rFonts w:ascii="Arial" w:hAnsi="Arial" w:eastAsia="Arial" w:cs="Arial"/>
-            <w:sz w:val="28"/>
-            <w:szCs w:val="28"/>
-          </w:rPr>
-          <w:delText xml:space="preserve"> </w:delText>
-        </w:r>
-      </w:del>
+      <w:commentRangeEnd w:id="15"/>
+      <w:r>
+        <w:rPr>
+          <w:rStyle w:val="CommentReference"/>
+        </w:rPr>
+        <w:commentReference w:id="15"/>
+      </w:r>
     </w:p>
     <w:p>
       <w:pPr>
@@ -7805,7 +9125,9 @@
         <w:ind w:firstLine="2268"/>
         <w:jc w:val="both"/>
         <w:rPr>
-          <w:ins w:id="1194" w:author="Assessor GDSXSR" w:date="2026-10-29T00:08:30Z"/>
+          <w:rFonts w:ascii="Arial" w:hAnsi="Arial" w:eastAsia="Arial" w:cs="Arial"/>
+          <w:sz w:val="28"/>
+          <w:szCs w:val="28"/>
         </w:rPr>
       </w:pPr>
     </w:p>
@@ -7814,15 +9136,219 @@
         <w:spacing w:after="0" w:line="360" w:lineRule="auto"/>
         <w:ind w:firstLine="2268"/>
         <w:jc w:val="both"/>
-      </w:pPr>
-      <w:r>
-        <w:rPr>
-          <w:rFonts w:ascii="Arial" w:hAnsi="Arial" w:eastAsia="Arial" w:cs="Arial"/>
-          <w:sz w:val="28"/>
-          <w:szCs w:val="28"/>
-        </w:rPr>
-        <w:t xml:space="preserve">Todavia, tais registros constituem mero indício de vínculo com o imóvel e não comprovam, por si sós, que a apelante utilizava o serviço ou ocupava a unidade em dezembro de 2020, circunstância indispensável para legitimar a cobrança em seu desfavor.</w:t>
-      </w:r>
+        <w:rPr>
+          <w:ins w:id="1320" w:author="Assessor GDSXSR" w:date="2026-10-29T19:59:18Z"/>
+        </w:rPr>
+      </w:pPr>
+      <w:commentRangeStart w:id="16"/>
+      <w:del w:id="1290" w:author="Assessor GDSXSR" w:date="2026-10-29T19:59:18Z">
+        <w:r>
+          <w:rPr>
+            <w:rFonts w:ascii="Arial" w:hAnsi="Arial" w:eastAsia="Arial" w:cs="Arial"/>
+            <w:sz w:val="28"/>
+            <w:szCs w:val="28"/>
+          </w:rPr>
+          <w:delText xml:space="preserve">Os elementos produzidos pela</w:delText>
+        </w:r>
+      </w:del>
+      <w:ins w:id="1291" w:author="Assessor GDSXSR" w:date="2026-10-29T19:59:18Z">
+        <w:r>
+          <w:rPr>
+            <w:rFonts w:ascii="Arial" w:hAnsi="Arial" w:eastAsia="Arial" w:cs="Arial"/>
+            <w:color w:val="808080"/>
+            <w:sz w:val="28"/>
+            <w:szCs w:val="28"/>
+          </w:rPr>
+          <w:t xml:space="preserve">A</w:t>
+        </w:r>
+      </w:ins>
+      <w:r>
+        <w:rPr>
+          <w:rFonts w:ascii="Arial" w:hAnsi="Arial" w:eastAsia="Arial" w:cs="Arial"/>
+          <w:sz w:val="28"/>
+          <w:szCs w:val="28"/>
+        </w:rPr>
+        <w:t xml:space="preserve"> concessionária </w:t>
+      </w:r>
+      <w:del w:id="1292" w:author="Assessor GDSXSR" w:date="2026-10-29T19:59:18Z">
+        <w:r>
+          <w:rPr>
+            <w:rFonts w:ascii="Arial" w:hAnsi="Arial" w:eastAsia="Arial" w:cs="Arial"/>
+            <w:sz w:val="28"/>
+            <w:szCs w:val="28"/>
+          </w:rPr>
+          <w:delText xml:space="preserve">demonstram</w:delText>
+        </w:r>
+      </w:del>
+      <w:ins w:id="1293" w:author="Assessor GDSXSR" w:date="2026-10-29T19:59:18Z">
+        <w:r>
+          <w:rPr>
+            <w:rFonts w:ascii="Arial" w:hAnsi="Arial" w:eastAsia="Arial" w:cs="Arial"/>
+            <w:color w:val="808080"/>
+            <w:sz w:val="28"/>
+            <w:szCs w:val="28"/>
+          </w:rPr>
+          <w:t xml:space="preserve">sustenta</w:t>
+        </w:r>
+      </w:ins>
+      <w:r>
+        <w:rPr>
+          <w:rFonts w:ascii="Arial" w:hAnsi="Arial" w:eastAsia="Arial" w:cs="Arial"/>
+          <w:sz w:val="28"/>
+          <w:szCs w:val="28"/>
+        </w:rPr>
+        <w:t xml:space="preserve"> que a autora </w:t>
+      </w:r>
+      <w:del w:id="1294" w:author="Assessor GDSXSR" w:date="2026-10-29T19:59:18Z">
+        <w:r>
+          <w:rPr>
+            <w:rFonts w:ascii="Arial" w:hAnsi="Arial" w:eastAsia="Arial" w:cs="Arial"/>
+            <w:sz w:val="28"/>
+            <w:szCs w:val="28"/>
+          </w:rPr>
+          <w:delText xml:space="preserve">manteve</w:delText>
+        </w:r>
+      </w:del>
+      <w:ins w:id="1295" w:author="Assessor GDSXSR" w:date="2026-10-29T19:59:18Z">
+        <w:r>
+          <w:rPr>
+            <w:rFonts w:ascii="Arial" w:hAnsi="Arial" w:eastAsia="Arial" w:cs="Arial"/>
+            <w:color w:val="808080"/>
+            <w:sz w:val="28"/>
+            <w:szCs w:val="28"/>
+          </w:rPr>
+          <w:t xml:space="preserve">figura</w:t>
+        </w:r>
+      </w:ins>
+      <w:r>
+        <w:rPr>
+          <w:rFonts w:ascii="Arial" w:hAnsi="Arial" w:eastAsia="Arial" w:cs="Arial"/>
+          <w:sz w:val="28"/>
+          <w:szCs w:val="28"/>
+        </w:rPr>
+        <w:t xml:space="preserve"> </w:t>
+      </w:r>
+      <w:del w:id="1296" w:author="Assessor GDSXSR" w:date="2026-10-29T19:59:18Z">
+        <w:r>
+          <w:rPr>
+            <w:rFonts w:ascii="Arial" w:hAnsi="Arial" w:eastAsia="Arial" w:cs="Arial"/>
+            <w:sz w:val="28"/>
+            <w:szCs w:val="28"/>
+          </w:rPr>
+          <w:delText xml:space="preserve">contato</w:delText>
+        </w:r>
+      </w:del>
+      <w:ins w:id="1297" w:author="Assessor GDSXSR" w:date="2026-10-29T19:59:18Z">
+        <w:r>
+          <w:rPr>
+            <w:rFonts w:ascii="Arial" w:hAnsi="Arial" w:eastAsia="Arial" w:cs="Arial"/>
+            <w:color w:val="808080"/>
+            <w:sz w:val="28"/>
+            <w:szCs w:val="28"/>
+          </w:rPr>
+          <w:t xml:space="preserve">no</w:t>
+        </w:r>
+      </w:ins>
+      <w:r>
+        <w:rPr>
+          <w:rFonts w:ascii="Arial" w:hAnsi="Arial" w:eastAsia="Arial" w:cs="Arial"/>
+          <w:sz w:val="28"/>
+          <w:szCs w:val="28"/>
+        </w:rPr>
+        <w:t xml:space="preserve"> </w:t>
+      </w:r>
+      <w:del w:id="1298" w:author="Assessor GDSXSR" w:date="2026-10-29T19:59:18Z">
+        <w:r>
+          <w:rPr>
+            <w:rFonts w:ascii="Arial" w:hAnsi="Arial" w:eastAsia="Arial" w:cs="Arial"/>
+            <w:sz w:val="28"/>
+            <w:szCs w:val="28"/>
+          </w:rPr>
+          <w:delText xml:space="preserve">com a C</w:delText>
+        </w:r>
+        <w:r>
+          <w:rPr>
+            <w:rFonts w:ascii="Arial" w:hAnsi="Arial" w:eastAsia="Arial" w:cs="Arial"/>
+            <w:sz w:val="28"/>
+            <w:szCs w:val="28"/>
+          </w:rPr>
+          <w:delText xml:space="preserve">aesb</w:delText>
+        </w:r>
+        <w:r>
+          <w:rPr>
+            <w:rFonts w:ascii="Arial" w:hAnsi="Arial" w:eastAsia="Arial" w:cs="Arial"/>
+            <w:sz w:val="28"/>
+            <w:szCs w:val="28"/>
+          </w:rPr>
+          <w:delText xml:space="preserve"> acerca</w:delText>
+        </w:r>
+      </w:del>
+      <w:ins w:id="1299" w:author="Assessor GDSXSR" w:date="2026-10-29T19:59:18Z">
+        <w:r>
+          <w:rPr>
+            <w:rFonts w:ascii="Arial" w:hAnsi="Arial" w:eastAsia="Arial" w:cs="Arial"/>
+            <w:color w:val="808080"/>
+            <w:sz w:val="28"/>
+            <w:szCs w:val="28"/>
+          </w:rPr>
+          <w:t xml:space="preserve">cadastro</w:t>
+        </w:r>
+      </w:ins>
+      <w:r>
+        <w:rPr>
+          <w:rFonts w:ascii="Arial" w:hAnsi="Arial" w:eastAsia="Arial" w:cs="Arial"/>
+          <w:sz w:val="28"/>
+          <w:szCs w:val="28"/>
+        </w:rPr>
+        <w:t xml:space="preserve"> da unidade </w:t>
+      </w:r>
+      <w:del w:id="1300" w:author="Assessor GDSXSR" w:date="2026-10-29T19:59:18Z">
+        <w:r>
+          <w:rPr>
+            <w:rFonts w:ascii="Arial" w:hAnsi="Arial" w:eastAsia="Arial" w:cs="Arial"/>
+            <w:sz w:val="28"/>
+            <w:szCs w:val="28"/>
+          </w:rPr>
+          <w:delText xml:space="preserve">consumidora</w:delText>
+        </w:r>
+      </w:del>
+      <w:ins w:id="1301" w:author="Assessor GDSXSR" w:date="2026-10-29T19:59:18Z">
+        <w:r>
+          <w:rPr>
+            <w:rFonts w:ascii="Arial" w:hAnsi="Arial" w:eastAsia="Arial" w:cs="Arial"/>
+            <w:color w:val="808080"/>
+            <w:sz w:val="28"/>
+            <w:szCs w:val="28"/>
+          </w:rPr>
+          <w:t xml:space="preserve">desde 10/12/2020 e que, em 22/12/2020, o usuário solicitou revisão da conta, conforme a ordem de serviço nº 2500100122055908</w:t>
+        </w:r>
+      </w:ins>
+      <w:r>
+        <w:rPr>
+          <w:rFonts w:ascii="Arial" w:hAnsi="Arial" w:eastAsia="Arial" w:cs="Arial"/>
+          <w:sz w:val="28"/>
+          <w:szCs w:val="28"/>
+        </w:rPr>
+        <w:t xml:space="preserve"> (ID 89370549)</w:t>
+      </w:r>
+      <w:r>
+        <w:rPr>
+          <w:rFonts w:ascii="Arial" w:hAnsi="Arial" w:eastAsia="Arial" w:cs="Arial"/>
+          <w:sz w:val="28"/>
+          <w:szCs w:val="28"/>
+        </w:rPr>
+        <w:t xml:space="preserve">.</w:t>
+      </w:r>
+      <w:del w:id="1302" w:author="Assessor GDSXSR" w:date="2026-10-29T19:59:18Z">
+        <w:r>
+          <w:rPr>
+            <w:rFonts w:ascii="Arial" w:hAnsi="Arial" w:eastAsia="Arial" w:cs="Arial"/>
+            <w:sz w:val="28"/>
+            <w:szCs w:val="28"/>
+          </w:rPr>
+          <w:delText xml:space="preserve"> </w:delText>
+        </w:r>
+      </w:del>
     </w:p>
     <w:p>
       <w:pPr>
@@ -7830,9 +9356,7 @@
         <w:ind w:firstLine="2268"/>
         <w:jc w:val="both"/>
         <w:rPr>
-          <w:rFonts w:ascii="Arial" w:hAnsi="Arial" w:eastAsia="Arial" w:cs="Arial"/>
-          <w:sz w:val="28"/>
-          <w:szCs w:val="28"/>
+          <w:ins w:id="1321" w:author="Assessor GDSXSR" w:date="2026-10-29T19:59:18Z"/>
         </w:rPr>
       </w:pPr>
     </w:p>
@@ -7841,29 +9365,273 @@
         <w:spacing w:after="0" w:line="360" w:lineRule="auto"/>
         <w:ind w:firstLine="2268"/>
         <w:jc w:val="both"/>
-        <w:rPr>
-          <w:ins w:id="1198" w:author="Assessor GDSXSR" w:date="2026-10-29T00:08:30Z"/>
-        </w:rPr>
-      </w:pPr>
-      <w:commentRangeStart w:id="16"/>
-      <w:r>
-        <w:rPr>
-          <w:rFonts w:ascii="Arial" w:hAnsi="Arial" w:eastAsia="Arial" w:cs="Arial"/>
-          <w:sz w:val="28"/>
-          <w:szCs w:val="28"/>
-        </w:rPr>
-        <w:t xml:space="preserve">É certo que houve consumo no imóvel após o falecimento da usuária originária. Todavia, a existência de consumo não permite concluir, por si só, quem efetivamente se beneficiou do serviço.</w:t>
-      </w:r>
-      <w:del w:id="1195" w:author="Assessor GDSXSR" w:date="2026-10-29T00:08:30Z">
-        <w:r>
-          <w:rPr>
-            <w:rFonts w:ascii="Arial" w:hAnsi="Arial" w:eastAsia="Arial" w:cs="Arial"/>
-            <w:sz w:val="28"/>
-            <w:szCs w:val="28"/>
-          </w:rPr>
-          <w:delText xml:space="preserve"> </w:delText>
-        </w:r>
-      </w:del>
+      </w:pPr>
+      <w:r>
+        <w:rPr>
+          <w:rFonts w:ascii="Arial" w:hAnsi="Arial" w:eastAsia="Arial" w:cs="Arial"/>
+          <w:sz w:val="28"/>
+          <w:szCs w:val="28"/>
+        </w:rPr>
+        <w:t xml:space="preserve">Todavia, </w:t>
+      </w:r>
+      <w:del w:id="1303" w:author="Assessor GDSXSR" w:date="2026-10-29T19:59:18Z">
+        <w:r>
+          <w:rPr>
+            <w:rFonts w:ascii="Arial" w:hAnsi="Arial" w:eastAsia="Arial" w:cs="Arial"/>
+            <w:sz w:val="28"/>
+            <w:szCs w:val="28"/>
+          </w:rPr>
+          <w:delText xml:space="preserve">tais</w:delText>
+        </w:r>
+      </w:del>
+      <w:ins w:id="1304" w:author="Assessor GDSXSR" w:date="2026-10-29T19:59:18Z">
+        <w:r>
+          <w:rPr>
+            <w:rFonts w:ascii="Arial" w:hAnsi="Arial" w:eastAsia="Arial" w:cs="Arial"/>
+            <w:color w:val="808080"/>
+            <w:sz w:val="28"/>
+            <w:szCs w:val="28"/>
+          </w:rPr>
+          <w:t xml:space="preserve">esses</w:t>
+        </w:r>
+      </w:ins>
+      <w:r>
+        <w:rPr>
+          <w:rFonts w:ascii="Arial" w:hAnsi="Arial" w:eastAsia="Arial" w:cs="Arial"/>
+          <w:sz w:val="28"/>
+          <w:szCs w:val="28"/>
+        </w:rPr>
+        <w:t xml:space="preserve"> registros</w:t>
+      </w:r>
+      <w:ins w:id="1305" w:author="Assessor GDSXSR" w:date="2026-10-29T19:59:18Z">
+        <w:r>
+          <w:rPr>
+            <w:rFonts w:ascii="Arial" w:hAnsi="Arial" w:eastAsia="Arial" w:cs="Arial"/>
+            <w:color w:val="808080"/>
+            <w:sz w:val="28"/>
+            <w:szCs w:val="28"/>
+          </w:rPr>
+          <w:t xml:space="preserve">,</w:t>
+        </w:r>
+      </w:ins>
+      <w:r>
+        <w:rPr>
+          <w:rFonts w:ascii="Arial" w:hAnsi="Arial" w:eastAsia="Arial" w:cs="Arial"/>
+          <w:sz w:val="28"/>
+          <w:szCs w:val="28"/>
+        </w:rPr>
+        <w:t xml:space="preserve"> </w:t>
+      </w:r>
+      <w:del w:id="1306" w:author="Assessor GDSXSR" w:date="2026-10-29T19:59:18Z">
+        <w:r>
+          <w:rPr>
+            <w:rFonts w:ascii="Arial" w:hAnsi="Arial" w:eastAsia="Arial" w:cs="Arial"/>
+            <w:sz w:val="28"/>
+            <w:szCs w:val="28"/>
+          </w:rPr>
+          <w:delText xml:space="preserve">constituem</w:delText>
+        </w:r>
+      </w:del>
+      <w:ins w:id="1307" w:author="Assessor GDSXSR" w:date="2026-10-29T19:59:18Z">
+        <w:r>
+          <w:rPr>
+            <w:rFonts w:ascii="Arial" w:hAnsi="Arial" w:eastAsia="Arial" w:cs="Arial"/>
+            <w:color w:val="808080"/>
+            <w:sz w:val="28"/>
+            <w:szCs w:val="28"/>
+          </w:rPr>
+          <w:t xml:space="preserve">produzidos</w:t>
+        </w:r>
+      </w:ins>
+      <w:r>
+        <w:rPr>
+          <w:rFonts w:ascii="Arial" w:hAnsi="Arial" w:eastAsia="Arial" w:cs="Arial"/>
+          <w:sz w:val="28"/>
+          <w:szCs w:val="28"/>
+        </w:rPr>
+        <w:t xml:space="preserve"> </w:t>
+      </w:r>
+      <w:del w:id="1308" w:author="Assessor GDSXSR" w:date="2026-10-29T19:59:18Z">
+        <w:r>
+          <w:rPr>
+            <w:rFonts w:ascii="Arial" w:hAnsi="Arial" w:eastAsia="Arial" w:cs="Arial"/>
+            <w:sz w:val="28"/>
+            <w:szCs w:val="28"/>
+          </w:rPr>
+          <w:delText xml:space="preserve">mero</w:delText>
+        </w:r>
+      </w:del>
+      <w:ins w:id="1309" w:author="Assessor GDSXSR" w:date="2026-10-29T19:59:18Z">
+        <w:r>
+          <w:rPr>
+            <w:rFonts w:ascii="Arial" w:hAnsi="Arial" w:eastAsia="Arial" w:cs="Arial"/>
+            <w:color w:val="808080"/>
+            <w:sz w:val="28"/>
+            <w:szCs w:val="28"/>
+          </w:rPr>
+          <w:t xml:space="preserve">unilateralmente</w:t>
+        </w:r>
+      </w:ins>
+      <w:r>
+        <w:rPr>
+          <w:rFonts w:ascii="Arial" w:hAnsi="Arial" w:eastAsia="Arial" w:cs="Arial"/>
+          <w:sz w:val="28"/>
+          <w:szCs w:val="28"/>
+        </w:rPr>
+        <w:t xml:space="preserve"> </w:t>
+      </w:r>
+      <w:del w:id="1310" w:author="Assessor GDSXSR" w:date="2026-10-29T19:59:18Z">
+        <w:r>
+          <w:rPr>
+            <w:rFonts w:ascii="Arial" w:hAnsi="Arial" w:eastAsia="Arial" w:cs="Arial"/>
+            <w:sz w:val="28"/>
+            <w:szCs w:val="28"/>
+          </w:rPr>
+          <w:delText xml:space="preserve">indício</w:delText>
+        </w:r>
+      </w:del>
+      <w:ins w:id="1311" w:author="Assessor GDSXSR" w:date="2026-10-29T19:59:18Z">
+        <w:r>
+          <w:rPr>
+            <w:rFonts w:ascii="Arial" w:hAnsi="Arial" w:eastAsia="Arial" w:cs="Arial"/>
+            <w:color w:val="808080"/>
+            <w:sz w:val="28"/>
+            <w:szCs w:val="28"/>
+          </w:rPr>
+          <w:t xml:space="preserve">pela</w:t>
+        </w:r>
+      </w:ins>
+      <w:r>
+        <w:rPr>
+          <w:rFonts w:ascii="Arial" w:hAnsi="Arial" w:eastAsia="Arial" w:cs="Arial"/>
+          <w:sz w:val="28"/>
+          <w:szCs w:val="28"/>
+        </w:rPr>
+        <w:t xml:space="preserve"> </w:t>
+      </w:r>
+      <w:del w:id="1312" w:author="Assessor GDSXSR" w:date="2026-10-29T19:59:18Z">
+        <w:r>
+          <w:rPr>
+            <w:rFonts w:ascii="Arial" w:hAnsi="Arial" w:eastAsia="Arial" w:cs="Arial"/>
+            <w:sz w:val="28"/>
+            <w:szCs w:val="28"/>
+          </w:rPr>
+          <w:delText xml:space="preserve">de</w:delText>
+        </w:r>
+      </w:del>
+      <w:ins w:id="1313" w:author="Assessor GDSXSR" w:date="2026-10-29T19:59:18Z">
+        <w:r>
+          <w:rPr>
+            <w:rFonts w:ascii="Arial" w:hAnsi="Arial" w:eastAsia="Arial" w:cs="Arial"/>
+            <w:color w:val="808080"/>
+            <w:sz w:val="28"/>
+            <w:szCs w:val="28"/>
+          </w:rPr>
+          <w:t xml:space="preserve">concessionária,</w:t>
+        </w:r>
+      </w:ins>
+      <w:r>
+        <w:rPr>
+          <w:rFonts w:ascii="Arial" w:hAnsi="Arial" w:eastAsia="Arial" w:cs="Arial"/>
+          <w:sz w:val="28"/>
+          <w:szCs w:val="28"/>
+        </w:rPr>
+        <w:t xml:space="preserve"> </w:t>
+      </w:r>
+      <w:del w:id="1314" w:author="Assessor GDSXSR" w:date="2026-10-29T19:59:18Z">
+        <w:r>
+          <w:rPr>
+            <w:rFonts w:ascii="Arial" w:hAnsi="Arial" w:eastAsia="Arial" w:cs="Arial"/>
+            <w:sz w:val="28"/>
+            <w:szCs w:val="28"/>
+          </w:rPr>
+          <w:delText xml:space="preserve">vínculo</w:delText>
+        </w:r>
+      </w:del>
+      <w:ins w:id="1315" w:author="Assessor GDSXSR" w:date="2026-10-29T19:59:18Z">
+        <w:r>
+          <w:rPr>
+            <w:rFonts w:ascii="Arial" w:hAnsi="Arial" w:eastAsia="Arial" w:cs="Arial"/>
+            <w:color w:val="808080"/>
+            <w:sz w:val="28"/>
+            <w:szCs w:val="28"/>
+          </w:rPr>
+          <w:t xml:space="preserve">não</w:t>
+        </w:r>
+      </w:ins>
+      <w:r>
+        <w:rPr>
+          <w:rFonts w:ascii="Arial" w:hAnsi="Arial" w:eastAsia="Arial" w:cs="Arial"/>
+          <w:sz w:val="28"/>
+          <w:szCs w:val="28"/>
+        </w:rPr>
+        <w:t xml:space="preserve"> </w:t>
+      </w:r>
+      <w:del w:id="1316" w:author="Assessor GDSXSR" w:date="2026-10-29T19:59:18Z">
+        <w:r>
+          <w:rPr>
+            <w:rFonts w:ascii="Arial" w:hAnsi="Arial" w:eastAsia="Arial" w:cs="Arial"/>
+            <w:sz w:val="28"/>
+            <w:szCs w:val="28"/>
+          </w:rPr>
+          <w:delText xml:space="preserve">com</w:delText>
+        </w:r>
+      </w:del>
+      <w:ins w:id="1317" w:author="Assessor GDSXSR" w:date="2026-10-29T19:59:18Z">
+        <w:r>
+          <w:rPr>
+            <w:rFonts w:ascii="Arial" w:hAnsi="Arial" w:eastAsia="Arial" w:cs="Arial"/>
+            <w:color w:val="808080"/>
+            <w:sz w:val="28"/>
+            <w:szCs w:val="28"/>
+          </w:rPr>
+          <w:t xml:space="preserve">identificam quem formulou</w:t>
+        </w:r>
+      </w:ins>
+      <w:r>
+        <w:rPr>
+          <w:rFonts w:ascii="Arial" w:hAnsi="Arial" w:eastAsia="Arial" w:cs="Arial"/>
+          <w:sz w:val="28"/>
+          <w:szCs w:val="28"/>
+        </w:rPr>
+        <w:t xml:space="preserve"> o </w:t>
+      </w:r>
+      <w:del w:id="1318" w:author="Assessor GDSXSR" w:date="2026-10-29T19:59:18Z">
+        <w:r>
+          <w:rPr>
+            <w:rFonts w:ascii="Arial" w:hAnsi="Arial" w:eastAsia="Arial" w:cs="Arial"/>
+            <w:sz w:val="28"/>
+            <w:szCs w:val="28"/>
+          </w:rPr>
+          <w:delText xml:space="preserve">imóvel</w:delText>
+        </w:r>
+      </w:del>
+      <w:ins w:id="1319" w:author="Assessor GDSXSR" w:date="2026-10-29T19:59:18Z">
+        <w:r>
+          <w:rPr>
+            <w:rFonts w:ascii="Arial" w:hAnsi="Arial" w:eastAsia="Arial" w:cs="Arial"/>
+            <w:color w:val="808080"/>
+            <w:sz w:val="28"/>
+            <w:szCs w:val="28"/>
+          </w:rPr>
+          <w:t xml:space="preserve">pedido</w:t>
+        </w:r>
+      </w:ins>
+      <w:r>
+        <w:rPr>
+          <w:rFonts w:ascii="Arial" w:hAnsi="Arial" w:eastAsia="Arial" w:cs="Arial"/>
+          <w:sz w:val="28"/>
+          <w:szCs w:val="28"/>
+        </w:rPr>
+        <w:t xml:space="preserve"> e não comprovam, por si sós, que a apelante utilizava o serviço ou ocupava a unidade em dezembro de 2020, circunstância indispensável para legitimar a cobrança em seu desfavor.</w:t>
+      </w:r>
+      <w:commentRangeEnd w:id="16"/>
+      <w:r>
+        <w:rPr>
+          <w:rStyle w:val="CommentReference"/>
+        </w:rPr>
+        <w:commentReference w:id="16"/>
+      </w:r>
     </w:p>
     <w:p>
       <w:pPr>
@@ -7871,7 +9639,9 @@
         <w:ind w:firstLine="2268"/>
         <w:jc w:val="both"/>
         <w:rPr>
-          <w:ins w:id="1199" w:author="Assessor GDSXSR" w:date="2026-10-29T00:08:30Z"/>
+          <w:rFonts w:ascii="Arial" w:hAnsi="Arial" w:eastAsia="Arial" w:cs="Arial"/>
+          <w:sz w:val="28"/>
+          <w:szCs w:val="28"/>
         </w:rPr>
       </w:pPr>
     </w:p>
@@ -7881,35 +9651,28 @@
         <w:ind w:firstLine="2268"/>
         <w:jc w:val="both"/>
         <w:rPr>
-          <w:ins w:id="1200" w:author="Assessor GDSXSR" w:date="2026-10-29T00:08:30Z"/>
-        </w:rPr>
-      </w:pPr>
-      <w:r>
-        <w:rPr>
-          <w:rFonts w:ascii="Arial" w:hAnsi="Arial" w:eastAsia="Arial" w:cs="Arial"/>
-          <w:sz w:val="28"/>
-          <w:szCs w:val="28"/>
-        </w:rPr>
-        <w:t xml:space="preserve">A cobrança não pode se amparar em mera presunção, sobretudo quando a</w:t>
-      </w:r>
-      <w:del w:id="1196" w:author="Assessor GDSXSR" w:date="2026-10-29T00:08:30Z">
-        <w:r>
-          <w:rPr>
-            <w:rFonts w:ascii="Arial" w:hAnsi="Arial" w:eastAsia="Arial" w:cs="Arial"/>
-            <w:sz w:val="28"/>
-            <w:szCs w:val="28"/>
-          </w:rPr>
-          <w:delText xml:space="preserve"> parte</w:delText>
-        </w:r>
-      </w:del>
-      <w:r>
-        <w:rPr>
-          <w:rFonts w:ascii="Arial" w:hAnsi="Arial" w:eastAsia="Arial" w:cs="Arial"/>
-          <w:sz w:val="28"/>
-          <w:szCs w:val="28"/>
-        </w:rPr>
-        <w:t xml:space="preserve"> ré não apresenta elementos concretos aptos a vincular a autora ao consumo faturado no período controvertido.</w:t>
-      </w:r>
+          <w:ins w:id="1325" w:author="Assessor GDSXSR" w:date="2026-10-29T19:59:18Z"/>
+        </w:rPr>
+      </w:pPr>
+      <w:commentRangeStart w:id="17"/>
+      <w:r>
+        <w:rPr>
+          <w:rFonts w:ascii="Arial" w:hAnsi="Arial" w:eastAsia="Arial" w:cs="Arial"/>
+          <w:sz w:val="28"/>
+          <w:szCs w:val="28"/>
+        </w:rPr>
+        <w:t xml:space="preserve">É certo que houve consumo no imóvel após o falecimento da usuária originária. Todavia, a existência de consumo não permite concluir, por si só, quem efetivamente se beneficiou do serviço.</w:t>
+      </w:r>
+      <w:del w:id="1322" w:author="Assessor GDSXSR" w:date="2026-10-29T19:59:18Z">
+        <w:r>
+          <w:rPr>
+            <w:rFonts w:ascii="Arial" w:hAnsi="Arial" w:eastAsia="Arial" w:cs="Arial"/>
+            <w:sz w:val="28"/>
+            <w:szCs w:val="28"/>
+          </w:rPr>
+          <w:delText xml:space="preserve"> </w:delText>
+        </w:r>
+      </w:del>
     </w:p>
     <w:p>
       <w:pPr>
@@ -7917,7 +9680,7 @@
         <w:ind w:firstLine="2268"/>
         <w:jc w:val="both"/>
         <w:rPr>
-          <w:ins w:id="1201" w:author="Assessor GDSXSR" w:date="2026-10-29T00:08:30Z"/>
+          <w:ins w:id="1326" w:author="Assessor GDSXSR" w:date="2026-10-29T19:59:18Z"/>
         </w:rPr>
       </w:pPr>
     </w:p>
@@ -7927,26 +9690,34 @@
         <w:ind w:firstLine="2268"/>
         <w:jc w:val="both"/>
         <w:rPr>
-          <w:ins w:id="1202" w:author="Assessor GDSXSR" w:date="2026-10-29T00:08:30Z"/>
-        </w:rPr>
-      </w:pPr>
-      <w:ins w:id="1197" w:author="Assessor GDSXSR" w:date="2026-10-29T00:08:30Z">
-        <w:r>
-          <w:rPr>
-            <w:rFonts w:ascii="Arial" w:hAnsi="Arial" w:eastAsia="Arial" w:cs="Arial"/>
-            <w:color w:val="808080"/>
-            <w:sz w:val="28"/>
-            <w:szCs w:val="28"/>
-          </w:rPr>
-          <w:t xml:space="preserve">O art. 373, II, do CPC dispõe:</w:t>
-        </w:r>
-      </w:ins>
-      <w:commentRangeEnd w:id="16"/>
-      <w:r>
-        <w:rPr>
-          <w:rStyle w:val="CommentReference"/>
-        </w:rPr>
-        <w:commentReference w:id="16"/>
+          <w:ins w:id="1327" w:author="Assessor GDSXSR" w:date="2026-10-29T19:59:18Z"/>
+        </w:rPr>
+      </w:pPr>
+      <w:r>
+        <w:rPr>
+          <w:rFonts w:ascii="Arial" w:hAnsi="Arial" w:eastAsia="Arial" w:cs="Arial"/>
+          <w:sz w:val="28"/>
+          <w:szCs w:val="28"/>
+        </w:rPr>
+        <w:t xml:space="preserve">A cobrança não pode se amparar em mera presunção, sobretudo quando a</w:t>
+      </w:r>
+      <w:del w:id="1323" w:author="Assessor GDSXSR" w:date="2026-10-29T19:59:18Z">
+        <w:r>
+          <w:rPr>
+            <w:rFonts w:ascii="Arial" w:hAnsi="Arial" w:eastAsia="Arial" w:cs="Arial"/>
+            <w:sz w:val="28"/>
+            <w:szCs w:val="28"/>
+          </w:rPr>
+          <w:delText xml:space="preserve"> parte</w:delText>
+        </w:r>
+      </w:del>
+      <w:r>
+        <w:rPr>
+          <w:rFonts w:ascii="Arial" w:hAnsi="Arial" w:eastAsia="Arial" w:cs="Arial"/>
+          <w:sz w:val="28"/>
+          <w:szCs w:val="28"/>
+        </w:rPr>
+        <w:t xml:space="preserve"> ré não apresenta elementos concretos aptos a vincular a autora ao consumo faturado no período controvertido.</w:t>
       </w:r>
     </w:p>
     <w:p>
@@ -7955,7 +9726,45 @@
         <w:ind w:firstLine="2268"/>
         <w:jc w:val="both"/>
         <w:rPr>
-          <w:ins w:id="1203" w:author="Assessor GDSXSR" w:date="2026-10-29T00:08:30Z"/>
+          <w:ins w:id="1328" w:author="Assessor GDSXSR" w:date="2026-10-29T19:59:18Z"/>
+        </w:rPr>
+      </w:pPr>
+    </w:p>
+    <w:p>
+      <w:pPr>
+        <w:spacing w:after="0" w:line="360" w:lineRule="auto"/>
+        <w:ind w:firstLine="2268"/>
+        <w:jc w:val="both"/>
+        <w:rPr>
+          <w:ins w:id="1329" w:author="Assessor GDSXSR" w:date="2026-10-29T19:59:18Z"/>
+        </w:rPr>
+      </w:pPr>
+      <w:ins w:id="1324" w:author="Assessor GDSXSR" w:date="2026-10-29T19:59:18Z">
+        <w:r>
+          <w:rPr>
+            <w:rFonts w:ascii="Arial" w:hAnsi="Arial" w:eastAsia="Arial" w:cs="Arial"/>
+            <w:color w:val="808080"/>
+            <w:sz w:val="28"/>
+            <w:szCs w:val="28"/>
+          </w:rPr>
+          <w:t xml:space="preserve">O art. 373, II, do CPC dispõe:</w:t>
+        </w:r>
+      </w:ins>
+      <w:commentRangeEnd w:id="17"/>
+      <w:r>
+        <w:rPr>
+          <w:rStyle w:val="CommentReference"/>
+        </w:rPr>
+        <w:commentReference w:id="17"/>
+      </w:r>
+    </w:p>
+    <w:p>
+      <w:pPr>
+        <w:spacing w:after="0" w:line="360" w:lineRule="auto"/>
+        <w:ind w:firstLine="2268"/>
+        <w:jc w:val="both"/>
+        <w:rPr>
+          <w:ins w:id="1330" w:author="Assessor GDSXSR" w:date="2026-10-29T19:59:18Z"/>
         </w:rPr>
       </w:pPr>
     </w:p>
@@ -7965,10 +9774,10 @@
         <w:ind w:left="2268" w:firstLine="0"/>
         <w:jc w:val="both"/>
         <w:rPr>
-          <w:ins w:id="1205" w:author="Assessor GDSXSR" w:date="2026-10-29T00:08:30Z"/>
-        </w:rPr>
-      </w:pPr>
-      <w:ins w:id="1204" w:author="Assessor GDSXSR" w:date="2026-10-29T00:08:30Z">
+          <w:ins w:id="1332" w:author="Assessor GDSXSR" w:date="2026-10-29T19:59:18Z"/>
+        </w:rPr>
+      </w:pPr>
+      <w:ins w:id="1331" w:author="Assessor GDSXSR" w:date="2026-10-29T19:59:18Z">
         <w:r>
           <w:rPr>
             <w:i/>
@@ -7985,10 +9794,10 @@
         <w:ind w:left="2268" w:firstLine="0"/>
         <w:jc w:val="both"/>
         <w:rPr>
-          <w:ins w:id="1207" w:author="Assessor GDSXSR" w:date="2026-10-29T00:08:30Z"/>
-        </w:rPr>
-      </w:pPr>
-      <w:ins w:id="1206" w:author="Assessor GDSXSR" w:date="2026-10-29T00:08:30Z">
+          <w:ins w:id="1334" w:author="Assessor GDSXSR" w:date="2026-10-29T19:59:18Z"/>
+        </w:rPr>
+      </w:pPr>
+      <w:ins w:id="1333" w:author="Assessor GDSXSR" w:date="2026-10-29T19:59:18Z">
         <w:r>
           <w:rPr>
             <w:i/>
@@ -8006,7 +9815,7 @@
         <w:jc w:val="both"/>
         <w:rPr/>
       </w:pPr>
-      <w:ins w:id="1208" w:author="Assessor GDSXSR" w:date="2026-10-29T00:08:30Z">
+      <w:ins w:id="1335" w:author="Assessor GDSXSR" w:date="2026-10-29T19:59:18Z">
         <w:r>
           <w:rPr>
             <w:i/>
@@ -8036,10 +9845,10 @@
         <w:ind w:firstLine="2268"/>
         <w:jc w:val="both"/>
         <w:rPr>
-          <w:ins w:id="1215" w:author="Assessor GDSXSR" w:date="2026-10-29T00:08:30Z"/>
-        </w:rPr>
-      </w:pPr>
-      <w:del w:id="1209" w:author="Assessor GDSXSR" w:date="2026-10-29T00:08:30Z">
+          <w:ins w:id="1342" w:author="Assessor GDSXSR" w:date="2026-10-29T19:59:18Z"/>
+        </w:rPr>
+      </w:pPr>
+      <w:del w:id="1336" w:author="Assessor GDSXSR" w:date="2026-10-29T19:59:18Z">
         <w:r>
           <w:rPr>
             <w:rFonts w:ascii="Arial" w:hAnsi="Arial" w:eastAsia="Arial" w:cs="Arial"/>
@@ -8049,7 +9858,7 @@
           <w:delText xml:space="preserve">Nos termos do art. 373</w:delText>
         </w:r>
       </w:del>
-      <w:ins w:id="1210" w:author="Assessor GDSXSR" w:date="2026-10-29T00:08:30Z">
+      <w:ins w:id="1337" w:author="Assessor GDSXSR" w:date="2026-10-29T19:59:18Z">
         <w:r>
           <w:rPr>
             <w:rFonts w:ascii="Arial" w:hAnsi="Arial" w:eastAsia="Arial" w:cs="Arial"/>
@@ -8068,7 +9877,7 @@
         </w:rPr>
         <w:t xml:space="preserve">, </w:t>
       </w:r>
-      <w:del w:id="1211" w:author="Assessor GDSXSR" w:date="2026-10-29T00:08:30Z">
+      <w:del w:id="1338" w:author="Assessor GDSXSR" w:date="2026-10-29T19:59:18Z">
         <w:r>
           <w:rPr>
             <w:rFonts w:ascii="Arial" w:hAnsi="Arial" w:eastAsia="Arial" w:cs="Arial"/>
@@ -8078,7 +9887,7 @@
           <w:delText xml:space="preserve">II</w:delText>
         </w:r>
       </w:del>
-      <w:ins w:id="1212" w:author="Assessor GDSXSR" w:date="2026-10-29T00:08:30Z">
+      <w:ins w:id="1339" w:author="Assessor GDSXSR" w:date="2026-10-29T19:59:18Z">
         <w:r>
           <w:rPr>
             <w:rFonts w:ascii="Arial" w:hAnsi="Arial" w:eastAsia="Arial" w:cs="Arial"/>
@@ -8097,7 +9906,7 @@
         </w:rPr>
         <w:t xml:space="preserve">,</w:t>
       </w:r>
-      <w:del w:id="1213" w:author="Assessor GDSXSR" w:date="2026-10-29T00:08:30Z">
+      <w:del w:id="1340" w:author="Assessor GDSXSR" w:date="2026-10-29T19:59:18Z">
         <w:r>
           <w:rPr>
             <w:rFonts w:ascii="Arial" w:hAnsi="Arial" w:eastAsia="Arial" w:cs="Arial"/>
@@ -8115,7 +9924,7 @@
         </w:rPr>
         <w:t xml:space="preserve"> à concessionária demonstrar os fatos que legitimariam a cobrança dirigida à autora.</w:t>
       </w:r>
-      <w:del w:id="1214" w:author="Assessor GDSXSR" w:date="2026-10-29T00:08:30Z">
+      <w:del w:id="1341" w:author="Assessor GDSXSR" w:date="2026-10-29T19:59:18Z">
         <w:r>
           <w:rPr>
             <w:rFonts w:ascii="Arial" w:hAnsi="Arial" w:eastAsia="Arial" w:cs="Arial"/>
@@ -8132,7 +9941,7 @@
         <w:ind w:firstLine="2268"/>
         <w:jc w:val="both"/>
         <w:rPr>
-          <w:ins w:id="1216" w:author="Assessor GDSXSR" w:date="2026-10-29T00:08:30Z"/>
+          <w:ins w:id="1343" w:author="Assessor GDSXSR" w:date="2026-10-29T19:59:18Z"/>
         </w:rPr>
       </w:pPr>
     </w:p>
@@ -8142,7 +9951,7 @@
         <w:ind w:firstLine="2268"/>
         <w:jc w:val="both"/>
         <w:rPr>
-          <w:ins w:id="1217" w:author="Assessor GDSXSR" w:date="2026-10-29T00:08:30Z"/>
+          <w:ins w:id="1344" w:author="Assessor GDSXSR" w:date="2026-10-29T19:59:18Z"/>
         </w:rPr>
       </w:pPr>
       <w:r>
@@ -8160,7 +9969,7 @@
         <w:ind w:firstLine="2268"/>
         <w:jc w:val="both"/>
         <w:rPr>
-          <w:ins w:id="1218" w:author="Assessor GDSXSR" w:date="2026-10-29T00:08:30Z"/>
+          <w:ins w:id="1345" w:author="Assessor GDSXSR" w:date="2026-10-29T19:59:18Z"/>
         </w:rPr>
       </w:pPr>
     </w:p>
@@ -8171,7 +9980,7 @@
         <w:jc w:val="both"/>
         <w:rPr/>
       </w:pPr>
-      <w:ins w:id="1219" w:author="Assessor GDSXSR" w:date="2026-10-29T00:08:30Z">
+      <w:ins w:id="1346" w:author="Assessor GDSXSR" w:date="2026-10-29T19:59:18Z">
         <w:r>
           <w:rPr>
             <w:rFonts w:ascii="Arial" w:hAnsi="Arial" w:eastAsia="Arial" w:cs="Arial"/>
@@ -8202,7 +10011,7 @@
         <w:ind w:firstLine="2268"/>
         <w:jc w:val="both"/>
       </w:pPr>
-      <w:commentRangeStart w:id="17"/>
+      <w:commentRangeStart w:id="18"/>
       <w:r>
         <w:rPr>
           <w:rFonts w:ascii="Arial" w:hAnsi="Arial" w:eastAsia="Arial" w:cs="Arial"/>
@@ -8211,7 +10020,7 @@
         </w:rPr>
         <w:t xml:space="preserve">Nesse sentido</w:t>
       </w:r>
-      <w:del w:id="1220" w:author="Assessor GDSXSR" w:date="2026-10-29T00:08:30Z">
+      <w:del w:id="1347" w:author="Assessor GDSXSR" w:date="2026-10-29T19:59:18Z">
         <w:r>
           <w:rPr>
             <w:rFonts w:ascii="Arial" w:hAnsi="Arial" w:eastAsia="Arial" w:cs="Arial"/>
@@ -8229,7 +10038,7 @@
         </w:rPr>
         <w:t xml:space="preserve">:</w:t>
       </w:r>
-      <w:del w:id="1221" w:author="Assessor GDSXSR" w:date="2026-10-29T00:08:30Z">
+      <w:del w:id="1348" w:author="Assessor GDSXSR" w:date="2026-10-29T19:59:18Z">
         <w:r>
           <w:rPr>
             <w:rFonts w:ascii="Arial" w:hAnsi="Arial" w:eastAsia="Arial" w:cs="Arial"/>
@@ -8239,12 +10048,12 @@
           <w:delText xml:space="preserve"> </w:delText>
         </w:r>
       </w:del>
-      <w:commentRangeEnd w:id="17"/>
+      <w:commentRangeEnd w:id="18"/>
       <w:r>
         <w:rPr>
           <w:rStyle w:val="CommentReference"/>
         </w:rPr>
-        <w:commentReference w:id="17"/>
+        <w:commentReference w:id="18"/>
       </w:r>
     </w:p>
     <w:p>
@@ -8313,7 +10122,7 @@
         </w:rPr>
         <w:t xml:space="preserve">Isso, porém, não legitima a transferência automática de débitos pretéritos, encargos acessórios ou penalidades administrativas sem demonstração de vínculo da usuária com o consumo, com o fato gerador da cobrança ou com a conduta imputada.</w:t>
       </w:r>
-      <w:ins w:id="1222" w:author="Assessor GDSXSR" w:date="2026-10-29T00:08:30Z">
+      <w:ins w:id="1349" w:author="Assessor GDSXSR" w:date="2026-10-29T19:59:18Z">
         <w:r>
           <w:rPr>
             <w:rFonts w:ascii="Arial" w:hAnsi="Arial" w:eastAsia="Arial" w:cs="Arial"/>
@@ -8333,7 +10142,7 @@
         <w:ind w:left="2268"/>
         <w:jc w:val="both"/>
         <w:rPr>
-          <w:del w:id="1224" w:author="Assessor GDSXSR" w:date="2026-10-29T00:08:30Z"/>
+          <w:del w:id="1351" w:author="Assessor GDSXSR" w:date="2026-10-29T19:59:18Z"/>
           <w:rFonts w:ascii="Arial" w:hAnsi="Arial" w:eastAsia="Arial" w:cs="Arial"/>
           <w:i/>
           <w:iCs/>
@@ -8341,7 +10150,7 @@
           <w:szCs w:val="26"/>
         </w:rPr>
       </w:pPr>
-      <w:del w:id="1223" w:author="Assessor GDSXSR" w:date="2026-10-29T00:08:30Z">
+      <w:del w:id="1350" w:author="Assessor GDSXSR" w:date="2026-10-29T19:59:18Z">
         <w:r>
           <w:rPr>
             <w:rFonts w:ascii="Arial" w:hAnsi="Arial" w:eastAsia="Arial" w:cs="Arial"/>
@@ -8360,7 +10169,7 @@
         <w:ind w:left="2268"/>
         <w:jc w:val="both"/>
         <w:rPr>
-          <w:del w:id="1226" w:author="Assessor GDSXSR" w:date="2026-10-29T00:08:30Z"/>
+          <w:del w:id="1353" w:author="Assessor GDSXSR" w:date="2026-10-29T19:59:18Z"/>
           <w:rFonts w:ascii="Arial" w:hAnsi="Arial" w:eastAsia="Arial" w:cs="Arial"/>
           <w:i/>
           <w:iCs/>
@@ -8368,7 +10177,7 @@
           <w:szCs w:val="26"/>
         </w:rPr>
       </w:pPr>
-      <w:del w:id="1225" w:author="Assessor GDSXSR" w:date="2026-10-29T00:08:30Z">
+      <w:del w:id="1352" w:author="Assessor GDSXSR" w:date="2026-10-29T19:59:18Z">
         <w:r>
           <w:rPr>
             <w:rFonts w:ascii="Arial" w:hAnsi="Arial" w:eastAsia="Arial" w:cs="Arial"/>
@@ -8387,7 +10196,7 @@
         <w:ind w:left="2268"/>
         <w:jc w:val="both"/>
         <w:rPr>
-          <w:del w:id="1228" w:author="Assessor GDSXSR" w:date="2026-10-29T00:08:30Z"/>
+          <w:del w:id="1355" w:author="Assessor GDSXSR" w:date="2026-10-29T19:59:18Z"/>
           <w:rFonts w:ascii="Arial" w:hAnsi="Arial" w:eastAsia="Arial" w:cs="Arial"/>
           <w:i/>
           <w:iCs/>
@@ -8395,7 +10204,7 @@
           <w:szCs w:val="26"/>
         </w:rPr>
       </w:pPr>
-      <w:del w:id="1227" w:author="Assessor GDSXSR" w:date="2026-10-29T00:08:30Z">
+      <w:del w:id="1354" w:author="Assessor GDSXSR" w:date="2026-10-29T19:59:18Z">
         <w:r>
           <w:rPr>
             <w:rFonts w:ascii="Arial" w:hAnsi="Arial" w:eastAsia="Arial" w:cs="Arial"/>
@@ -8421,7 +10230,7 @@
           <w:szCs w:val="26"/>
         </w:rPr>
       </w:pPr>
-      <w:del w:id="1229" w:author="Assessor GDSXSR" w:date="2026-10-29T00:08:30Z">
+      <w:del w:id="1356" w:author="Assessor GDSXSR" w:date="2026-10-29T19:59:18Z">
         <w:r>
           <w:rPr>
             <w:rFonts w:ascii="Arial" w:hAnsi="Arial" w:eastAsia="Arial" w:cs="Arial"/>
@@ -8474,7 +10283,7 @@
         </w:rPr>
         <w:t xml:space="preserve">(Acórdão 2167028, 0738186-08.2025.8.07.0001, Relator(a): AISTON HENRIQUE DE SOUSA, 4ª TURMA CÍVEL, data de julgamento: 19/08/2026, publicado no DJe: 03/09/2026</w:t>
       </w:r>
-      <w:ins w:id="1230" w:author="Assessor GDSXSR" w:date="2026-10-29T00:08:30Z">
+      <w:ins w:id="1357" w:author="Assessor GDSXSR" w:date="2026-10-29T19:59:18Z">
         <w:r>
           <w:rPr>
             <w:rFonts w:ascii="Arial" w:hAnsi="Arial" w:eastAsia="Arial" w:cs="Arial"/>
@@ -8497,7 +10306,7 @@
         </w:rPr>
         <w:t xml:space="preserve">)</w:t>
       </w:r>
-      <w:del w:id="1231" w:author="Assessor GDSXSR" w:date="2026-10-29T00:08:30Z">
+      <w:del w:id="1358" w:author="Assessor GDSXSR" w:date="2026-10-29T19:59:18Z">
         <w:r>
           <w:rPr>
             <w:rFonts w:ascii="Arial" w:hAnsi="Arial" w:eastAsia="Arial" w:cs="Arial"/>
@@ -8509,7 +10318,7 @@
           <w:delText xml:space="preserve">.</w:delText>
         </w:r>
       </w:del>
-      <w:ins w:id="1232" w:author="Assessor GDSXSR" w:date="2026-10-29T00:08:30Z">
+      <w:ins w:id="1359" w:author="Assessor GDSXSR" w:date="2026-10-29T19:59:18Z">
         <w:r>
           <w:rPr>
             <w:rFonts w:ascii="Arial" w:hAnsi="Arial" w:eastAsia="Arial" w:cs="Arial"/>
@@ -8542,7 +10351,7 @@
         </w:rPr>
         <w:t xml:space="preserve">Grifei</w:t>
       </w:r>
-      <w:del w:id="1233" w:author="Assessor GDSXSR" w:date="2026-10-29T00:08:30Z">
+      <w:del w:id="1360" w:author="Assessor GDSXSR" w:date="2026-10-29T19:59:18Z">
         <w:r>
           <w:rPr>
             <w:rFonts w:ascii="Arial" w:hAnsi="Arial" w:eastAsia="Arial" w:cs="Arial"/>
@@ -8573,13 +10382,13 @@
         <w:ind w:firstLine="2268"/>
         <w:jc w:val="both"/>
         <w:rPr>
-          <w:del w:id="1238" w:author="Assessor GDSXSR" w:date="2026-10-29T00:08:30Z"/>
-          <w:rFonts w:ascii="Arial" w:hAnsi="Arial" w:eastAsia="Arial" w:cs="Arial"/>
-          <w:sz w:val="28"/>
-          <w:szCs w:val="28"/>
-        </w:rPr>
-      </w:pPr>
-      <w:del w:id="1234" w:author="Assessor GDSXSR" w:date="2026-10-29T00:08:30Z">
+          <w:del w:id="1365" w:author="Assessor GDSXSR" w:date="2026-10-29T19:59:18Z"/>
+          <w:rFonts w:ascii="Arial" w:hAnsi="Arial" w:eastAsia="Arial" w:cs="Arial"/>
+          <w:sz w:val="28"/>
+          <w:szCs w:val="28"/>
+        </w:rPr>
+      </w:pPr>
+      <w:del w:id="1361" w:author="Assessor GDSXSR" w:date="2026-10-29T19:59:18Z">
         <w:r>
           <w:rPr>
             <w:rFonts w:ascii="Arial" w:hAnsi="Arial" w:eastAsia="Arial" w:cs="Arial"/>
@@ -8589,7 +10398,7 @@
           <w:delText>Portanto, a</w:delText>
         </w:r>
       </w:del>
-      <w:del w:id="1235" w:author="Assessor GDSXSR" w:date="2026-10-29T00:08:30Z">
+      <w:del w:id="1362" w:author="Assessor GDSXSR" w:date="2026-10-29T19:59:18Z">
         <w:r>
           <w:rPr>
             <w:rFonts w:ascii="Arial" w:hAnsi="Arial" w:eastAsia="Arial" w:cs="Arial"/>
@@ -8599,7 +10408,7 @@
           <w:delText>usente</w:delText>
         </w:r>
       </w:del>
-      <w:del w:id="1236" w:author="Assessor GDSXSR" w:date="2026-10-29T00:08:30Z">
+      <w:del w:id="1363" w:author="Assessor GDSXSR" w:date="2026-10-29T19:59:18Z">
         <w:r>
           <w:rPr>
             <w:rFonts w:ascii="Arial" w:hAnsi="Arial" w:eastAsia="Arial" w:cs="Arial"/>
@@ -8609,7 +10418,7 @@
           <w:delText xml:space="preserve"> </w:delText>
         </w:r>
       </w:del>
-      <w:del w:id="1237" w:author="Assessor GDSXSR" w:date="2026-10-29T00:08:30Z">
+      <w:del w:id="1364" w:author="Assessor GDSXSR" w:date="2026-10-29T19:59:18Z">
         <w:r>
           <w:rPr>
             <w:rFonts w:ascii="Arial" w:hAnsi="Arial" w:eastAsia="Arial" w:cs="Arial"/>
@@ -8626,7 +10435,7 @@
         <w:ind w:firstLine="2268"/>
         <w:jc w:val="both"/>
         <w:rPr>
-          <w:del w:id="1239" w:author="Assessor GDSXSR" w:date="2026-10-29T00:08:30Z"/>
+          <w:del w:id="1366" w:author="Assessor GDSXSR" w:date="2026-10-29T19:59:18Z"/>
           <w:rFonts w:ascii="Arial" w:hAnsi="Arial" w:eastAsia="Arial" w:cs="Arial"/>
           <w:sz w:val="28"/>
           <w:szCs w:val="28"/>
@@ -8639,11 +10448,11 @@
         <w:ind w:firstLine="2268"/>
         <w:jc w:val="both"/>
         <w:rPr>
-          <w:del w:id="1242" w:author="Assessor GDSXSR" w:date="2026-10-29T00:08:30Z"/>
+          <w:del w:id="1369" w:author="Assessor GDSXSR" w:date="2026-10-29T19:59:18Z"/>
           <w:u w:val="single"/>
         </w:rPr>
       </w:pPr>
-      <w:del w:id="1240" w:author="Assessor GDSXSR" w:date="2026-10-29T00:08:30Z">
+      <w:del w:id="1367" w:author="Assessor GDSXSR" w:date="2026-10-29T19:59:18Z">
         <w:r>
           <w:rPr>
             <w:rFonts w:ascii="Arial" w:hAnsi="Arial" w:eastAsia="Arial" w:cs="Arial"/>
@@ -8654,7 +10463,7 @@
           <w:delText>Assim</w:delText>
         </w:r>
       </w:del>
-      <w:del w:id="1241" w:author="Assessor GDSXSR" w:date="2026-10-29T00:08:30Z">
+      <w:del w:id="1368" w:author="Assessor GDSXSR" w:date="2026-10-29T19:59:18Z">
         <w:r>
           <w:rPr>
             <w:rFonts w:ascii="Arial" w:hAnsi="Arial" w:eastAsia="Arial" w:cs="Arial"/>
@@ -8672,7 +10481,7 @@
         <w:ind w:firstLine="2268"/>
         <w:jc w:val="both"/>
         <w:rPr>
-          <w:del w:id="1243" w:author="Assessor GDSXSR" w:date="2026-10-29T00:08:30Z"/>
+          <w:del w:id="1370" w:author="Assessor GDSXSR" w:date="2026-10-29T19:59:18Z"/>
           <w:rFonts w:ascii="Arial" w:hAnsi="Arial" w:eastAsia="Arial" w:cs="Arial"/>
           <w:sz w:val="28"/>
           <w:szCs w:val="28"/>
@@ -8684,13 +10493,13 @@
         <w:spacing w:after="0" w:line="360" w:lineRule="auto"/>
         <w:jc w:val="center"/>
         <w:rPr>
-          <w:del w:id="1253" w:author="Assessor GDSXSR" w:date="2026-10-29T00:08:30Z"/>
-          <w:rFonts w:ascii="Arial" w:hAnsi="Arial" w:eastAsia="Arial" w:cs="Arial"/>
-          <w:sz w:val="28"/>
-          <w:szCs w:val="28"/>
-        </w:rPr>
-      </w:pPr>
-      <w:del w:id="1244" w:author="Assessor GDSXSR" w:date="2026-10-29T00:08:30Z">
+          <w:del w:id="1380" w:author="Assessor GDSXSR" w:date="2026-10-29T19:59:18Z"/>
+          <w:rFonts w:ascii="Arial" w:hAnsi="Arial" w:eastAsia="Arial" w:cs="Arial"/>
+          <w:sz w:val="28"/>
+          <w:szCs w:val="28"/>
+        </w:rPr>
+      </w:pPr>
+      <w:del w:id="1371" w:author="Assessor GDSXSR" w:date="2026-10-29T19:59:18Z">
         <w:r>
           <w:rPr>
             <w:rFonts w:ascii="Arial" w:hAnsi="Arial" w:eastAsia="Arial" w:cs="Arial"/>
@@ -8700,7 +10509,7 @@
           <w:delText xml:space="preserve">DA </w:delText>
         </w:r>
       </w:del>
-      <w:del w:id="1245" w:author="Assessor GDSXSR" w:date="2026-10-29T00:08:30Z">
+      <w:del w:id="1372" w:author="Assessor GDSXSR" w:date="2026-10-29T19:59:18Z">
         <w:r>
           <w:rPr>
             <w:rFonts w:ascii="Arial" w:hAnsi="Arial" w:eastAsia="Arial" w:cs="Arial"/>
@@ -8710,7 +10519,7 @@
           <w:delText>NECESS</w:delText>
         </w:r>
       </w:del>
-      <w:del w:id="1246" w:author="Assessor GDSXSR" w:date="2026-10-29T00:08:30Z">
+      <w:del w:id="1373" w:author="Assessor GDSXSR" w:date="2026-10-29T19:59:18Z">
         <w:r>
           <w:rPr>
             <w:rFonts w:ascii="Arial" w:hAnsi="Arial" w:eastAsia="Arial" w:cs="Arial"/>
@@ -8720,7 +10529,7 @@
           <w:delText>IDADE DE</w:delText>
         </w:r>
       </w:del>
-      <w:del w:id="1247" w:author="Assessor GDSXSR" w:date="2026-10-29T00:08:30Z">
+      <w:del w:id="1374" w:author="Assessor GDSXSR" w:date="2026-10-29T19:59:18Z">
         <w:r>
           <w:rPr>
             <w:rFonts w:ascii="Arial" w:hAnsi="Arial" w:eastAsia="Arial" w:cs="Arial"/>
@@ -8730,7 +10539,7 @@
           <w:delText xml:space="preserve"> REDISTRIBUIÇÃO DOS</w:delText>
         </w:r>
       </w:del>
-      <w:del w:id="1248" w:author="Assessor GDSXSR" w:date="2026-10-29T00:08:30Z">
+      <w:del w:id="1375" w:author="Assessor GDSXSR" w:date="2026-10-29T19:59:18Z">
         <w:r>
           <w:rPr>
             <w:rFonts w:ascii="Arial" w:hAnsi="Arial" w:eastAsia="Arial" w:cs="Arial"/>
@@ -8740,7 +10549,7 @@
           <w:delText xml:space="preserve"> </w:delText>
         </w:r>
       </w:del>
-      <w:del w:id="1249" w:author="Assessor GDSXSR" w:date="2026-10-29T00:08:30Z">
+      <w:del w:id="1376" w:author="Assessor GDSXSR" w:date="2026-10-29T19:59:18Z">
         <w:r>
           <w:rPr>
             <w:rFonts w:ascii="Arial" w:hAnsi="Arial" w:eastAsia="Arial" w:cs="Arial"/>
@@ -8750,7 +10559,7 @@
           <w:delText>ÔNUS</w:delText>
         </w:r>
       </w:del>
-      <w:del w:id="1250" w:author="Assessor GDSXSR" w:date="2026-10-29T00:08:30Z">
+      <w:del w:id="1377" w:author="Assessor GDSXSR" w:date="2026-10-29T19:59:18Z">
         <w:r>
           <w:rPr>
             <w:rFonts w:ascii="Arial" w:hAnsi="Arial" w:eastAsia="Arial" w:cs="Arial"/>
@@ -8760,7 +10569,7 @@
           <w:delText xml:space="preserve"> </w:delText>
         </w:r>
       </w:del>
-      <w:del w:id="1251" w:author="Assessor GDSXSR" w:date="2026-10-29T00:08:30Z">
+      <w:del w:id="1378" w:author="Assessor GDSXSR" w:date="2026-10-29T19:59:18Z">
         <w:r>
           <w:rPr>
             <w:rFonts w:ascii="Arial" w:hAnsi="Arial" w:eastAsia="Arial" w:cs="Arial"/>
@@ -8770,7 +10579,7 @@
           <w:delText>SUCUMBENCIAIS</w:delText>
         </w:r>
       </w:del>
-      <w:del w:id="1252" w:author="Assessor GDSXSR" w:date="2026-10-29T00:08:30Z">
+      <w:del w:id="1379" w:author="Assessor GDSXSR" w:date="2026-10-29T19:59:18Z">
         <w:r>
           <w:rPr>
             <w:rFonts w:ascii="Arial" w:hAnsi="Arial" w:eastAsia="Arial" w:cs="Arial"/>
@@ -8787,7 +10596,7 @@
         <w:ind w:firstLine="2268"/>
         <w:jc w:val="both"/>
         <w:rPr>
-          <w:del w:id="1254" w:author="Assessor GDSXSR" w:date="2026-10-29T00:08:30Z"/>
+          <w:del w:id="1381" w:author="Assessor GDSXSR" w:date="2026-10-29T19:59:18Z"/>
           <w:rFonts w:ascii="Segoe UI" w:hAnsi="Segoe UI" w:eastAsia="Segoe UI" w:cs="Segoe UI"/>
           <w:sz w:val="21"/>
           <w:szCs w:val="21"/>
@@ -8801,13 +10610,13 @@
         <w:ind w:left="0" w:firstLine="2268"/>
         <w:jc w:val="both"/>
         <w:rPr>
-          <w:del w:id="1264" w:author="Assessor GDSXSR" w:date="2026-10-29T00:08:30Z"/>
-          <w:rFonts w:ascii="Arial" w:hAnsi="Arial" w:eastAsia="Arial" w:cs="Arial"/>
-          <w:sz w:val="28"/>
-          <w:szCs w:val="28"/>
-        </w:rPr>
-      </w:pPr>
-      <w:del w:id="1255" w:author="Assessor GDSXSR" w:date="2026-10-29T00:08:30Z">
+          <w:del w:id="1391" w:author="Assessor GDSXSR" w:date="2026-10-29T19:59:18Z"/>
+          <w:rFonts w:ascii="Arial" w:hAnsi="Arial" w:eastAsia="Arial" w:cs="Arial"/>
+          <w:sz w:val="28"/>
+          <w:szCs w:val="28"/>
+        </w:rPr>
+      </w:pPr>
+      <w:del w:id="1382" w:author="Assessor GDSXSR" w:date="2026-10-29T19:59:18Z">
         <w:r>
           <w:rPr>
             <w:rFonts w:ascii="Arial" w:hAnsi="Arial" w:eastAsia="Arial" w:cs="Arial"/>
@@ -8817,7 +10626,7 @@
           <w:delText xml:space="preserve">A apelante alega que, </w:delText>
         </w:r>
       </w:del>
-      <w:del w:id="1256" w:author="Assessor GDSXSR" w:date="2026-10-29T00:08:30Z">
+      <w:del w:id="1383" w:author="Assessor GDSXSR" w:date="2026-10-29T19:59:18Z">
         <w:r>
           <w:rPr>
             <w:rFonts w:ascii="Arial" w:hAnsi="Arial" w:eastAsia="Arial" w:cs="Arial"/>
@@ -8827,7 +10636,7 @@
           <w:delText xml:space="preserve">ante </w:delText>
         </w:r>
       </w:del>
-      <w:del w:id="1257" w:author="Assessor GDSXSR" w:date="2026-10-29T00:08:30Z">
+      <w:del w:id="1384" w:author="Assessor GDSXSR" w:date="2026-10-29T19:59:18Z">
         <w:r>
           <w:rPr>
             <w:rFonts w:ascii="Arial" w:hAnsi="Arial" w:eastAsia="Arial" w:cs="Arial"/>
@@ -8837,7 +10646,7 @@
           <w:delText>o acolhimento integral da pretensão inicial</w:delText>
         </w:r>
       </w:del>
-      <w:del w:id="1258" w:author="Assessor GDSXSR" w:date="2026-10-29T00:08:30Z">
+      <w:del w:id="1385" w:author="Assessor GDSXSR" w:date="2026-10-29T19:59:18Z">
         <w:r>
           <w:rPr>
             <w:rFonts w:ascii="Arial" w:hAnsi="Arial" w:eastAsia="Arial" w:cs="Arial"/>
@@ -8847,7 +10656,7 @@
           <w:delText>,</w:delText>
         </w:r>
       </w:del>
-      <w:del w:id="1259" w:author="Assessor GDSXSR" w:date="2026-10-29T00:08:30Z">
+      <w:del w:id="1386" w:author="Assessor GDSXSR" w:date="2026-10-29T19:59:18Z">
         <w:r>
           <w:rPr>
             <w:rFonts w:ascii="Arial" w:hAnsi="Arial" w:eastAsia="Arial" w:cs="Arial"/>
@@ -8857,7 +10666,7 @@
           <w:delText xml:space="preserve"> impõe</w:delText>
         </w:r>
       </w:del>
-      <w:del w:id="1260" w:author="Assessor GDSXSR" w:date="2026-10-29T00:08:30Z">
+      <w:del w:id="1387" w:author="Assessor GDSXSR" w:date="2026-10-29T19:59:18Z">
         <w:r>
           <w:rPr>
             <w:rFonts w:ascii="Arial" w:hAnsi="Arial" w:eastAsia="Arial" w:cs="Arial"/>
@@ -8867,7 +10676,7 @@
           <w:delText>-se</w:delText>
         </w:r>
       </w:del>
-      <w:del w:id="1261" w:author="Assessor GDSXSR" w:date="2026-10-29T00:08:30Z">
+      <w:del w:id="1388" w:author="Assessor GDSXSR" w:date="2026-10-29T19:59:18Z">
         <w:r>
           <w:rPr>
             <w:rFonts w:ascii="Arial" w:hAnsi="Arial" w:eastAsia="Arial" w:cs="Arial"/>
@@ -8877,7 +10686,7 @@
           <w:delText xml:space="preserve"> a redistribuição dos ônus sucumbenciais, com a condenação exclusiva da </w:delText>
         </w:r>
       </w:del>
-      <w:del w:id="1262" w:author="Assessor GDSXSR" w:date="2026-10-29T00:08:30Z">
+      <w:del w:id="1389" w:author="Assessor GDSXSR" w:date="2026-10-29T19:59:18Z">
         <w:r>
           <w:rPr>
             <w:rFonts w:ascii="Arial" w:hAnsi="Arial" w:eastAsia="Arial" w:cs="Arial"/>
@@ -8887,7 +10696,7 @@
           <w:delText>ré</w:delText>
         </w:r>
       </w:del>
-      <w:del w:id="1263" w:author="Assessor GDSXSR" w:date="2026-10-29T00:08:30Z">
+      <w:del w:id="1390" w:author="Assessor GDSXSR" w:date="2026-10-29T19:59:18Z">
         <w:r>
           <w:rPr>
             <w:rFonts w:ascii="Arial" w:hAnsi="Arial" w:eastAsia="Arial" w:cs="Arial"/>
@@ -8905,7 +10714,7 @@
         <w:ind w:left="0" w:firstLine="2268"/>
         <w:jc w:val="both"/>
         <w:rPr>
-          <w:del w:id="1265" w:author="Assessor GDSXSR" w:date="2026-10-29T00:08:30Z"/>
+          <w:del w:id="1392" w:author="Assessor GDSXSR" w:date="2026-10-29T19:59:18Z"/>
           <w:rFonts w:ascii="Arial" w:hAnsi="Arial" w:eastAsia="Arial" w:cs="Arial"/>
           <w:sz w:val="28"/>
           <w:szCs w:val="28"/>
@@ -8919,13 +10728,13 @@
         <w:ind w:left="0" w:firstLine="2268"/>
         <w:jc w:val="both"/>
         <w:rPr>
-          <w:del w:id="1267" w:author="Assessor GDSXSR" w:date="2026-10-29T00:08:30Z"/>
-          <w:rFonts w:ascii="Arial" w:hAnsi="Arial" w:eastAsia="Arial" w:cs="Arial"/>
-          <w:sz w:val="28"/>
-          <w:szCs w:val="28"/>
-        </w:rPr>
-      </w:pPr>
-      <w:del w:id="1266" w:author="Assessor GDSXSR" w:date="2026-10-29T00:08:30Z">
+          <w:del w:id="1394" w:author="Assessor GDSXSR" w:date="2026-10-29T19:59:18Z"/>
+          <w:rFonts w:ascii="Arial" w:hAnsi="Arial" w:eastAsia="Arial" w:cs="Arial"/>
+          <w:sz w:val="28"/>
+          <w:szCs w:val="28"/>
+        </w:rPr>
+      </w:pPr>
+      <w:del w:id="1393" w:author="Assessor GDSXSR" w:date="2026-10-29T19:59:18Z">
         <w:r>
           <w:rPr>
             <w:rFonts w:ascii="Arial" w:hAnsi="Arial" w:eastAsia="Arial" w:cs="Arial"/>
@@ -8943,7 +10752,7 @@
         <w:ind w:left="0" w:firstLine="2268"/>
         <w:jc w:val="both"/>
         <w:rPr>
-          <w:del w:id="1268" w:author="Assessor GDSXSR" w:date="2026-10-29T00:08:30Z"/>
+          <w:del w:id="1395" w:author="Assessor GDSXSR" w:date="2026-10-29T19:59:18Z"/>
           <w:rFonts w:ascii="Arial" w:hAnsi="Arial" w:eastAsia="Arial" w:cs="Arial"/>
           <w:sz w:val="28"/>
           <w:szCs w:val="28"/>
@@ -8956,10 +10765,10 @@
         <w:ind w:firstLine="2268"/>
         <w:jc w:val="both"/>
         <w:rPr>
-          <w:del w:id="1270" w:author="Assessor GDSXSR" w:date="2026-10-29T00:08:30Z"/>
-        </w:rPr>
-      </w:pPr>
-      <w:del w:id="1269" w:author="Assessor GDSXSR" w:date="2026-10-29T00:08:30Z">
+          <w:del w:id="1397" w:author="Assessor GDSXSR" w:date="2026-10-29T19:59:18Z"/>
+        </w:rPr>
+      </w:pPr>
+      <w:del w:id="1396" w:author="Assessor GDSXSR" w:date="2026-10-29T19:59:18Z">
         <w:r>
           <w:rPr>
             <w:rFonts w:ascii="Arial" w:hAnsi="Arial" w:eastAsia="Arial" w:cs="Arial"/>
@@ -8976,7 +10785,7 @@
         <w:ind w:firstLine="2268"/>
         <w:jc w:val="both"/>
         <w:rPr>
-          <w:del w:id="1271" w:author="Assessor GDSXSR" w:date="2026-10-29T00:08:30Z"/>
+          <w:del w:id="1398" w:author="Assessor GDSXSR" w:date="2026-10-29T19:59:18Z"/>
           <w:rFonts w:ascii="Arial" w:hAnsi="Arial" w:eastAsia="Arial" w:cs="Arial"/>
           <w:sz w:val="28"/>
           <w:szCs w:val="28"/>
@@ -8989,10 +10798,10 @@
         <w:ind w:firstLine="2268"/>
         <w:jc w:val="both"/>
         <w:rPr>
-          <w:del w:id="1273" w:author="Assessor GDSXSR" w:date="2026-10-29T00:08:30Z"/>
-        </w:rPr>
-      </w:pPr>
-      <w:del w:id="1272" w:author="Assessor GDSXSR" w:date="2026-10-29T00:08:30Z">
+          <w:del w:id="1400" w:author="Assessor GDSXSR" w:date="2026-10-29T19:59:18Z"/>
+        </w:rPr>
+      </w:pPr>
+      <w:del w:id="1399" w:author="Assessor GDSXSR" w:date="2026-10-29T19:59:18Z">
         <w:r>
           <w:rPr>
             <w:rFonts w:ascii="Arial" w:hAnsi="Arial" w:eastAsia="Arial" w:cs="Arial"/>
@@ -9009,7 +10818,7 @@
         <w:ind w:firstLine="2268"/>
         <w:jc w:val="both"/>
         <w:rPr>
-          <w:del w:id="1274" w:author="Assessor GDSXSR" w:date="2026-10-29T00:08:30Z"/>
+          <w:del w:id="1401" w:author="Assessor GDSXSR" w:date="2026-10-29T19:59:18Z"/>
           <w:rFonts w:ascii="Arial" w:hAnsi="Arial" w:eastAsia="Arial" w:cs="Arial"/>
           <w:sz w:val="28"/>
           <w:szCs w:val="28"/>
@@ -9022,13 +10831,13 @@
         <w:ind w:firstLine="2268"/>
         <w:jc w:val="both"/>
         <w:rPr>
-          <w:del w:id="1287" w:author="Assessor GDSXSR" w:date="2026-10-29T00:08:30Z"/>
-          <w:rFonts w:ascii="Arial" w:hAnsi="Arial" w:eastAsia="Arial" w:cs="Arial"/>
-          <w:sz w:val="28"/>
-          <w:szCs w:val="28"/>
-        </w:rPr>
-      </w:pPr>
-      <w:del w:id="1275" w:author="Assessor GDSXSR" w:date="2026-10-29T00:08:30Z">
+          <w:del w:id="1414" w:author="Assessor GDSXSR" w:date="2026-10-29T19:59:18Z"/>
+          <w:rFonts w:ascii="Arial" w:hAnsi="Arial" w:eastAsia="Arial" w:cs="Arial"/>
+          <w:sz w:val="28"/>
+          <w:szCs w:val="28"/>
+        </w:rPr>
+      </w:pPr>
+      <w:del w:id="1402" w:author="Assessor GDSXSR" w:date="2026-10-29T19:59:18Z">
         <w:r>
           <w:rPr>
             <w:rFonts w:ascii="Arial" w:hAnsi="Arial" w:eastAsia="Arial" w:cs="Arial"/>
@@ -9038,7 +10847,7 @@
           <w:delText>Consequentemente, deve ser afastada a sucumbência recíproca</w:delText>
         </w:r>
       </w:del>
-      <w:del w:id="1276" w:author="Assessor GDSXSR" w:date="2026-10-29T00:08:30Z">
+      <w:del w:id="1403" w:author="Assessor GDSXSR" w:date="2026-10-29T19:59:18Z">
         <w:r>
           <w:rPr>
             <w:rFonts w:ascii="Arial" w:hAnsi="Arial" w:eastAsia="Arial" w:cs="Arial"/>
@@ -9048,7 +10857,7 @@
           <w:delText xml:space="preserve"> (CPC 86</w:delText>
         </w:r>
       </w:del>
-      <w:del w:id="1277" w:author="Assessor GDSXSR" w:date="2026-10-29T00:08:30Z">
+      <w:del w:id="1404" w:author="Assessor GDSXSR" w:date="2026-10-29T19:59:18Z">
         <w:r>
           <w:rPr>
             <w:rFonts w:ascii="Arial" w:hAnsi="Arial" w:eastAsia="Arial" w:cs="Arial"/>
@@ -9058,7 +10867,7 @@
           <w:delText xml:space="preserve"> </w:delText>
         </w:r>
       </w:del>
-      <w:del w:id="1278" w:author="Assessor GDSXSR" w:date="2026-10-29T00:08:30Z">
+      <w:del w:id="1405" w:author="Assessor GDSXSR" w:date="2026-10-29T19:59:18Z">
         <w:r>
           <w:rPr>
             <w:rFonts w:ascii="Arial" w:hAnsi="Arial" w:eastAsia="Arial" w:cs="Arial"/>
@@ -9070,7 +10879,7 @@
           <w:delText>caput</w:delText>
         </w:r>
       </w:del>
-      <w:del w:id="1279" w:author="Assessor GDSXSR" w:date="2026-10-29T00:08:30Z">
+      <w:del w:id="1406" w:author="Assessor GDSXSR" w:date="2026-10-29T19:59:18Z">
         <w:r>
           <w:rPr>
             <w:rFonts w:ascii="Arial" w:hAnsi="Arial" w:eastAsia="Arial" w:cs="Arial"/>
@@ -9080,7 +10889,7 @@
           <w:delText>)</w:delText>
         </w:r>
       </w:del>
-      <w:del w:id="1280" w:author="Assessor GDSXSR" w:date="2026-10-29T00:08:30Z">
+      <w:del w:id="1407" w:author="Assessor GDSXSR" w:date="2026-10-29T19:59:18Z">
         <w:r>
           <w:rPr>
             <w:rFonts w:ascii="Arial" w:hAnsi="Arial" w:eastAsia="Arial" w:cs="Arial"/>
@@ -9090,7 +10899,7 @@
           <w:delText xml:space="preserve">, atribuindo-se à </w:delText>
         </w:r>
       </w:del>
-      <w:del w:id="1281" w:author="Assessor GDSXSR" w:date="2026-10-29T00:08:30Z">
+      <w:del w:id="1408" w:author="Assessor GDSXSR" w:date="2026-10-29T19:59:18Z">
         <w:r>
           <w:rPr>
             <w:rFonts w:ascii="Arial" w:hAnsi="Arial" w:eastAsia="Arial" w:cs="Arial"/>
@@ -9100,7 +10909,7 @@
           <w:delText>ré apelada</w:delText>
         </w:r>
       </w:del>
-      <w:del w:id="1282" w:author="Assessor GDSXSR" w:date="2026-10-29T00:08:30Z">
+      <w:del w:id="1409" w:author="Assessor GDSXSR" w:date="2026-10-29T19:59:18Z">
         <w:r>
           <w:rPr>
             <w:rFonts w:ascii="Arial" w:hAnsi="Arial" w:eastAsia="Arial" w:cs="Arial"/>
@@ -9110,7 +10919,7 @@
           <w:delText xml:space="preserve"> a responsabilidade pela totalidade das custas processuais e dos honorários advocatícios</w:delText>
         </w:r>
       </w:del>
-      <w:del w:id="1283" w:author="Assessor GDSXSR" w:date="2026-10-29T00:08:30Z">
+      <w:del w:id="1410" w:author="Assessor GDSXSR" w:date="2026-10-29T19:59:18Z">
         <w:r>
           <w:rPr>
             <w:rFonts w:ascii="Arial" w:hAnsi="Arial" w:eastAsia="Arial" w:cs="Arial"/>
@@ -9120,7 +10929,7 @@
           <w:delText xml:space="preserve"> (CPC 85 </w:delText>
         </w:r>
       </w:del>
-      <w:del w:id="1284" w:author="Assessor GDSXSR" w:date="2026-10-29T00:08:30Z">
+      <w:del w:id="1411" w:author="Assessor GDSXSR" w:date="2026-10-29T19:59:18Z">
         <w:r>
           <w:rPr>
             <w:rFonts w:ascii="Arial" w:hAnsi="Arial" w:eastAsia="Arial" w:cs="Arial"/>
@@ -9132,7 +10941,7 @@
           <w:delText>caput</w:delText>
         </w:r>
       </w:del>
-      <w:del w:id="1285" w:author="Assessor GDSXSR" w:date="2026-10-29T00:08:30Z">
+      <w:del w:id="1412" w:author="Assessor GDSXSR" w:date="2026-10-29T19:59:18Z">
         <w:r>
           <w:rPr>
             <w:rFonts w:ascii="Arial" w:hAnsi="Arial" w:eastAsia="Arial" w:cs="Arial"/>
@@ -9142,7 +10951,7 @@
           <w:delText>)</w:delText>
         </w:r>
       </w:del>
-      <w:del w:id="1286" w:author="Assessor GDSXSR" w:date="2026-10-29T00:08:30Z">
+      <w:del w:id="1413" w:author="Assessor GDSXSR" w:date="2026-10-29T19:59:18Z">
         <w:r>
           <w:rPr>
             <w:rFonts w:ascii="Arial" w:hAnsi="Arial" w:eastAsia="Arial" w:cs="Arial"/>
@@ -9158,7 +10967,7 @@
         <w:spacing w:after="0" w:line="360" w:lineRule="auto"/>
         <w:jc w:val="both"/>
         <w:rPr>
-          <w:del w:id="1288" w:author="Assessor GDSXSR" w:date="2026-10-29T00:08:30Z"/>
+          <w:del w:id="1415" w:author="Assessor GDSXSR" w:date="2026-10-29T19:59:18Z"/>
           <w:rFonts w:ascii="Arial" w:hAnsi="Arial" w:cs="Arial"/>
           <w:sz w:val="28"/>
           <w:szCs w:val="28"/>
@@ -9229,7 +11038,7 @@
         </w:rPr>
         <w:t xml:space="preserve">Ante o exposto, </w:t>
       </w:r>
-      <w:del w:id="1289" w:author="Assessor GDSXSR" w:date="2026-10-29T00:08:30Z">
+      <w:del w:id="1416" w:author="Assessor GDSXSR" w:date="2026-10-29T19:59:18Z">
         <w:r>
           <w:rPr>
             <w:rFonts w:ascii="Arial" w:hAnsi="Arial" w:cs="Arial"/>
@@ -9239,7 +11048,7 @@
           <w:delText xml:space="preserve">com</w:delText>
         </w:r>
       </w:del>
-      <w:ins w:id="1290" w:author="Assessor GDSXSR" w:date="2026-10-29T00:08:30Z">
+      <w:ins w:id="1417" w:author="Assessor GDSXSR" w:date="2026-10-29T19:59:18Z">
         <w:r>
           <w:rPr>
             <w:rFonts w:ascii="Arial" w:hAnsi="Arial" w:cs="Arial"/>
@@ -9258,7 +11067,7 @@
         </w:rPr>
         <w:t xml:space="preserve"> </w:t>
       </w:r>
-      <w:del w:id="1291" w:author="Assessor GDSXSR" w:date="2026-10-29T00:08:30Z">
+      <w:del w:id="1418" w:author="Assessor GDSXSR" w:date="2026-10-29T19:59:18Z">
         <w:r>
           <w:rPr>
             <w:rFonts w:ascii="Arial" w:hAnsi="Arial" w:cs="Arial"/>
@@ -9268,7 +11077,7 @@
           <w:delText xml:space="preserve">a</w:delText>
         </w:r>
       </w:del>
-      <w:ins w:id="1292" w:author="Assessor GDSXSR" w:date="2026-10-29T00:08:30Z">
+      <w:ins w:id="1419" w:author="Assessor GDSXSR" w:date="2026-10-29T19:59:18Z">
         <w:r>
           <w:rPr>
             <w:rFonts w:ascii="Arial" w:hAnsi="Arial" w:cs="Arial"/>
@@ -9287,7 +11096,7 @@
         </w:rPr>
         <w:t xml:space="preserve"> </w:t>
       </w:r>
-      <w:del w:id="1293" w:author="Assessor GDSXSR" w:date="2026-10-29T00:08:30Z">
+      <w:del w:id="1420" w:author="Assessor GDSXSR" w:date="2026-10-29T19:59:18Z">
         <w:r>
           <w:rPr>
             <w:rFonts w:ascii="Arial" w:hAnsi="Arial" w:cs="Arial"/>
@@ -9297,7 +11106,7 @@
           <w:delText xml:space="preserve">devida vênia</w:delText>
         </w:r>
       </w:del>
-      <w:ins w:id="1294" w:author="Assessor GDSXSR" w:date="2026-10-29T00:08:30Z">
+      <w:ins w:id="1421" w:author="Assessor GDSXSR" w:date="2026-10-29T19:59:18Z">
         <w:r>
           <w:rPr>
             <w:rFonts w:ascii="Arial" w:hAnsi="Arial" w:cs="Arial"/>
@@ -9374,7 +11183,7 @@
         </w:rPr>
         <w:t xml:space="preserve"> para declarar a inexigibilidade do débito </w:t>
       </w:r>
-      <w:del w:id="1295" w:author="Assessor GDSXSR" w:date="2026-10-29T00:08:30Z">
+      <w:del w:id="1422" w:author="Assessor GDSXSR" w:date="2026-10-29T19:59:18Z">
         <w:r>
           <w:rPr>
             <w:rFonts w:ascii="Arial" w:hAnsi="Arial" w:cs="Arial"/>
@@ -9384,7 +11193,7 @@
           <w:delText xml:space="preserve">vinculados</w:delText>
         </w:r>
       </w:del>
-      <w:ins w:id="1296" w:author="Assessor GDSXSR" w:date="2026-10-29T00:08:30Z">
+      <w:ins w:id="1423" w:author="Assessor GDSXSR" w:date="2026-10-29T19:59:18Z">
         <w:r>
           <w:rPr>
             <w:rFonts w:ascii="Arial" w:hAnsi="Arial" w:cs="Arial"/>
@@ -9411,7 +11220,7 @@
         </w:rPr>
         <w:t xml:space="preserve">0.</w:t>
       </w:r>
-      <w:del w:id="1297" w:author="Assessor GDSXSR" w:date="2026-10-29T00:08:30Z">
+      <w:del w:id="1424" w:author="Assessor GDSXSR" w:date="2026-10-29T19:59:18Z">
         <w:r>
           <w:rPr>
             <w:rFonts w:ascii="Arial" w:hAnsi="Arial" w:cs="Arial"/>
@@ -9440,11 +11249,11 @@
         <w:ind w:firstLine="2268"/>
         <w:jc w:val="both"/>
         <w:rPr>
-          <w:ins w:id="1304" w:author="Assessor GDSXSR" w:date="2026-10-29T00:08:30Z"/>
-        </w:rPr>
-      </w:pPr>
-      <w:commentRangeStart w:id="18"/>
+          <w:ins w:id="1431" w:author="Assessor GDSXSR" w:date="2026-10-29T19:59:18Z"/>
+        </w:rPr>
+      </w:pPr>
       <w:commentRangeStart w:id="19"/>
+      <w:commentRangeStart w:id="20"/>
       <w:r>
         <w:rPr>
           <w:rFonts w:ascii="Arial" w:hAnsi="Arial" w:cs="Arial"/>
@@ -9471,7 +11280,7 @@
         </w:rPr>
         <w:t xml:space="preserve"> a ré/apelada ao pagamento integral das custas processuais e dos honorários advocatícios</w:t>
       </w:r>
-      <w:del w:id="1298" w:author="Assessor GDSXSR" w:date="2026-10-29T00:08:30Z">
+      <w:del w:id="1425" w:author="Assessor GDSXSR" w:date="2026-10-29T19:59:18Z">
         <w:r>
           <w:rPr>
             <w:rFonts w:ascii="Arial" w:hAnsi="Arial" w:cs="Arial"/>
@@ -9489,7 +11298,7 @@
         </w:rPr>
         <w:t xml:space="preserve"> </w:t>
       </w:r>
-      <w:del w:id="1299" w:author="Assessor GDSXSR" w:date="2026-10-29T00:08:30Z">
+      <w:del w:id="1426" w:author="Assessor GDSXSR" w:date="2026-10-29T19:59:18Z">
         <w:r>
           <w:rPr>
             <w:rFonts w:ascii="Arial" w:hAnsi="Arial" w:cs="Arial"/>
@@ -9499,7 +11308,7 @@
           <w:delText xml:space="preserve">mantidos os parâmetros de fixação estabelecidos</w:delText>
         </w:r>
       </w:del>
-      <w:ins w:id="1300" w:author="Assessor GDSXSR" w:date="2026-10-29T00:08:30Z">
+      <w:ins w:id="1427" w:author="Assessor GDSXSR" w:date="2026-10-29T19:59:18Z">
         <w:r>
           <w:rPr>
             <w:rFonts w:ascii="Arial" w:hAnsi="Arial" w:cs="Arial"/>
@@ -9518,7 +11327,7 @@
         </w:rPr>
         <w:t xml:space="preserve"> na sentença</w:t>
       </w:r>
-      <w:ins w:id="1301" w:author="Assessor GDSXSR" w:date="2026-10-29T00:08:30Z">
+      <w:ins w:id="1428" w:author="Assessor GDSXSR" w:date="2026-10-29T19:59:18Z">
         <w:r>
           <w:rPr>
             <w:rFonts w:ascii="Arial" w:hAnsi="Arial" w:cs="Arial"/>
@@ -9537,7 +11346,7 @@
         </w:rPr>
         <w:t xml:space="preserve">.</w:t>
       </w:r>
-      <w:ins w:id="1302" w:author="Assessor GDSXSR" w:date="2026-10-29T00:08:30Z">
+      <w:ins w:id="1429" w:author="Assessor GDSXSR" w:date="2026-10-29T19:59:18Z">
         <w:r>
           <w:rPr>
             <w:rFonts w:ascii="Arial" w:hAnsi="Arial" w:cs="Arial"/>
@@ -9556,7 +11365,7 @@
         </w:rPr>
         <w:t xml:space="preserve"> </w:t>
       </w:r>
-      <w:ins w:id="1303" w:author="Assessor GDSXSR" w:date="2026-10-29T00:08:30Z">
+      <w:ins w:id="1430" w:author="Assessor GDSXSR" w:date="2026-10-29T19:59:18Z">
         <w:r>
           <w:rPr>
             <w:rFonts w:ascii="Arial" w:hAnsi="Arial" w:cs="Arial"/>
@@ -9567,19 +11376,19 @@
           <w:t xml:space="preserve">afastados os arbitrados em favor da ré (CPC 85 caput e 86 caput).</w:t>
         </w:r>
       </w:ins>
-      <w:commentRangeEnd w:id="18"/>
       <w:commentRangeEnd w:id="19"/>
+      <w:commentRangeEnd w:id="20"/>
       <w:r>
         <w:rPr>
           <w:rStyle w:val="CommentReference"/>
         </w:rPr>
-        <w:commentReference w:id="18"/>
+        <w:commentReference w:id="19"/>
       </w:r>
       <w:r>
         <w:rPr>
           <w:rStyle w:val="CommentReference"/>
         </w:rPr>
-        <w:commentReference w:id="19"/>
+        <w:commentReference w:id="20"/>
       </w:r>
     </w:p>
     <w:p>
@@ -9588,7 +11397,7 @@
         <w:ind w:firstLine="2268"/>
         <w:jc w:val="both"/>
         <w:rPr>
-          <w:ins w:id="1305" w:author="Assessor GDSXSR" w:date="2026-10-29T00:08:30Z"/>
+          <w:ins w:id="1432" w:author="Assessor GDSXSR" w:date="2026-10-29T19:59:18Z"/>
         </w:rPr>
       </w:pPr>
     </w:p>
@@ -9599,7 +11408,7 @@
         <w:jc w:val="both"/>
         <w:rPr/>
       </w:pPr>
-      <w:ins w:id="1306" w:author="Assessor GDSXSR" w:date="2026-10-29T00:08:30Z">
+      <w:ins w:id="1433" w:author="Assessor GDSXSR" w:date="2026-10-29T19:59:18Z">
         <w:r>
           <w:rPr>
             <w:rFonts w:ascii="Arial" w:hAnsi="Arial" w:cs="Arial"/>
@@ -9666,7 +11475,7 @@
         <w:rPr>
           <w:rFonts w:ascii="Calibri" w:hAnsi="Calibri" w:eastAsia="Arial" w:cs="Calibri"/>
           <w:color w:val="00B050"/>
-          <w:rPrChange w:id="1308" w:author="Assessor GDSXSR" w:date="2026-10-29T00:08:30Z">
+          <w:rPrChange w:id="1435" w:author="Assessor GDSXSR" w:date="2026-10-29T19:59:18Z">
             <w:rPr>
               <w:rFonts w:ascii="Calibri" w:hAnsi="Calibri" w:eastAsia="Arial" w:cs="Calibri"/>
               <w:color w:val="70AD47" w:themeColor="accent6"/>
@@ -9687,7 +11496,7 @@
         <w:rPr>
           <w:rFonts w:ascii="Calibri" w:hAnsi="Calibri" w:eastAsia="Arial" w:cs="Calibri"/>
           <w:color w:val="00B050"/>
-          <w:rPrChange w:id="1309" w:author="Assessor GDSXSR" w:date="2026-10-29T00:08:30Z">
+          <w:rPrChange w:id="1436" w:author="Assessor GDSXSR" w:date="2026-10-29T19:59:18Z">
             <w:rPr>
               <w:rFonts w:ascii="Calibri" w:hAnsi="Calibri" w:eastAsia="Arial" w:cs="Calibri"/>
               <w:color w:val="70AD47" w:themeColor="accent6"/>
@@ -9708,7 +11517,7 @@
         <w:rPr>
           <w:rFonts w:ascii="Calibri" w:hAnsi="Calibri" w:eastAsia="Arial" w:cs="Calibri"/>
           <w:color w:val="00B050"/>
-          <w:rPrChange w:id="1310" w:author="Assessor GDSXSR" w:date="2026-10-29T00:08:30Z">
+          <w:rPrChange w:id="1437" w:author="Assessor GDSXSR" w:date="2026-10-29T19:59:18Z">
             <w:rPr>
               <w:rFonts w:ascii="Calibri" w:hAnsi="Calibri" w:eastAsia="Arial" w:cs="Calibri"/>
               <w:color w:val="70AD47" w:themeColor="accent6"/>
@@ -9729,7 +11538,7 @@
         <w:rPr>
           <w:rFonts w:ascii="Calibri" w:hAnsi="Calibri" w:eastAsia="Arial" w:cs="Calibri"/>
           <w:color w:val="00B050"/>
-          <w:rPrChange w:id="1311" w:author="Assessor GDSXSR" w:date="2026-10-29T00:08:30Z">
+          <w:rPrChange w:id="1438" w:author="Assessor GDSXSR" w:date="2026-10-29T19:59:18Z">
             <w:rPr>
               <w:rFonts w:ascii="Calibri" w:hAnsi="Calibri" w:eastAsia="Arial" w:cs="Calibri"/>
               <w:color w:val="70AD47" w:themeColor="accent6"/>
@@ -9750,7 +11559,7 @@
         <w:rPr>
           <w:rFonts w:ascii="Calibri" w:hAnsi="Calibri" w:eastAsia="Arial" w:cs="Calibri"/>
           <w:color w:val="00B050"/>
-          <w:rPrChange w:id="1312" w:author="Assessor GDSXSR" w:date="2026-10-29T00:08:30Z">
+          <w:rPrChange w:id="1439" w:author="Assessor GDSXSR" w:date="2026-10-29T19:59:18Z">
             <w:rPr>
               <w:rFonts w:ascii="Calibri" w:hAnsi="Calibri" w:eastAsia="Arial" w:cs="Calibri"/>
               <w:color w:val="70AD47" w:themeColor="accent6"/>
@@ -9771,7 +11580,7 @@
         <w:rPr>
           <w:rFonts w:ascii="Calibri" w:hAnsi="Calibri" w:eastAsia="Arial" w:cs="Calibri"/>
           <w:color w:val="00B050"/>
-          <w:rPrChange w:id="1313" w:author="Assessor GDSXSR" w:date="2026-10-29T00:08:30Z">
+          <w:rPrChange w:id="1440" w:author="Assessor GDSXSR" w:date="2026-10-29T19:59:18Z">
             <w:rPr>
               <w:rFonts w:ascii="Calibri" w:hAnsi="Calibri" w:eastAsia="Arial" w:cs="Calibri"/>
               <w:color w:val="70AD47" w:themeColor="accent6"/>
@@ -9792,7 +11601,7 @@
         <w:rPr>
           <w:rFonts w:ascii="Calibri" w:hAnsi="Calibri" w:eastAsia="Arial" w:cs="Calibri"/>
           <w:color w:val="00B050"/>
-          <w:rPrChange w:id="1314" w:author="Assessor GDSXSR" w:date="2026-10-29T00:08:30Z">
+          <w:rPrChange w:id="1441" w:author="Assessor GDSXSR" w:date="2026-10-29T19:59:18Z">
             <w:rPr>
               <w:rFonts w:ascii="Calibri" w:hAnsi="Calibri" w:eastAsia="Arial" w:cs="Calibri"/>
               <w:color w:val="70AD47" w:themeColor="accent6"/>
@@ -9813,7 +11622,7 @@
         <w:rPr>
           <w:rFonts w:ascii="Calibri" w:hAnsi="Calibri" w:eastAsia="Arial" w:cs="Calibri"/>
           <w:color w:val="00B050"/>
-          <w:rPrChange w:id="1315" w:author="Assessor GDSXSR" w:date="2026-10-29T00:08:30Z">
+          <w:rPrChange w:id="1442" w:author="Assessor GDSXSR" w:date="2026-10-29T19:59:18Z">
             <w:rPr>
               <w:rFonts w:ascii="Calibri" w:hAnsi="Calibri" w:eastAsia="Arial" w:cs="Calibri"/>
               <w:color w:val="70AD47" w:themeColor="accent6"/>
@@ -9834,7 +11643,7 @@
         <w:rPr>
           <w:rFonts w:ascii="Calibri" w:hAnsi="Calibri" w:eastAsia="Arial" w:cs="Calibri"/>
           <w:color w:val="00B050"/>
-          <w:rPrChange w:id="1316" w:author="Assessor GDSXSR" w:date="2026-10-29T00:08:30Z">
+          <w:rPrChange w:id="1443" w:author="Assessor GDSXSR" w:date="2026-10-29T19:59:18Z">
             <w:rPr>
               <w:rFonts w:ascii="Calibri" w:hAnsi="Calibri" w:eastAsia="Arial" w:cs="Calibri"/>
               <w:color w:val="70AD47" w:themeColor="accent6"/>
@@ -9855,7 +11664,7 @@
         <w:rPr>
           <w:rFonts w:ascii="Calibri" w:hAnsi="Calibri" w:eastAsia="Arial" w:cs="Calibri"/>
           <w:color w:val="00B050"/>
-          <w:rPrChange w:id="1317" w:author="Assessor GDSXSR" w:date="2026-10-29T00:08:30Z">
+          <w:rPrChange w:id="1444" w:author="Assessor GDSXSR" w:date="2026-10-29T19:59:18Z">
             <w:rPr>
               <w:rFonts w:ascii="Calibri" w:hAnsi="Calibri" w:eastAsia="Arial" w:cs="Calibri"/>
               <w:color w:val="70AD47" w:themeColor="accent6"/>
@@ -9876,7 +11685,7 @@
         <w:rPr>
           <w:rFonts w:ascii="Calibri" w:hAnsi="Calibri" w:eastAsia="Arial" w:cs="Calibri"/>
           <w:color w:val="00B050"/>
-          <w:rPrChange w:id="1318" w:author="Assessor GDSXSR" w:date="2026-10-29T00:08:30Z">
+          <w:rPrChange w:id="1445" w:author="Assessor GDSXSR" w:date="2026-10-29T19:59:18Z">
             <w:rPr>
               <w:rFonts w:ascii="Calibri" w:hAnsi="Calibri" w:eastAsia="Arial" w:cs="Calibri"/>
               <w:color w:val="70AD47" w:themeColor="accent6"/>
@@ -9897,7 +11706,7 @@
         <w:rPr>
           <w:rFonts w:ascii="Calibri" w:hAnsi="Calibri" w:eastAsia="Arial" w:cs="Calibri"/>
           <w:color w:val="00B050"/>
-          <w:rPrChange w:id="1319" w:author="Assessor GDSXSR" w:date="2026-10-29T00:08:30Z">
+          <w:rPrChange w:id="1446" w:author="Assessor GDSXSR" w:date="2026-10-29T19:59:18Z">
             <w:rPr>
               <w:rFonts w:ascii="Calibri" w:hAnsi="Calibri" w:eastAsia="Arial" w:cs="Calibri"/>
               <w:color w:val="70AD47" w:themeColor="accent6"/>
@@ -9918,7 +11727,7 @@
         <w:rPr>
           <w:rFonts w:ascii="Calibri" w:hAnsi="Calibri" w:eastAsia="Arial" w:cs="Calibri"/>
           <w:color w:val="00B050"/>
-          <w:rPrChange w:id="1320" w:author="Assessor GDSXSR" w:date="2026-10-29T00:08:30Z">
+          <w:rPrChange w:id="1447" w:author="Assessor GDSXSR" w:date="2026-10-29T19:59:18Z">
             <w:rPr>
               <w:rFonts w:ascii="Calibri" w:hAnsi="Calibri" w:eastAsia="Arial" w:cs="Calibri"/>
               <w:color w:val="70AD47" w:themeColor="accent6"/>
@@ -9939,7 +11748,7 @@
         <w:rPr>
           <w:rFonts w:ascii="Calibri" w:hAnsi="Calibri" w:eastAsia="Arial" w:cs="Calibri"/>
           <w:color w:val="00B050"/>
-          <w:rPrChange w:id="1321" w:author="Assessor GDSXSR" w:date="2026-10-29T00:08:30Z">
+          <w:rPrChange w:id="1448" w:author="Assessor GDSXSR" w:date="2026-10-29T19:59:18Z">
             <w:rPr>
               <w:rFonts w:ascii="Calibri" w:hAnsi="Calibri" w:eastAsia="Arial" w:cs="Calibri"/>
               <w:color w:val="70AD47" w:themeColor="accent6"/>
@@ -9960,7 +11769,7 @@
         <w:rPr>
           <w:rFonts w:ascii="Calibri" w:hAnsi="Calibri" w:eastAsia="Arial" w:cs="Calibri"/>
           <w:color w:val="00B050"/>
-          <w:rPrChange w:id="1322" w:author="Assessor GDSXSR" w:date="2026-10-29T00:08:30Z">
+          <w:rPrChange w:id="1449" w:author="Assessor GDSXSR" w:date="2026-10-29T19:59:18Z">
             <w:rPr>
               <w:rFonts w:ascii="Calibri" w:hAnsi="Calibri" w:eastAsia="Arial" w:cs="Calibri"/>
               <w:color w:val="70AD47" w:themeColor="accent6"/>
@@ -9981,7 +11790,7 @@
         <w:rPr>
           <w:rFonts w:ascii="Calibri" w:hAnsi="Calibri" w:eastAsia="Arial" w:cs="Calibri"/>
           <w:color w:val="00B050"/>
-          <w:rPrChange w:id="1323" w:author="Assessor GDSXSR" w:date="2026-10-29T00:08:30Z">
+          <w:rPrChange w:id="1450" w:author="Assessor GDSXSR" w:date="2026-10-29T19:59:18Z">
             <w:rPr>
               <w:rFonts w:ascii="Calibri" w:hAnsi="Calibri" w:eastAsia="Arial" w:cs="Calibri"/>
               <w:color w:val="70AD47" w:themeColor="accent6"/>
@@ -10002,7 +11811,7 @@
         <w:rPr>
           <w:rFonts w:ascii="Calibri" w:hAnsi="Calibri" w:eastAsia="Arial" w:cs="Calibri"/>
           <w:color w:val="00B050"/>
-          <w:rPrChange w:id="1324" w:author="Assessor GDSXSR" w:date="2026-10-29T00:08:30Z">
+          <w:rPrChange w:id="1451" w:author="Assessor GDSXSR" w:date="2026-10-29T19:59:18Z">
             <w:rPr>
               <w:rFonts w:ascii="Calibri" w:hAnsi="Calibri" w:eastAsia="Arial" w:cs="Calibri"/>
               <w:color w:val="70AD47" w:themeColor="accent6"/>
@@ -10023,7 +11832,7 @@
         <w:rPr>
           <w:rFonts w:ascii="Calibri" w:hAnsi="Calibri" w:eastAsia="Arial" w:cs="Calibri"/>
           <w:color w:val="00B050"/>
-          <w:rPrChange w:id="1325" w:author="Assessor GDSXSR" w:date="2026-10-29T00:08:30Z">
+          <w:rPrChange w:id="1452" w:author="Assessor GDSXSR" w:date="2026-10-29T19:59:18Z">
             <w:rPr>
               <w:rFonts w:ascii="Calibri" w:hAnsi="Calibri" w:eastAsia="Arial" w:cs="Calibri"/>
               <w:color w:val="70AD47" w:themeColor="accent6"/>
@@ -10044,7 +11853,7 @@
         <w:rPr>
           <w:rFonts w:ascii="Calibri" w:hAnsi="Calibri" w:eastAsia="Arial" w:cs="Calibri"/>
           <w:color w:val="00B050"/>
-          <w:rPrChange w:id="1326" w:author="Assessor GDSXSR" w:date="2026-10-29T00:08:30Z">
+          <w:rPrChange w:id="1453" w:author="Assessor GDSXSR" w:date="2026-10-29T19:59:18Z">
             <w:rPr>
               <w:rFonts w:ascii="Calibri" w:hAnsi="Calibri" w:eastAsia="Arial" w:cs="Calibri"/>
               <w:color w:val="70AD47" w:themeColor="accent6"/>
@@ -10065,7 +11874,7 @@
         <w:rPr>
           <w:rFonts w:ascii="Calibri" w:hAnsi="Calibri" w:eastAsia="Arial" w:cs="Calibri"/>
           <w:color w:val="00B050"/>
-          <w:rPrChange w:id="1327" w:author="Assessor GDSXSR" w:date="2026-10-29T00:08:30Z">
+          <w:rPrChange w:id="1454" w:author="Assessor GDSXSR" w:date="2026-10-29T19:59:18Z">
             <w:rPr>
               <w:rFonts w:ascii="Calibri" w:hAnsi="Calibri" w:eastAsia="Arial" w:cs="Calibri"/>
               <w:color w:val="70AD47" w:themeColor="accent6"/>
@@ -10086,7 +11895,7 @@
         <w:rPr>
           <w:rFonts w:ascii="Calibri" w:hAnsi="Calibri" w:eastAsia="Arial" w:cs="Calibri"/>
           <w:color w:val="00B050"/>
-          <w:rPrChange w:id="1328" w:author="Assessor GDSXSR" w:date="2026-10-29T00:08:30Z">
+          <w:rPrChange w:id="1455" w:author="Assessor GDSXSR" w:date="2026-10-29T19:59:18Z">
             <w:rPr>
               <w:rFonts w:ascii="Calibri" w:hAnsi="Calibri" w:eastAsia="Arial" w:cs="Calibri"/>
               <w:color w:val="70AD47" w:themeColor="accent6"/>
@@ -10107,7 +11916,7 @@
         <w:rPr>
           <w:rFonts w:ascii="Calibri" w:hAnsi="Calibri" w:eastAsia="Arial" w:cs="Calibri"/>
           <w:color w:val="00B050"/>
-          <w:rPrChange w:id="1329" w:author="Assessor GDSXSR" w:date="2026-10-29T00:08:30Z">
+          <w:rPrChange w:id="1456" w:author="Assessor GDSXSR" w:date="2026-10-29T19:59:18Z">
             <w:rPr>
               <w:rFonts w:ascii="Calibri" w:hAnsi="Calibri" w:eastAsia="Arial" w:cs="Calibri"/>
               <w:color w:val="70AD47" w:themeColor="accent6"/>
@@ -10128,7 +11937,7 @@
         <w:rPr>
           <w:rFonts w:ascii="Calibri" w:hAnsi="Calibri" w:eastAsia="Arial" w:cs="Calibri"/>
           <w:color w:val="00B050"/>
-          <w:rPrChange w:id="1330" w:author="Assessor GDSXSR" w:date="2026-10-29T00:08:30Z">
+          <w:rPrChange w:id="1457" w:author="Assessor GDSXSR" w:date="2026-10-29T19:59:18Z">
             <w:rPr>
               <w:rFonts w:ascii="Calibri" w:hAnsi="Calibri" w:eastAsia="Arial" w:cs="Calibri"/>
               <w:color w:val="70AD47" w:themeColor="accent6"/>
@@ -10149,7 +11958,7 @@
         <w:rPr>
           <w:rFonts w:ascii="Calibri" w:hAnsi="Calibri" w:eastAsia="Arial" w:cs="Calibri"/>
           <w:color w:val="00B050"/>
-          <w:rPrChange w:id="1331" w:author="Assessor GDSXSR" w:date="2026-10-29T00:08:30Z">
+          <w:rPrChange w:id="1458" w:author="Assessor GDSXSR" w:date="2026-10-29T19:59:18Z">
             <w:rPr>
               <w:rFonts w:ascii="Calibri" w:hAnsi="Calibri" w:eastAsia="Arial" w:cs="Calibri"/>
               <w:color w:val="70AD47" w:themeColor="accent6"/>
@@ -10170,7 +11979,7 @@
         <w:rPr>
           <w:rFonts w:ascii="Calibri" w:hAnsi="Calibri" w:eastAsia="Arial" w:cs="Calibri"/>
           <w:color w:val="00B050"/>
-          <w:rPrChange w:id="1332" w:author="Assessor GDSXSR" w:date="2026-10-29T00:08:30Z">
+          <w:rPrChange w:id="1459" w:author="Assessor GDSXSR" w:date="2026-10-29T19:59:18Z">
             <w:rPr>
               <w:rFonts w:ascii="Calibri" w:hAnsi="Calibri" w:eastAsia="Arial" w:cs="Calibri"/>
               <w:color w:val="70AD47" w:themeColor="accent6"/>
@@ -10191,7 +12000,7 @@
         <w:rPr>
           <w:rFonts w:ascii="Calibri" w:hAnsi="Calibri" w:eastAsia="Arial" w:cs="Calibri"/>
           <w:color w:val="00B050"/>
-          <w:rPrChange w:id="1333" w:author="Assessor GDSXSR" w:date="2026-10-29T00:08:30Z">
+          <w:rPrChange w:id="1460" w:author="Assessor GDSXSR" w:date="2026-10-29T19:59:18Z">
             <w:rPr>
               <w:rFonts w:ascii="Calibri" w:hAnsi="Calibri" w:eastAsia="Arial" w:cs="Calibri"/>
               <w:color w:val="70AD47" w:themeColor="accent6"/>
@@ -10212,7 +12021,7 @@
         <w:rPr>
           <w:rFonts w:ascii="Calibri" w:hAnsi="Calibri" w:eastAsia="Arial" w:cs="Calibri"/>
           <w:color w:val="00B050"/>
-          <w:rPrChange w:id="1334" w:author="Assessor GDSXSR" w:date="2026-10-29T00:08:30Z">
+          <w:rPrChange w:id="1461" w:author="Assessor GDSXSR" w:date="2026-10-29T19:59:18Z">
             <w:rPr>
               <w:rFonts w:ascii="Calibri" w:hAnsi="Calibri" w:eastAsia="Arial" w:cs="Calibri"/>
               <w:color w:val="70AD47" w:themeColor="accent6"/>
@@ -10233,7 +12042,7 @@
         <w:rPr>
           <w:rFonts w:ascii="Calibri" w:hAnsi="Calibri" w:eastAsia="Arial" w:cs="Calibri"/>
           <w:color w:val="00B050"/>
-          <w:rPrChange w:id="1335" w:author="Assessor GDSXSR" w:date="2026-10-29T00:08:30Z">
+          <w:rPrChange w:id="1462" w:author="Assessor GDSXSR" w:date="2026-10-29T19:59:18Z">
             <w:rPr>
               <w:rFonts w:ascii="Calibri" w:hAnsi="Calibri" w:eastAsia="Arial" w:cs="Calibri"/>
               <w:color w:val="70AD47" w:themeColor="accent6"/>
@@ -10254,7 +12063,7 @@
         <w:rPr>
           <w:rFonts w:ascii="Calibri" w:hAnsi="Calibri" w:eastAsia="Arial" w:cs="Calibri"/>
           <w:color w:val="00B050"/>
-          <w:rPrChange w:id="1336" w:author="Assessor GDSXSR" w:date="2026-10-29T00:08:30Z">
+          <w:rPrChange w:id="1463" w:author="Assessor GDSXSR" w:date="2026-10-29T19:59:18Z">
             <w:rPr>
               <w:rFonts w:ascii="Calibri" w:hAnsi="Calibri" w:eastAsia="Arial" w:cs="Calibri"/>
               <w:color w:val="70AD47" w:themeColor="accent6"/>
@@ -10275,7 +12084,7 @@
         <w:rPr>
           <w:rFonts w:ascii="Calibri" w:hAnsi="Calibri" w:eastAsia="Arial" w:cs="Calibri"/>
           <w:color w:val="00B050"/>
-          <w:rPrChange w:id="1337" w:author="Assessor GDSXSR" w:date="2026-10-29T00:08:30Z">
+          <w:rPrChange w:id="1464" w:author="Assessor GDSXSR" w:date="2026-10-29T19:59:18Z">
             <w:rPr>
               <w:rFonts w:ascii="Calibri" w:hAnsi="Calibri" w:eastAsia="Arial" w:cs="Calibri"/>
               <w:color w:val="70AD47" w:themeColor="accent6"/>
@@ -10296,7 +12105,7 @@
         <w:rPr>
           <w:rFonts w:ascii="Calibri" w:hAnsi="Calibri" w:eastAsia="Arial" w:cs="Calibri"/>
           <w:color w:val="00B050"/>
-          <w:rPrChange w:id="1338" w:author="Assessor GDSXSR" w:date="2026-10-29T00:08:30Z">
+          <w:rPrChange w:id="1465" w:author="Assessor GDSXSR" w:date="2026-10-29T19:59:18Z">
             <w:rPr>
               <w:rFonts w:ascii="Calibri" w:hAnsi="Calibri" w:eastAsia="Arial" w:cs="Calibri"/>
               <w:color w:val="70AD47" w:themeColor="accent6"/>
@@ -10317,7 +12126,7 @@
         <w:rPr>
           <w:rFonts w:ascii="Calibri" w:hAnsi="Calibri" w:eastAsia="Arial" w:cs="Calibri"/>
           <w:color w:val="00B050"/>
-          <w:rPrChange w:id="1339" w:author="Assessor GDSXSR" w:date="2026-10-29T00:08:30Z">
+          <w:rPrChange w:id="1466" w:author="Assessor GDSXSR" w:date="2026-10-29T19:59:18Z">
             <w:rPr>
               <w:rFonts w:ascii="Calibri" w:hAnsi="Calibri" w:eastAsia="Arial" w:cs="Calibri"/>
               <w:color w:val="70AD47" w:themeColor="accent6"/>
@@ -10338,7 +12147,7 @@
         <w:rPr>
           <w:rFonts w:ascii="Calibri" w:hAnsi="Calibri" w:eastAsia="Arial" w:cs="Calibri"/>
           <w:color w:val="00B050"/>
-          <w:rPrChange w:id="1340" w:author="Assessor GDSXSR" w:date="2026-10-29T00:08:30Z">
+          <w:rPrChange w:id="1467" w:author="Assessor GDSXSR" w:date="2026-10-29T19:59:18Z">
             <w:rPr>
               <w:rFonts w:ascii="Calibri" w:hAnsi="Calibri" w:eastAsia="Arial" w:cs="Calibri"/>
               <w:color w:val="70AD47" w:themeColor="accent6"/>
@@ -10360,7 +12169,7 @@
         <w:rPr>
           <w:rFonts w:ascii="Calibri" w:hAnsi="Calibri" w:eastAsia="Arial" w:cs="Calibri"/>
           <w:color w:val="00B050"/>
-          <w:rPrChange w:id="1341" w:author="Assessor GDSXSR" w:date="2026-10-29T00:08:30Z">
+          <w:rPrChange w:id="1468" w:author="Assessor GDSXSR" w:date="2026-10-29T19:59:18Z">
             <w:rPr>
               <w:rFonts w:ascii="Calibri" w:hAnsi="Calibri" w:eastAsia="Arial" w:cs="Calibri"/>
               <w:color w:val="70AD47" w:themeColor="accent6"/>
@@ -10381,7 +12190,7 @@
         <w:rPr>
           <w:rFonts w:ascii="Calibri" w:hAnsi="Calibri" w:eastAsia="Arial" w:cs="Calibri"/>
           <w:color w:val="00B050"/>
-          <w:rPrChange w:id="1342" w:author="Assessor GDSXSR" w:date="2026-10-29T00:08:30Z">
+          <w:rPrChange w:id="1469" w:author="Assessor GDSXSR" w:date="2026-10-29T19:59:18Z">
             <w:rPr>
               <w:rFonts w:ascii="Calibri" w:hAnsi="Calibri" w:eastAsia="Arial" w:cs="Calibri"/>
               <w:color w:val="70AD47" w:themeColor="accent6"/>
@@ -10402,7 +12211,7 @@
         <w:rPr>
           <w:rFonts w:ascii="Calibri" w:hAnsi="Calibri" w:eastAsia="Arial" w:cs="Calibri"/>
           <w:color w:val="00B050"/>
-          <w:rPrChange w:id="1343" w:author="Assessor GDSXSR" w:date="2026-10-29T00:08:30Z">
+          <w:rPrChange w:id="1470" w:author="Assessor GDSXSR" w:date="2026-10-29T19:59:18Z">
             <w:rPr>
               <w:rFonts w:ascii="Calibri" w:hAnsi="Calibri" w:eastAsia="Arial" w:cs="Calibri"/>
               <w:color w:val="70AD47" w:themeColor="accent6"/>
@@ -10423,7 +12232,7 @@
         <w:rPr>
           <w:rFonts w:ascii="Calibri" w:hAnsi="Calibri" w:eastAsia="Arial" w:cs="Calibri"/>
           <w:color w:val="00B050"/>
-          <w:rPrChange w:id="1344" w:author="Assessor GDSXSR" w:date="2026-10-29T00:08:30Z">
+          <w:rPrChange w:id="1471" w:author="Assessor GDSXSR" w:date="2026-10-29T19:59:18Z">
             <w:rPr>
               <w:rFonts w:ascii="Calibri" w:hAnsi="Calibri" w:eastAsia="Arial" w:cs="Calibri"/>
               <w:color w:val="70AD47" w:themeColor="accent6"/>
@@ -10444,7 +12253,7 @@
         <w:rPr>
           <w:rFonts w:ascii="Calibri" w:hAnsi="Calibri" w:eastAsia="Arial" w:cs="Calibri"/>
           <w:color w:val="00B050"/>
-          <w:rPrChange w:id="1345" w:author="Assessor GDSXSR" w:date="2026-10-29T00:08:30Z">
+          <w:rPrChange w:id="1472" w:author="Assessor GDSXSR" w:date="2026-10-29T19:59:18Z">
             <w:rPr>
               <w:rFonts w:ascii="Calibri" w:hAnsi="Calibri" w:eastAsia="Arial" w:cs="Calibri"/>
               <w:color w:val="70AD47" w:themeColor="accent6"/>
@@ -10465,7 +12274,7 @@
         <w:rPr>
           <w:rFonts w:ascii="Calibri" w:hAnsi="Calibri" w:eastAsia="Arial" w:cs="Calibri"/>
           <w:color w:val="00B050"/>
-          <w:rPrChange w:id="1346" w:author="Assessor GDSXSR" w:date="2026-10-29T00:08:30Z">
+          <w:rPrChange w:id="1473" w:author="Assessor GDSXSR" w:date="2026-10-29T19:59:18Z">
             <w:rPr>
               <w:rFonts w:ascii="Calibri" w:hAnsi="Calibri" w:eastAsia="Arial" w:cs="Calibri"/>
               <w:color w:val="70AD47" w:themeColor="accent6"/>
@@ -10486,7 +12295,7 @@
         <w:rPr>
           <w:rFonts w:ascii="Calibri" w:hAnsi="Calibri" w:eastAsia="Arial" w:cs="Calibri"/>
           <w:color w:val="00B050"/>
-          <w:rPrChange w:id="1347" w:author="Assessor GDSXSR" w:date="2026-10-29T00:08:30Z">
+          <w:rPrChange w:id="1474" w:author="Assessor GDSXSR" w:date="2026-10-29T19:59:18Z">
             <w:rPr>
               <w:rFonts w:ascii="Calibri" w:hAnsi="Calibri" w:eastAsia="Arial" w:cs="Calibri"/>
               <w:color w:val="70AD47" w:themeColor="accent6"/>
@@ -10507,7 +12316,7 @@
         <w:rPr>
           <w:rFonts w:ascii="Calibri" w:hAnsi="Calibri" w:eastAsia="Arial" w:cs="Calibri"/>
           <w:color w:val="00B050"/>
-          <w:rPrChange w:id="1348" w:author="Assessor GDSXSR" w:date="2026-10-29T00:08:30Z">
+          <w:rPrChange w:id="1475" w:author="Assessor GDSXSR" w:date="2026-10-29T19:59:18Z">
             <w:rPr>
               <w:rFonts w:ascii="Calibri" w:hAnsi="Calibri" w:eastAsia="Arial" w:cs="Calibri"/>
               <w:color w:val="70AD47" w:themeColor="accent6"/>
@@ -10528,7 +12337,7 @@
         <w:rPr>
           <w:rFonts w:ascii="Calibri" w:hAnsi="Calibri" w:eastAsia="Arial" w:cs="Calibri"/>
           <w:color w:val="00B050"/>
-          <w:rPrChange w:id="1349" w:author="Assessor GDSXSR" w:date="2026-10-29T00:08:30Z">
+          <w:rPrChange w:id="1476" w:author="Assessor GDSXSR" w:date="2026-10-29T19:59:18Z">
             <w:rPr>
               <w:rFonts w:ascii="Calibri" w:hAnsi="Calibri" w:eastAsia="Arial" w:cs="Calibri"/>
               <w:color w:val="70AD47" w:themeColor="accent6"/>
@@ -10549,7 +12358,7 @@
         <w:rPr>
           <w:rFonts w:ascii="Calibri" w:hAnsi="Calibri" w:eastAsia="Arial" w:cs="Calibri"/>
           <w:color w:val="00B050"/>
-          <w:rPrChange w:id="1350" w:author="Assessor GDSXSR" w:date="2026-10-29T00:08:30Z">
+          <w:rPrChange w:id="1477" w:author="Assessor GDSXSR" w:date="2026-10-29T19:59:18Z">
             <w:rPr>
               <w:rFonts w:ascii="Calibri" w:hAnsi="Calibri" w:eastAsia="Arial" w:cs="Calibri"/>
               <w:color w:val="70AD47" w:themeColor="accent6"/>
@@ -10570,7 +12379,7 @@
         <w:rPr>
           <w:rFonts w:ascii="Calibri" w:hAnsi="Calibri" w:eastAsia="Arial" w:cs="Calibri"/>
           <w:color w:val="00B050"/>
-          <w:rPrChange w:id="1351" w:author="Assessor GDSXSR" w:date="2026-10-29T00:08:30Z">
+          <w:rPrChange w:id="1478" w:author="Assessor GDSXSR" w:date="2026-10-29T19:59:18Z">
             <w:rPr>
               <w:rFonts w:ascii="Calibri" w:hAnsi="Calibri" w:eastAsia="Arial" w:cs="Calibri"/>
               <w:color w:val="70AD47" w:themeColor="accent6"/>
@@ -10591,7 +12400,7 @@
         <w:rPr>
           <w:rFonts w:ascii="Calibri" w:hAnsi="Calibri" w:eastAsia="Arial" w:cs="Calibri"/>
           <w:color w:val="00B050"/>
-          <w:rPrChange w:id="1352" w:author="Assessor GDSXSR" w:date="2026-10-29T00:08:30Z">
+          <w:rPrChange w:id="1479" w:author="Assessor GDSXSR" w:date="2026-10-29T19:59:18Z">
             <w:rPr>
               <w:rFonts w:ascii="Calibri" w:hAnsi="Calibri" w:eastAsia="Arial" w:cs="Calibri"/>
               <w:color w:val="70AD47" w:themeColor="accent6"/>
@@ -10612,7 +12421,7 @@
         <w:rPr>
           <w:rFonts w:ascii="Calibri" w:hAnsi="Calibri" w:eastAsia="Arial" w:cs="Calibri"/>
           <w:color w:val="00B050"/>
-          <w:rPrChange w:id="1353" w:author="Assessor GDSXSR" w:date="2026-10-29T00:08:30Z">
+          <w:rPrChange w:id="1480" w:author="Assessor GDSXSR" w:date="2026-10-29T19:59:18Z">
             <w:rPr>
               <w:rFonts w:ascii="Calibri" w:hAnsi="Calibri" w:eastAsia="Arial" w:cs="Calibri"/>
               <w:color w:val="70AD47" w:themeColor="accent6"/>
@@ -10633,7 +12442,7 @@
         <w:rPr>
           <w:rFonts w:ascii="Calibri" w:hAnsi="Calibri" w:eastAsia="Arial" w:cs="Calibri"/>
           <w:color w:val="00B050"/>
-          <w:rPrChange w:id="1354" w:author="Assessor GDSXSR" w:date="2026-10-29T00:08:30Z">
+          <w:rPrChange w:id="1481" w:author="Assessor GDSXSR" w:date="2026-10-29T19:59:18Z">
             <w:rPr>
               <w:rFonts w:ascii="Calibri" w:hAnsi="Calibri" w:eastAsia="Arial" w:cs="Calibri"/>
               <w:color w:val="70AD47" w:themeColor="accent6"/>
@@ -10654,7 +12463,7 @@
         <w:rPr>
           <w:rFonts w:ascii="Calibri" w:hAnsi="Calibri" w:eastAsia="Arial" w:cs="Calibri"/>
           <w:color w:val="00B050"/>
-          <w:rPrChange w:id="1355" w:author="Assessor GDSXSR" w:date="2026-10-29T00:08:30Z">
+          <w:rPrChange w:id="1482" w:author="Assessor GDSXSR" w:date="2026-10-29T19:59:18Z">
             <w:rPr>
               <w:rFonts w:ascii="Calibri" w:hAnsi="Calibri" w:eastAsia="Arial" w:cs="Calibri"/>
               <w:color w:val="70AD47" w:themeColor="accent6"/>
@@ -10667,7 +12476,7 @@
         <w:rPr>
           <w:rFonts w:ascii="Calibri" w:hAnsi="Calibri" w:eastAsia="Arial" w:cs="Calibri"/>
           <w:color w:val="00B050"/>
-          <w:rPrChange w:id="1356" w:author="Assessor GDSXSR" w:date="2026-10-29T00:08:30Z">
+          <w:rPrChange w:id="1483" w:author="Assessor GDSXSR" w:date="2026-10-29T19:59:18Z">
             <w:rPr>
               <w:rFonts w:ascii="Calibri" w:hAnsi="Calibri" w:eastAsia="Arial" w:cs="Calibri"/>
               <w:color w:val="70AD47" w:themeColor="accent6"/>
@@ -10688,7 +12497,7 @@
         <w:rPr>
           <w:rFonts w:ascii="Calibri" w:hAnsi="Calibri" w:eastAsia="Arial" w:cs="Calibri"/>
           <w:color w:val="00B050"/>
-          <w:rPrChange w:id="1357" w:author="Assessor GDSXSR" w:date="2026-10-29T00:08:30Z">
+          <w:rPrChange w:id="1484" w:author="Assessor GDSXSR" w:date="2026-10-29T19:59:18Z">
             <w:rPr>
               <w:rFonts w:ascii="Calibri" w:hAnsi="Calibri" w:eastAsia="Arial" w:cs="Calibri"/>
               <w:color w:val="70AD47" w:themeColor="accent6"/>
@@ -10709,7 +12518,7 @@
         <w:rPr>
           <w:rFonts w:ascii="Calibri" w:hAnsi="Calibri" w:eastAsia="Arial" w:cs="Calibri"/>
           <w:color w:val="00B050"/>
-          <w:rPrChange w:id="1358" w:author="Assessor GDSXSR" w:date="2026-10-29T00:08:30Z">
+          <w:rPrChange w:id="1485" w:author="Assessor GDSXSR" w:date="2026-10-29T19:59:18Z">
             <w:rPr>
               <w:rFonts w:ascii="Calibri" w:hAnsi="Calibri" w:eastAsia="Arial" w:cs="Calibri"/>
               <w:color w:val="70AD47" w:themeColor="accent6"/>
@@ -10722,7 +12531,7 @@
         <w:rPr>
           <w:rFonts w:ascii="Calibri" w:hAnsi="Calibri" w:eastAsia="Arial" w:cs="Calibri"/>
           <w:color w:val="00B050"/>
-          <w:rPrChange w:id="1359" w:author="Assessor GDSXSR" w:date="2026-10-29T00:08:30Z">
+          <w:rPrChange w:id="1486" w:author="Assessor GDSXSR" w:date="2026-10-29T19:59:18Z">
             <w:rPr>
               <w:rFonts w:ascii="Calibri" w:hAnsi="Calibri" w:eastAsia="Arial" w:cs="Calibri"/>
             </w:rPr>
@@ -10848,7 +12657,7 @@
       </w:r>
     </w:p>
   </w:comment>
-  <w:comment w:id="5" w:author="Assessor GDSXSR" w:initials="RG" w:date="2026-10-29T00:08:30Z">
+  <w:comment w:id="5" w:author="Assessor GDSXSR" w:initials="RG" w:date="2026-10-29T19:59:18Z">
     <w:p>
       <w:pPr>
         <w:pStyle w:val="CommentText"/>
@@ -10864,7 +12673,7 @@
       </w:r>
     </w:p>
   </w:comment>
-  <w:comment w:id="6" w:author="Assessor GDSXSR" w:initials="RG" w:date="2026-10-29T00:08:30Z">
+  <w:comment w:id="6" w:author="Assessor GDSXSR" w:initials="RG" w:date="2026-10-29T19:59:18Z">
     <w:p>
       <w:pPr>
         <w:pStyle w:val="CommentText"/>
@@ -10880,7 +12689,7 @@
       </w:r>
     </w:p>
   </w:comment>
-  <w:comment w:id="7" w:author="Assessor GDSXSR" w:initials="RG" w:date="2026-10-29T00:08:30Z">
+  <w:comment w:id="7" w:author="Assessor GDSXSR" w:initials="RG" w:date="2026-10-29T19:59:18Z">
     <w:p>
       <w:pPr>
         <w:pStyle w:val="CommentText"/>
@@ -10896,7 +12705,7 @@
       </w:r>
     </w:p>
   </w:comment>
-  <w:comment w:id="8" w:author="Assessor GDSXSR" w:initials="RG" w:date="2026-10-29T00:08:30Z">
+  <w:comment w:id="8" w:author="Assessor GDSXSR" w:initials="RG" w:date="2026-10-29T19:59:18Z">
     <w:p>
       <w:pPr>
         <w:pStyle w:val="CommentText"/>
@@ -10912,7 +12721,7 @@
       </w:r>
     </w:p>
   </w:comment>
-  <w:comment w:id="9" w:author="Assessor GDSXSR" w:initials="RG" w:date="2026-10-29T00:08:30Z">
+  <w:comment w:id="9" w:author="Assessor GDSXSR" w:initials="RG" w:date="2026-10-29T19:59:18Z">
     <w:p>
       <w:pPr>
         <w:pStyle w:val="CommentText"/>
@@ -10928,7 +12737,7 @@
       </w:r>
     </w:p>
   </w:comment>
-  <w:comment w:id="10" w:author="Assessor GDSXSR" w:initials="RG" w:date="2026-10-29T00:08:30Z">
+  <w:comment w:id="10" w:author="Assessor GDSXSR" w:initials="RG" w:date="2026-10-29T19:59:18Z">
     <w:p>
       <w:pPr>
         <w:pStyle w:val="CommentText"/>
@@ -10944,7 +12753,7 @@
       </w:r>
     </w:p>
   </w:comment>
-  <w:comment w:id="11" w:author="Assessor GDSXSR" w:initials="RG" w:date="2026-10-29T00:08:30Z">
+  <w:comment w:id="11" w:author="Assessor GDSXSR" w:initials="RG" w:date="2026-10-29T19:59:18Z">
     <w:p>
       <w:pPr>
         <w:pStyle w:val="CommentText"/>
@@ -10960,7 +12769,7 @@
       </w:r>
     </w:p>
   </w:comment>
-  <w:comment w:id="12" w:author="Assessor GDSXSR" w:initials="RG" w:date="2026-10-29T00:08:30Z">
+  <w:comment w:id="12" w:author="Assessor GDSXSR" w:initials="RG" w:date="2026-10-29T19:59:18Z">
     <w:p>
       <w:pPr>
         <w:pStyle w:val="CommentText"/>
@@ -10972,11 +12781,11 @@
         <w:annotationRef/>
       </w:r>
       <w:r>
-        <w:t>ASSESSOR GDSXSR — Pendência (C-52): o relatório enumera quatro alegações do apelo (inclusive o enriquecimento sem causa), e o voto enumera três (inclusive a jurisprudência do STJ). Sem o apelo (ID 89370589), mantive cada texto como veio; conferir se o enriquecimento sem causa, fundamento da sentença, é enfrentado no capítulo.</w:t>
+        <w:t>ASSESSOR GDSXSR — Conferido no apelo (ID 89370589): corrigi 'Apelo do autora' e ajustei as alegações 2 e 3 ao que o apelo diz (jurisprudência do TJSP e do STJ sobre a cobrança do espólio; enriquecimento sem causa seria da concessionária). O voto passou a enumerar as mesmas alegações do capítulo (C-30).</w:t>
       </w:r>
     </w:p>
   </w:comment>
-  <w:comment w:id="13" w:author="Assessor GDSXSR" w:initials="RG" w:date="2026-10-29T00:08:30Z">
+  <w:comment w:id="13" w:author="Assessor GDSXSR" w:initials="RG" w:date="2026-10-29T19:59:18Z">
     <w:p>
       <w:pPr>
         <w:pStyle w:val="CommentText"/>
@@ -10992,7 +12801,7 @@
       </w:r>
     </w:p>
   </w:comment>
-  <w:comment w:id="14" w:author="Assessor GDSXSR" w:initials="RG" w:date="2026-10-29T00:08:30Z">
+  <w:comment w:id="14" w:author="Assessor GDSXSR" w:initials="RG" w:date="2026-10-29T19:59:18Z">
     <w:p>
       <w:pPr>
         <w:pStyle w:val="CommentText"/>
@@ -11008,7 +12817,7 @@
       </w:r>
     </w:p>
   </w:comment>
-  <w:comment w:id="15" w:author="Assessor GDSXSR" w:initials="RG" w:date="2026-10-29T00:08:30Z">
+  <w:comment w:id="15" w:author="Assessor GDSXSR" w:initials="RG" w:date="2026-10-29T19:59:18Z">
     <w:p>
       <w:pPr>
         <w:pStyle w:val="CommentText"/>
@@ -11020,11 +12829,11 @@
         <w:annotationRef/>
       </w:r>
       <w:r>
-        <w:t>ASSESSOR GDSXSR — Pendência (C-52, C-24): o voto afirma que a apelante assumiu a posse em 11/4/2023 (Ofício nº 764/2024), mas o relatório da sentença registra que, segundo a inicial, ela 'permaneceu na posse do imóvel' após o óbito, e a sentença se apoia nisso para manter a fatura de dezembro de 2020. Sem os autos, mantive a premissa da minuta; conferir nos IDs 89370538, 89370541 e 89370549 e a frase 'Essa versão foi reiterada ao longo da demanda', que está sem ID. Movi os IDs para o fim dos períodos e troquei 'Além disso' por 'No mais' (C-20, C-23).</w:t>
+        <w:t>ASSESSOR GDSXSR — Conferido nos autos: o Ofício nº 764/2024 está no ID 89370538 e registra a posse em 11/04/2023; a autora reitera, na emenda (ID 89370536) e nos embargos (ID 89370541), que residia em outro imóvel (quadra 214, conjunto F, lote 10, adquirido em 13/07/2017) e que só tomou posse após a escritura. A escritura está no ID 89370528, e não no 89370541, que a minuta citava; corrigi (C-24). A sentença registra que a autora 'permaneceu na posse' após o óbito, mas não localizei essa afirmação em peça da autora; acrescentei a frase que contrapõe a premissa da sentença (C-3R). IDs levados ao fim dos períodos e 'Além disso' trocado por 'No mais' (C-20, C-23).</w:t>
       </w:r>
     </w:p>
   </w:comment>
-  <w:comment w:id="16" w:author="Assessor GDSXSR" w:initials="RG" w:date="2026-10-29T00:08:30Z">
+  <w:comment w:id="16" w:author="Assessor GDSXSR" w:initials="RG" w:date="2026-10-29T19:59:18Z">
     <w:p>
       <w:pPr>
         <w:pStyle w:val="CommentText"/>
@@ -11036,11 +12845,27 @@
         <w:annotationRef/>
       </w:r>
       <w:r>
+        <w:t>ASSESSOR GDSXSR — Pendência de resultado (C-53): a prova da CAESB é mais concreta do que a minuta dizia. A contestação (ID 89370549) traz tela cadastral com a autora vinculada à unidade em 10/12/2020 e a OS 2500100122055908, de 22/12/2020, em que 'o usuário' pediu revisão/distribuição da conta de 12/2020 (campo 'Demandante: CLIENTE', sem nome), além da afirmação de posse desde junho de 2020. Descrevi essa prova no texto e expliquei por que não basta; mantive o resultado. Se o Des. Sérgio entender que a OS e o cadastro bastam para provar o uso em dezembro de 2020, o capítulo muda de sentido; linha do Gabinete: modelo 0725583-34 (ônus da concessionária, CPC 373 II).</w:t>
+      </w:r>
+    </w:p>
+  </w:comment>
+  <w:comment w:id="17" w:author="Assessor GDSXSR" w:initials="RG" w:date="2026-10-29T19:59:18Z">
+    <w:p>
+      <w:pPr>
+        <w:pStyle w:val="CommentText"/>
+      </w:pPr>
+      <w:r>
+        <w:rPr>
+          <w:rStyle w:val="CommentReference"/>
+        </w:rPr>
+        <w:annotationRef/>
+      </w:r>
+      <w:r>
         <w:t>ASSESSOR GDSXSR — Inseri a transcrição do CPC 373 II, norma que sustenta o capítulo (C-66 a), conferida no Planalto pelo iajus, e passei o período sobre o ônus da prova para a forma compacta (C-20). Cisão em períodos (C-11).</w:t>
       </w:r>
     </w:p>
   </w:comment>
-  <w:comment w:id="17" w:author="Assessor GDSXSR" w:initials="RG" w:date="2026-10-29T00:08:30Z">
+  <w:comment w:id="18" w:author="Assessor GDSXSR" w:initials="RG" w:date="2026-10-29T19:59:18Z">
     <w:p>
       <w:pPr>
         <w:pStyle w:val="CommentText"/>
@@ -11056,7 +12881,7 @@
       </w:r>
     </w:p>
   </w:comment>
-  <w:comment w:id="18" w:author="Assessor GDSXSR" w:initials="RG" w:date="2026-10-29T00:08:30Z">
+  <w:comment w:id="19" w:author="Assessor GDSXSR" w:initials="RG" w:date="2026-10-29T19:59:18Z">
     <w:p>
       <w:pPr>
         <w:pStyle w:val="CommentText"/>
@@ -11072,7 +12897,7 @@
       </w:r>
     </w:p>
   </w:comment>
-  <w:comment w:id="19" w:author="Assessor GDSXSR" w:initials="RG" w:date="2026-10-29T00:08:30Z">
+  <w:comment w:id="20" w:author="Assessor GDSXSR" w:initials="RG" w:date="2026-10-29T19:59:18Z">
     <w:p>
       <w:pPr>
         <w:pStyle w:val="CommentText"/>
@@ -11084,7 +12909,7 @@
         <w:annotationRef/>
       </w:r>
       <w:r>
-        <w:t>ASSESSOR GDSXSR — Honorários (C-51): a minuta mandava manter 'os parâmetros' da sentença, o que incluiria os R$ 300,00 da ré, incompatíveis com o provimento. Explicitei que subsistem os R$ 1.000,00 fixados em favor da autora e que saem os arbitrados à ré. Texto da sentença (ID 89370577): “Fixo, em favor da parte autora, honorários advocatícios de sucumbência, (...) arbitro por equidade em R$ 1.000,00 (mil reais), com fundamento no art. 85, § 8º, do Código de Processo Civil.” e “Fixo, em favor da parte requerida, honorários advocatícios de sucumbência, também por equidade, no valor de R$ 300,00 (trezentos reais) (...)”. Acrescentei 'Sem honorários recursais', pois o apelo foi provido (padrão do perfil APC, item 7).</w:t>
+        <w:t>ASSESSOR GDSXSR — Honorários (C-51): a minuta mandava manter 'os parâmetros' da sentença, o que incluiria os R$ 300,00 da ré, incompatíveis com o provimento. Explicitei que subsistem os R$ 1.000,00 fixados em favor da autora e que saem os arbitrados à ré. Texto da sentença (ID 89370577): “Fixo, em favor da parte autora, honorários advocatícios de sucumbência, (...) arbitro por equidade em R$ 1.000,00 (mil reais), com fundamento no art. 85, § 8º, do Código de Processo Civil.” e “Fixo, em favor da parte requerida, honorários advocatícios de sucumbência, também por equidade, no valor de R$ 300,00 (trezentos reais) (...)”. Acrescentei 'Sem honorários recursais': o apelo pediu a majoração em grau recursal (ID 89370589), mas foi provido e não há recorrente vencido (padrão do perfil APC, item 7).</w:t>
       </w:r>
     </w:p>
   </w:comment>
